--- a/dist/12hz-power-grid/12Hz_Field_Guide_Electricians.docx
+++ b/dist/12hz-power-grid/12Hz_Field_Guide_Electricians.docx
@@ -87,8 +87,8 @@
       </w:r>
       <w:r>
         <w:rPr>
+          <w:iCs/>
           <w:i/>
-          <w:iCs/>
         </w:rPr>
         <w:t xml:space="preserve">Commodity-Steel Transformers at 12 Hz: Breaking the GOES Bottleneck</w:t>
       </w:r>
@@ -276,11 +276,11 @@
     </w:p>
     <w:p>
       <w:pPr>
-        <w:pStyle w:val="Compact"/>
         <w:numPr>
           <w:ilvl w:val="0"/>
           <w:numId w:val="1001"/>
         </w:numPr>
+        <w:pStyle w:val="Compact"/>
       </w:pPr>
       <w:r>
         <w:t xml:space="preserve">Transformer construction: copper windings, iron core, oil insulation, bushings, tank</w:t>
@@ -288,11 +288,11 @@
     </w:p>
     <w:p>
       <w:pPr>
-        <w:pStyle w:val="Compact"/>
         <w:numPr>
           <w:ilvl w:val="0"/>
           <w:numId w:val="1001"/>
         </w:numPr>
+        <w:pStyle w:val="Compact"/>
       </w:pPr>
       <w:r>
         <w:t xml:space="preserve">Three-phase and single-phase AC power</w:t>
@@ -300,11 +300,11 @@
     </w:p>
     <w:p>
       <w:pPr>
-        <w:pStyle w:val="Compact"/>
         <w:numPr>
           <w:ilvl w:val="0"/>
           <w:numId w:val="1001"/>
         </w:numPr>
+        <w:pStyle w:val="Compact"/>
       </w:pPr>
       <w:r>
         <w:t xml:space="preserve">Star (wye) and delta configurations</w:t>
@@ -312,11 +312,11 @@
     </w:p>
     <w:p>
       <w:pPr>
-        <w:pStyle w:val="Compact"/>
         <w:numPr>
           <w:ilvl w:val="0"/>
           <w:numId w:val="1001"/>
         </w:numPr>
+        <w:pStyle w:val="Compact"/>
       </w:pPr>
       <w:r>
         <w:t xml:space="preserve">Voltage, current, resistance, power, Ohm's law</w:t>
@@ -324,11 +324,11 @@
     </w:p>
     <w:p>
       <w:pPr>
-        <w:pStyle w:val="Compact"/>
         <w:numPr>
           <w:ilvl w:val="0"/>
           <w:numId w:val="1001"/>
         </w:numPr>
+        <w:pStyle w:val="Compact"/>
       </w:pPr>
       <w:r>
         <w:t xml:space="preserve">Circuit breakers, fuses, relays, earthing/grounding</w:t>
@@ -336,11 +336,11 @@
     </w:p>
     <w:p>
       <w:pPr>
-        <w:pStyle w:val="Compact"/>
         <w:numPr>
           <w:ilvl w:val="0"/>
           <w:numId w:val="1001"/>
         </w:numPr>
+        <w:pStyle w:val="Compact"/>
       </w:pPr>
       <w:r>
         <w:t xml:space="preserve">Oil-filled transformer operation and basic maintenance</w:t>
@@ -348,11 +348,11 @@
     </w:p>
     <w:p>
       <w:pPr>
-        <w:pStyle w:val="Compact"/>
         <w:numPr>
           <w:ilvl w:val="0"/>
           <w:numId w:val="1001"/>
         </w:numPr>
+        <w:pStyle w:val="Compact"/>
       </w:pPr>
       <w:r>
         <w:t xml:space="preserve">Insulation resistance testing (megger)</w:t>
@@ -360,11 +360,11 @@
     </w:p>
     <w:p>
       <w:pPr>
-        <w:pStyle w:val="Compact"/>
         <w:numPr>
           <w:ilvl w:val="0"/>
           <w:numId w:val="1001"/>
         </w:numPr>
+        <w:pStyle w:val="Compact"/>
       </w:pPr>
       <w:r>
         <w:t xml:space="preserve">Surge arresters / lightning arresters</w:t>
@@ -372,11 +372,11 @@
     </w:p>
     <w:p>
       <w:pPr>
-        <w:pStyle w:val="Compact"/>
         <w:numPr>
           <w:ilvl w:val="0"/>
           <w:numId w:val="1001"/>
         </w:numPr>
+        <w:pStyle w:val="Compact"/>
       </w:pPr>
       <w:r>
         <w:t xml:space="preserve">Distribution and transmission line concepts</w:t>
@@ -384,11 +384,11 @@
     </w:p>
     <w:p>
       <w:pPr>
-        <w:pStyle w:val="Compact"/>
         <w:numPr>
           <w:ilvl w:val="0"/>
           <w:numId w:val="1001"/>
         </w:numPr>
+        <w:pStyle w:val="Compact"/>
       </w:pPr>
       <w:r>
         <w:t xml:space="preserve">AC and DC power, rectification basics</w:t>
@@ -396,11 +396,11 @@
     </w:p>
     <w:p>
       <w:pPr>
-        <w:pStyle w:val="Compact"/>
         <w:numPr>
           <w:ilvl w:val="0"/>
           <w:numId w:val="1001"/>
         </w:numPr>
+        <w:pStyle w:val="Compact"/>
       </w:pPr>
       <w:r>
         <w:t xml:space="preserve">Motor wiring and motor control</w:t>
@@ -408,11 +408,11 @@
     </w:p>
     <w:p>
       <w:pPr>
-        <w:pStyle w:val="Compact"/>
         <w:numPr>
           <w:ilvl w:val="0"/>
           <w:numId w:val="1001"/>
         </w:numPr>
+        <w:pStyle w:val="Compact"/>
       </w:pPr>
       <w:r>
         <w:t xml:space="preserve">Power factor and power factor correction</w:t>
@@ -466,8 +466,8 @@
       <w:tblPr>
         <w:tblStyle w:val="Table"/>
         <w:tblW w:type="auto" w:w="0"/>
-        <w:jc w:val="left"/>
         <w:tblLook w:firstRow="1" w:lastRow="0" w:firstColumn="0" w:lastColumn="0" w:noHBand="0" w:noVBand="0" w:val="0020"/>
+        <w:jc w:val="start"/>
       </w:tblPr>
       <w:tblGrid>
         <w:gridCol w:w="2640"/>
@@ -476,7 +476,7 @@
       </w:tblGrid>
       <w:tr>
         <w:trPr>
-          <w:tblHeader w:val="on"/>
+          <w:tblHeader w:val="true"/>
         </w:trPr>
         <w:tc>
           <w:tcPr/>
@@ -1130,8 +1130,8 @@
       </w:pPr>
       <w:r>
         <w:rPr>
+          <w:bCs/>
           <w:b/>
-          <w:bCs/>
         </w:rPr>
         <w:t xml:space="preserve">The key point:</w:t>
       </w:r>
@@ -1199,8 +1199,8 @@
       <w:tblPr>
         <w:tblStyle w:val="Table"/>
         <w:tblW w:type="auto" w:w="0"/>
-        <w:jc w:val="left"/>
         <w:tblLook w:firstRow="1" w:lastRow="0" w:firstColumn="0" w:lastColumn="0" w:noHBand="0" w:noVBand="0" w:val="0020"/>
+        <w:jc w:val="start"/>
       </w:tblPr>
       <w:tblGrid>
         <w:gridCol w:w="2640"/>
@@ -1209,7 +1209,7 @@
       </w:tblGrid>
       <w:tr>
         <w:trPr>
-          <w:tblHeader w:val="on"/>
+          <w:tblHeader w:val="true"/>
         </w:trPr>
         <w:tc>
           <w:tcPr/>
@@ -1419,8 +1419,8 @@
       <w:tblPr>
         <w:tblStyle w:val="Table"/>
         <w:tblW w:type="auto" w:w="0"/>
-        <w:jc w:val="left"/>
         <w:tblLook w:firstRow="1" w:lastRow="0" w:firstColumn="0" w:lastColumn="0" w:noHBand="0" w:noVBand="0" w:val="0020"/>
+        <w:jc w:val="start"/>
       </w:tblPr>
       <w:tblGrid>
         <w:gridCol w:w="2640"/>
@@ -1429,7 +1429,7 @@
       </w:tblGrid>
       <w:tr>
         <w:trPr>
-          <w:tblHeader w:val="on"/>
+          <w:tblHeader w:val="true"/>
         </w:trPr>
         <w:tc>
           <w:tcPr/>
@@ -1631,8 +1631,8 @@
       <w:tblPr>
         <w:tblStyle w:val="Table"/>
         <w:tblW w:type="auto" w:w="0"/>
-        <w:jc w:val="left"/>
         <w:tblLook w:firstRow="1" w:lastRow="0" w:firstColumn="0" w:lastColumn="0" w:noHBand="0" w:noVBand="0" w:val="0020"/>
+        <w:jc w:val="start"/>
       </w:tblPr>
       <w:tblGrid>
         <w:gridCol w:w="2640"/>
@@ -1641,7 +1641,7 @@
       </w:tblGrid>
       <w:tr>
         <w:trPr>
-          <w:tblHeader w:val="on"/>
+          <w:tblHeader w:val="true"/>
         </w:trPr>
         <w:tc>
           <w:tcPr/>
@@ -1817,8 +1817,8 @@
       <w:tblPr>
         <w:tblStyle w:val="Table"/>
         <w:tblW w:type="auto" w:w="0"/>
-        <w:jc w:val="left"/>
         <w:tblLook w:firstRow="1" w:lastRow="0" w:firstColumn="0" w:lastColumn="0" w:noHBand="0" w:noVBand="0" w:val="0020"/>
+        <w:jc w:val="start"/>
       </w:tblPr>
       <w:tblGrid>
         <w:gridCol w:w="2640"/>
@@ -1827,7 +1827,7 @@
       </w:tblGrid>
       <w:tr>
         <w:trPr>
-          <w:tblHeader w:val="on"/>
+          <w:tblHeader w:val="true"/>
         </w:trPr>
         <w:tc>
           <w:tcPr/>
@@ -1987,8 +1987,8 @@
       </w:pPr>
       <w:r>
         <w:rPr>
+          <w:bCs/>
           <w:b/>
-          <w:bCs/>
         </w:rPr>
         <w:t xml:space="preserve">Practical consequence:</w:t>
       </w:r>
@@ -2031,8 +2031,8 @@
       <w:tblPr>
         <w:tblStyle w:val="Table"/>
         <w:tblW w:type="auto" w:w="0"/>
-        <w:jc w:val="left"/>
         <w:tblLook w:firstRow="1" w:lastRow="0" w:firstColumn="0" w:lastColumn="0" w:noHBand="0" w:noVBand="0" w:val="0020"/>
+        <w:jc w:val="start"/>
       </w:tblPr>
       <w:tblGrid>
         <w:gridCol w:w="2640"/>
@@ -2041,7 +2041,7 @@
       </w:tblGrid>
       <w:tr>
         <w:trPr>
-          <w:tblHeader w:val="on"/>
+          <w:tblHeader w:val="true"/>
         </w:trPr>
         <w:tc>
           <w:tcPr/>
@@ -2286,8 +2286,8 @@
       <w:tblPr>
         <w:tblStyle w:val="Table"/>
         <w:tblW w:type="auto" w:w="0"/>
-        <w:jc w:val="left"/>
         <w:tblLook w:firstRow="1" w:lastRow="0" w:firstColumn="0" w:lastColumn="0" w:noHBand="0" w:noVBand="0" w:val="0020"/>
+        <w:jc w:val="start"/>
       </w:tblPr>
       <w:tblGrid>
         <w:gridCol w:w="1980"/>
@@ -2297,7 +2297,7 @@
       </w:tblGrid>
       <w:tr>
         <w:trPr>
-          <w:tblHeader w:val="on"/>
+          <w:tblHeader w:val="true"/>
         </w:trPr>
         <w:tc>
           <w:tcPr/>
@@ -2686,8 +2686,8 @@
       </w:pPr>
       <w:r>
         <w:rPr>
+          <w:bCs/>
           <w:b/>
-          <w:bCs/>
         </w:rPr>
         <w:t xml:space="preserve">AC breaker (12 Hz)</w:t>
       </w:r>
@@ -2716,8 +2716,8 @@
       </w:pPr>
       <w:r>
         <w:rPr>
+          <w:bCs/>
           <w:b/>
-          <w:bCs/>
         </w:rPr>
         <w:t xml:space="preserve">DC breaker</w:t>
       </w:r>
@@ -2770,8 +2770,8 @@
       </w:pPr>
       <w:r>
         <w:rPr>
+          <w:bCs/>
           <w:b/>
-          <w:bCs/>
         </w:rPr>
         <w:t xml:space="preserve">12 Hz AC transformer</w:t>
       </w:r>
@@ -2812,8 +2812,8 @@
       </w:pPr>
       <w:r>
         <w:rPr>
+          <w:bCs/>
           <w:b/>
-          <w:bCs/>
         </w:rPr>
         <w:t xml:space="preserve">DC solid-state transformer (SST)</w:t>
       </w:r>
@@ -3115,8 +3115,8 @@
       </w:pPr>
       <w:r>
         <w:rPr>
+          <w:bCs/>
           <w:b/>
-          <w:bCs/>
         </w:rPr>
         <w:t xml:space="preserve">The difference:</w:t>
       </w:r>
@@ -3217,8 +3217,8 @@
       <w:tblPr>
         <w:tblStyle w:val="Table"/>
         <w:tblW w:type="auto" w:w="0"/>
-        <w:jc w:val="left"/>
         <w:tblLook w:firstRow="1" w:lastRow="0" w:firstColumn="0" w:lastColumn="0" w:noHBand="0" w:noVBand="0" w:val="0020"/>
+        <w:jc w:val="start"/>
       </w:tblPr>
       <w:tblGrid>
         <w:gridCol w:w="1980"/>
@@ -3228,7 +3228,7 @@
       </w:tblGrid>
       <w:tr>
         <w:trPr>
-          <w:tblHeader w:val="on"/>
+          <w:tblHeader w:val="true"/>
         </w:trPr>
         <w:tc>
           <w:tcPr/>
@@ -3437,16 +3437,16 @@
     </w:p>
     <w:p>
       <w:pPr>
-        <w:pStyle w:val="Compact"/>
         <w:numPr>
           <w:ilvl w:val="0"/>
           <w:numId w:val="1002"/>
         </w:numPr>
+        <w:pStyle w:val="Compact"/>
       </w:pPr>
       <w:r>
         <w:rPr>
+          <w:bCs/>
           <w:b/>
-          <w:bCs/>
         </w:rPr>
         <w:t xml:space="preserve">Frequency regulation:</w:t>
       </w:r>
@@ -3471,16 +3471,16 @@
     </w:p>
     <w:p>
       <w:pPr>
-        <w:pStyle w:val="Compact"/>
         <w:numPr>
           <w:ilvl w:val="0"/>
           <w:numId w:val="1002"/>
         </w:numPr>
+        <w:pStyle w:val="Compact"/>
       </w:pPr>
       <w:r>
         <w:rPr>
+          <w:bCs/>
           <w:b/>
-          <w:bCs/>
         </w:rPr>
         <w:t xml:space="preserve">Power smoothing:</w:t>
       </w:r>
@@ -3505,16 +3505,16 @@
     </w:p>
     <w:p>
       <w:pPr>
-        <w:pStyle w:val="Compact"/>
         <w:numPr>
           <w:ilvl w:val="0"/>
           <w:numId w:val="1002"/>
         </w:numPr>
+        <w:pStyle w:val="Compact"/>
       </w:pPr>
       <w:r>
         <w:rPr>
+          <w:bCs/>
           <w:b/>
-          <w:bCs/>
         </w:rPr>
         <w:t xml:space="preserve">Fault ride-through:</w:t>
       </w:r>
@@ -3539,16 +3539,16 @@
     </w:p>
     <w:p>
       <w:pPr>
-        <w:pStyle w:val="Compact"/>
         <w:numPr>
           <w:ilvl w:val="0"/>
           <w:numId w:val="1002"/>
         </w:numPr>
+        <w:pStyle w:val="Compact"/>
       </w:pPr>
       <w:r>
         <w:rPr>
+          <w:bCs/>
           <w:b/>
-          <w:bCs/>
         </w:rPr>
         <w:t xml:space="preserve">Black start:</w:t>
       </w:r>
@@ -3649,19 +3649,19 @@
       </w:pPr>
       <w:r>
         <w:rPr>
+          <w:bCs/>
           <w:b/>
-          <w:bCs/>
         </w:rPr>
         <w:t xml:space="preserve">Procedure: Distribution transformer installation (1 to 3 days, two-person crew)</w:t>
       </w:r>
     </w:p>
     <w:p>
       <w:pPr>
-        <w:pStyle w:val="Compact"/>
         <w:numPr>
           <w:ilvl w:val="0"/>
           <w:numId w:val="1003"/>
         </w:numPr>
+        <w:pStyle w:val="Compact"/>
       </w:pPr>
       <w:r>
         <w:t xml:space="preserve">Pour or verify concrete pad. Standard pad dimensions, scaled for the larger 12 Hz</w:t>
@@ -3675,11 +3675,11 @@
     </w:p>
     <w:p>
       <w:pPr>
-        <w:pStyle w:val="Compact"/>
         <w:numPr>
           <w:ilvl w:val="0"/>
           <w:numId w:val="1003"/>
         </w:numPr>
+        <w:pStyle w:val="Compact"/>
       </w:pPr>
       <w:r>
         <w:t xml:space="preserve">Set transformer with crane truck. Secure to pad with anchor bolts.</w:t>
@@ -3687,11 +3687,11 @@
     </w:p>
     <w:p>
       <w:pPr>
-        <w:pStyle w:val="Compact"/>
         <w:numPr>
           <w:ilvl w:val="0"/>
           <w:numId w:val="1003"/>
         </w:numPr>
+        <w:pStyle w:val="Compact"/>
       </w:pPr>
       <w:r>
         <w:t xml:space="preserve">Connect high-voltage bushings to the incoming distribution line.</w:t>
@@ -3699,11 +3699,11 @@
     </w:p>
     <w:p>
       <w:pPr>
-        <w:pStyle w:val="Compact"/>
         <w:numPr>
           <w:ilvl w:val="0"/>
           <w:numId w:val="1003"/>
         </w:numPr>
+        <w:pStyle w:val="Compact"/>
       </w:pPr>
       <w:r>
         <w:t xml:space="preserve">Connect low-voltage bushings to the consumer service conductors.</w:t>
@@ -3711,11 +3711,11 @@
     </w:p>
     <w:p>
       <w:pPr>
-        <w:pStyle w:val="Compact"/>
         <w:numPr>
           <w:ilvl w:val="0"/>
           <w:numId w:val="1003"/>
         </w:numPr>
+        <w:pStyle w:val="Compact"/>
       </w:pPr>
       <w:r>
         <w:t xml:space="preserve">Fill transformer tank with insulating oil to the marked level.</w:t>
@@ -3723,11 +3723,11 @@
     </w:p>
     <w:p>
       <w:pPr>
-        <w:pStyle w:val="Compact"/>
         <w:numPr>
           <w:ilvl w:val="0"/>
           <w:numId w:val="1003"/>
         </w:numPr>
+        <w:pStyle w:val="Compact"/>
       </w:pPr>
       <w:r>
         <w:t xml:space="preserve">Perform insulation resistance test (megger test) on all windings: primary-to-secondary,</w:t>
@@ -3753,11 +3753,11 @@
     </w:p>
     <w:p>
       <w:pPr>
-        <w:pStyle w:val="Compact"/>
         <w:numPr>
           <w:ilvl w:val="0"/>
           <w:numId w:val="1003"/>
         </w:numPr>
+        <w:pStyle w:val="Compact"/>
       </w:pPr>
       <w:r>
         <w:t xml:space="preserve">Verify winding ratio with a turns-ratio tester or by applying known low voltage to the</w:t>
@@ -3771,11 +3771,11 @@
     </w:p>
     <w:p>
       <w:pPr>
-        <w:pStyle w:val="Compact"/>
         <w:numPr>
           <w:ilvl w:val="0"/>
           <w:numId w:val="1003"/>
         </w:numPr>
+        <w:pStyle w:val="Compact"/>
       </w:pPr>
       <w:r>
         <w:t xml:space="preserve">Verify earth connection to the transformer tank.</w:t>
@@ -3783,11 +3783,11 @@
     </w:p>
     <w:p>
       <w:pPr>
-        <w:pStyle w:val="Compact"/>
         <w:numPr>
           <w:ilvl w:val="0"/>
           <w:numId w:val="1003"/>
         </w:numPr>
+        <w:pStyle w:val="Compact"/>
       </w:pPr>
       <w:r>
         <w:t xml:space="preserve">Install surge arresters on all bushings.</w:t>
@@ -3795,11 +3795,11 @@
     </w:p>
     <w:p>
       <w:pPr>
-        <w:pStyle w:val="Compact"/>
         <w:numPr>
           <w:ilvl w:val="0"/>
           <w:numId w:val="1003"/>
         </w:numPr>
+        <w:pStyle w:val="Compact"/>
       </w:pPr>
       <w:r>
         <w:t xml:space="preserve">Energize under no-load. Listen for unusual hum or vibration. Check for oil leaks at all</w:t>
@@ -3813,11 +3813,11 @@
     </w:p>
     <w:p>
       <w:pPr>
-        <w:pStyle w:val="Compact"/>
         <w:numPr>
           <w:ilvl w:val="0"/>
           <w:numId w:val="1003"/>
         </w:numPr>
+        <w:pStyle w:val="Compact"/>
       </w:pPr>
       <w:r>
         <w:t xml:space="preserve">Apply load incrementally. Monitor oil temperature. Verify secondary voltage under load.</w:t>
@@ -3926,8 +3926,8 @@
       <w:tblPr>
         <w:tblStyle w:val="Table"/>
         <w:tblW w:type="auto" w:w="0"/>
-        <w:jc w:val="left"/>
         <w:tblLook w:firstRow="1" w:lastRow="0" w:firstColumn="0" w:lastColumn="0" w:noHBand="0" w:noVBand="0" w:val="0020"/>
+        <w:jc w:val="start"/>
       </w:tblPr>
       <w:tblGrid>
         <w:gridCol w:w="1980"/>
@@ -3937,7 +3937,7 @@
       </w:tblGrid>
       <w:tr>
         <w:trPr>
-          <w:tblHeader w:val="on"/>
+          <w:tblHeader w:val="true"/>
         </w:trPr>
         <w:tc>
           <w:tcPr/>
@@ -4344,16 +4344,16 @@
     </w:p>
     <w:p>
       <w:pPr>
-        <w:pStyle w:val="Compact"/>
         <w:numPr>
           <w:ilvl w:val="0"/>
           <w:numId w:val="1004"/>
         </w:numPr>
+        <w:pStyle w:val="Compact"/>
       </w:pPr>
       <w:r>
         <w:rPr>
+          <w:bCs/>
           <w:b/>
-          <w:bCs/>
         </w:rPr>
         <w:t xml:space="preserve">Unusual hum or vibration:</w:t>
       </w:r>
@@ -4372,16 +4372,16 @@
     </w:p>
     <w:p>
       <w:pPr>
-        <w:pStyle w:val="Compact"/>
         <w:numPr>
           <w:ilvl w:val="0"/>
           <w:numId w:val="1004"/>
         </w:numPr>
+        <w:pStyle w:val="Compact"/>
       </w:pPr>
       <w:r>
         <w:rPr>
+          <w:bCs/>
           <w:b/>
-          <w:bCs/>
         </w:rPr>
         <w:t xml:space="preserve">Oil leaks:</w:t>
       </w:r>
@@ -4400,16 +4400,16 @@
     </w:p>
     <w:p>
       <w:pPr>
-        <w:pStyle w:val="Compact"/>
         <w:numPr>
           <w:ilvl w:val="0"/>
           <w:numId w:val="1004"/>
         </w:numPr>
+        <w:pStyle w:val="Compact"/>
       </w:pPr>
       <w:r>
         <w:rPr>
+          <w:bCs/>
           <w:b/>
-          <w:bCs/>
         </w:rPr>
         <w:t xml:space="preserve">Oil discolouration:</w:t>
       </w:r>
@@ -4428,16 +4428,16 @@
     </w:p>
     <w:p>
       <w:pPr>
-        <w:pStyle w:val="Compact"/>
         <w:numPr>
           <w:ilvl w:val="0"/>
           <w:numId w:val="1004"/>
         </w:numPr>
+        <w:pStyle w:val="Compact"/>
       </w:pPr>
       <w:r>
         <w:rPr>
+          <w:bCs/>
           <w:b/>
-          <w:bCs/>
         </w:rPr>
         <w:t xml:space="preserve">Elevated temperature:</w:t>
       </w:r>
@@ -4456,16 +4456,16 @@
     </w:p>
     <w:p>
       <w:pPr>
-        <w:pStyle w:val="Compact"/>
         <w:numPr>
           <w:ilvl w:val="0"/>
           <w:numId w:val="1004"/>
         </w:numPr>
+        <w:pStyle w:val="Compact"/>
       </w:pPr>
       <w:r>
         <w:rPr>
+          <w:bCs/>
           <w:b/>
-          <w:bCs/>
         </w:rPr>
         <w:t xml:space="preserve">Burnt smell:</w:t>
       </w:r>
@@ -4478,16 +4478,16 @@
     </w:p>
     <w:p>
       <w:pPr>
-        <w:pStyle w:val="Compact"/>
         <w:numPr>
           <w:ilvl w:val="0"/>
           <w:numId w:val="1004"/>
         </w:numPr>
+        <w:pStyle w:val="Compact"/>
       </w:pPr>
       <w:r>
         <w:rPr>
+          <w:bCs/>
           <w:b/>
-          <w:bCs/>
         </w:rPr>
         <w:t xml:space="preserve">Bulging tank or pressure relief device activation:</w:t>
       </w:r>
@@ -4525,8 +4525,8 @@
       <w:tblPr>
         <w:tblStyle w:val="Table"/>
         <w:tblW w:type="auto" w:w="0"/>
-        <w:jc w:val="left"/>
         <w:tblLook w:firstRow="1" w:lastRow="0" w:firstColumn="0" w:lastColumn="0" w:noHBand="0" w:noVBand="0" w:val="0020"/>
+        <w:jc w:val="start"/>
       </w:tblPr>
       <w:tblGrid>
         <w:gridCol w:w="2640"/>
@@ -4535,7 +4535,7 @@
       </w:tblGrid>
       <w:tr>
         <w:trPr>
-          <w:tblHeader w:val="on"/>
+          <w:tblHeader w:val="true"/>
         </w:trPr>
         <w:tc>
           <w:tcPr/>
@@ -4855,8 +4855,8 @@
       <w:tblPr>
         <w:tblStyle w:val="Table"/>
         <w:tblW w:type="auto" w:w="0"/>
-        <w:jc w:val="left"/>
         <w:tblLook w:firstRow="1" w:lastRow="0" w:firstColumn="0" w:lastColumn="0" w:noHBand="0" w:noVBand="0" w:val="0020"/>
+        <w:jc w:val="start"/>
       </w:tblPr>
       <w:tblGrid>
         <w:gridCol w:w="1980"/>
@@ -4866,7 +4866,7 @@
       </w:tblGrid>
       <w:tr>
         <w:trPr>
-          <w:tblHeader w:val="on"/>
+          <w:tblHeader w:val="true"/>
         </w:trPr>
         <w:tc>
           <w:tcPr/>
@@ -5276,8 +5276,8 @@
       <w:tblPr>
         <w:tblStyle w:val="Table"/>
         <w:tblW w:type="auto" w:w="0"/>
-        <w:jc w:val="left"/>
         <w:tblLook w:firstRow="1" w:lastRow="0" w:firstColumn="0" w:lastColumn="0" w:noHBand="0" w:noVBand="0" w:val="0020"/>
+        <w:jc w:val="start"/>
       </w:tblPr>
       <w:tblGrid>
         <w:gridCol w:w="2640"/>
@@ -5286,7 +5286,7 @@
       </w:tblGrid>
       <w:tr>
         <w:trPr>
-          <w:tblHeader w:val="on"/>
+          <w:tblHeader w:val="true"/>
         </w:trPr>
         <w:tc>
           <w:tcPr/>
@@ -5670,8 +5670,8 @@
       <w:tblPr>
         <w:tblStyle w:val="Table"/>
         <w:tblW w:type="auto" w:w="0"/>
-        <w:jc w:val="left"/>
         <w:tblLook w:firstRow="1" w:lastRow="0" w:firstColumn="0" w:lastColumn="0" w:noHBand="0" w:noVBand="0" w:val="0020"/>
+        <w:jc w:val="start"/>
       </w:tblPr>
       <w:tblGrid>
         <w:gridCol w:w="3960"/>
@@ -5679,7 +5679,7 @@
       </w:tblGrid>
       <w:tr>
         <w:trPr>
-          <w:tblHeader w:val="on"/>
+          <w:tblHeader w:val="true"/>
         </w:trPr>
         <w:tc>
           <w:tcPr/>
@@ -7193,22 +7193,22 @@
       </w:r>
       <w:r>
         <w:rPr>
+          <w:iCs/>
           <w:i/>
-          <w:iCs/>
         </w:rPr>
         <w:t xml:space="preserve">Commodity-Steel Transformers at 12 Hz: Breaking the GOES</w:t>
       </w:r>
       <w:r>
         <w:rPr>
+          <w:iCs/>
           <w:i/>
+        </w:rPr>
+        <w:t xml:space="preserve"> </w:t>
+      </w:r>
+      <w:r>
+        <w:rPr>
           <w:iCs/>
-        </w:rPr>
-        <w:t xml:space="preserve"> </w:t>
-      </w:r>
-      <w:r>
-        <w:rPr>
           <w:i/>
-          <w:iCs/>
         </w:rPr>
         <w:t xml:space="preserve">Bottleneck</w:t>
       </w:r>
@@ -7223,22 +7223,22 @@
       </w:r>
       <w:r>
         <w:rPr>
+          <w:iCs/>
           <w:i/>
-          <w:iCs/>
         </w:rPr>
         <w:t xml:space="preserve">Technical Annex: 12 Hz AC Backbone vs. All-DC Grid</w:t>
       </w:r>
       <w:r>
         <w:rPr>
+          <w:iCs/>
           <w:i/>
+        </w:rPr>
+        <w:t xml:space="preserve"> </w:t>
+      </w:r>
+      <w:r>
+        <w:rPr>
           <w:iCs/>
-        </w:rPr>
-        <w:t xml:space="preserve"> </w:t>
-      </w:r>
-      <w:r>
-        <w:rPr>
           <w:i/>
-          <w:iCs/>
         </w:rPr>
         <w:t xml:space="preserve">Architecture</w:t>
       </w:r>
@@ -7288,7 +7288,7 @@
 <file path=word/numbering.xml><?xml version="1.0" encoding="utf-8"?>
 <w:numbering xmlns:w="http://schemas.openxmlformats.org/wordprocessingml/2006/main">
   <w:abstractNum w:abstractNumId="990">
-    <w:nsid w:val="0000A990"/>
+    <w:nsid w:val="A990"/>
     <w:multiLevelType w:val="multilevel"/>
     <w:lvl w:ilvl="0">
       <w:numFmt w:val="bullet"/>
@@ -7364,7 +7364,7 @@
     </w:lvl>
   </w:abstractNum>
   <w:abstractNum w:abstractNumId="991">
-    <w:nsid w:val="0000A991"/>
+    <w:nsid w:val="A991"/>
     <w:multiLevelType w:val="multilevel"/>
     <w:lvl w:ilvl="0">
       <w:numFmt w:val="bullet"/>
@@ -7440,7 +7440,7 @@
     </w:lvl>
   </w:abstractNum>
   <w:abstractNum w:abstractNumId="99201">
-    <w:nsid w:val="00A99201"/>
+    <w:nsid w:val="A99201"/>
     <w:multiLevelType w:val="multilevel"/>
     <w:lvl w:ilvl="0">
       <w:start w:val="1"/>
@@ -7595,10 +7595,10 @@
     <w:name w:val="Body Text"/>
     <w:basedOn w:val="Normal"/>
     <w:link w:val="BodyTextChar"/>
-    <w:qFormat/>
     <w:pPr>
       <w:spacing w:after="180" w:before="180"/>
     </w:pPr>
+    <w:qFormat/>
   </w:style>
   <w:style w:customStyle="1" w:styleId="FirstParagraph" w:type="paragraph">
     <w:name w:val="First Paragraph"/>
@@ -7678,14 +7678,15 @@
     <w:pPr>
       <w:keepNext/>
       <w:keepLines/>
+      <w:jc w:val="center"/>
       <w:spacing w:after="0" w:before="300"/>
-      <w:jc w:val="center"/>
     </w:pPr>
     <w:rPr>
+      <w:sz w:val="20"/>
+      <w:szCs w:val="20"/>
       <w:b/>
       <w:color w:val="345A8A"/>
-      <w:sz w:val="20"/>
-      <w:szCs w:val="20"/>
+      &gt;
     </w:rPr>
   </w:style>
   <w:style w:customStyle="1" w:styleId="Abstract" w:type="paragraph">
@@ -7791,8 +7792,8 @@
     </w:pPr>
     <w:rPr>
       <w:rFonts w:asciiTheme="majorHAnsi" w:cstheme="majorBidi" w:eastAsiaTheme="majorEastAsia" w:hAnsiTheme="majorHAnsi"/>
+      <w:i/>
       <w:bCs/>
-      <w:i/>
       <w:color w:themeColor="accent1" w:val="4F81BD"/>
       <w:sz w:val="24"/>
       <w:szCs w:val="24"/>
@@ -7919,18 +7920,6 @@
     <w:unhideWhenUsed/>
     <w:qFormat/>
   </w:style>
-  <w:style w:styleId="FootnoteBlockText" w:type="paragraph">
-    <w:name w:val="Footnote Block Text"/>
-    <w:basedOn w:val="Footnote Text"/>
-    <w:next w:val="Footnote Text"/>
-    <w:uiPriority w:val="9"/>
-    <w:unhideWhenUsed/>
-    <w:qFormat/>
-    <w:pPr>
-      <w:spacing w:after="100" w:before="100"/>
-      <w:ind w:firstLine="0" w:left="480" w:right="480"/>
-    </w:pPr>
-  </w:style>
   <w:style w:default="1" w:styleId="DefaultParagraphFont" w:type="character">
     <w:name w:val="Default Paragraph Font"/>
     <w:semiHidden/>
@@ -7960,10 +7949,10 @@
         <w:jc w:val="left"/>
       </w:trPr>
       <w:tcPr>
+        <w:vAlign w:val="bottom"/>
         <w:tcBorders>
           <w:bottom w:val="single"/>
         </w:tcBorders>
-        <w:vAlign w:val="bottom"/>
       </w:tcPr>
     </w:tblStylePr>
   </w:style>
@@ -8078,8 +8067,8 @@
     <w:name w:val="KeywordTok"/>
     <w:basedOn w:val="VerbatimChar"/>
     <w:rPr>
+      <w:color w:val="007020"/>
       <w:b/>
-      <w:color w:val="007020"/>
     </w:rPr>
   </w:style>
   <w:style w:type="character" w:customStyle="1" w:styleId="DataTypeTok">
@@ -8156,42 +8145,42 @@
     <w:name w:val="ImportTok"/>
     <w:basedOn w:val="VerbatimChar"/>
     <w:rPr>
+      <w:color w:val="008000"/>
       <w:b/>
-      <w:color w:val="008000"/>
     </w:rPr>
   </w:style>
   <w:style w:type="character" w:customStyle="1" w:styleId="CommentTok">
     <w:name w:val="CommentTok"/>
     <w:basedOn w:val="VerbatimChar"/>
     <w:rPr>
+      <w:color w:val="60a0b0"/>
       <w:i/>
-      <w:color w:val="60a0b0"/>
     </w:rPr>
   </w:style>
   <w:style w:type="character" w:customStyle="1" w:styleId="DocumentationTok">
     <w:name w:val="DocumentationTok"/>
     <w:basedOn w:val="VerbatimChar"/>
     <w:rPr>
+      <w:color w:val="ba2121"/>
       <w:i/>
-      <w:color w:val="ba2121"/>
     </w:rPr>
   </w:style>
   <w:style w:type="character" w:customStyle="1" w:styleId="AnnotationTok">
     <w:name w:val="AnnotationTok"/>
     <w:basedOn w:val="VerbatimChar"/>
     <w:rPr>
+      <w:color w:val="60a0b0"/>
       <w:b/>
       <w:i/>
-      <w:color w:val="60a0b0"/>
     </w:rPr>
   </w:style>
   <w:style w:type="character" w:customStyle="1" w:styleId="CommentVarTok">
     <w:name w:val="CommentVarTok"/>
     <w:basedOn w:val="VerbatimChar"/>
     <w:rPr>
+      <w:color w:val="60a0b0"/>
       <w:b/>
       <w:i/>
-      <w:color w:val="60a0b0"/>
     </w:rPr>
   </w:style>
   <w:style w:type="character" w:customStyle="1" w:styleId="OtherTok">
@@ -8219,8 +8208,8 @@
     <w:name w:val="ControlFlowTok"/>
     <w:basedOn w:val="VerbatimChar"/>
     <w:rPr>
+      <w:color w:val="007020"/>
       <w:b/>
-      <w:color w:val="007020"/>
     </w:rPr>
   </w:style>
   <w:style w:type="character" w:customStyle="1" w:styleId="OperatorTok">
@@ -8265,34 +8254,34 @@
     <w:name w:val="InformationTok"/>
     <w:basedOn w:val="VerbatimChar"/>
     <w:rPr>
+      <w:color w:val="60a0b0"/>
       <w:b/>
       <w:i/>
-      <w:color w:val="60a0b0"/>
     </w:rPr>
   </w:style>
   <w:style w:type="character" w:customStyle="1" w:styleId="WarningTok">
     <w:name w:val="WarningTok"/>
     <w:basedOn w:val="VerbatimChar"/>
     <w:rPr>
+      <w:color w:val="60a0b0"/>
       <w:b/>
       <w:i/>
-      <w:color w:val="60a0b0"/>
     </w:rPr>
   </w:style>
   <w:style w:type="character" w:customStyle="1" w:styleId="AlertTok">
     <w:name w:val="AlertTok"/>
     <w:basedOn w:val="VerbatimChar"/>
     <w:rPr>
+      <w:color w:val="ff0000"/>
       <w:b/>
-      <w:color w:val="ff0000"/>
     </w:rPr>
   </w:style>
   <w:style w:type="character" w:customStyle="1" w:styleId="ErrorTok">
     <w:name w:val="ErrorTok"/>
     <w:basedOn w:val="VerbatimChar"/>
     <w:rPr>
+      <w:color w:val="ff0000"/>
       <w:b/>
-      <w:color w:val="ff0000"/>
     </w:rPr>
   </w:style>
   <w:style w:type="character" w:customStyle="1" w:styleId="NormalTok">

--- a/dist/12hz-power-grid/12Hz_Field_Guide_Electricians.docx
+++ b/dist/12hz-power-grid/12Hz_Field_Guide_Electricians.docx
@@ -7,58 +7,10 @@
         <w:pStyle w:val="Title"/>
       </w:pPr>
       <w:r>
-        <w:t xml:space="preserve">12</w:t>
-      </w:r>
-      <w:r>
-        <w:t xml:space="preserve"> </w:t>
-      </w:r>
-      <w:r>
-        <w:t xml:space="preserve">Hz</w:t>
-      </w:r>
-      <w:r>
-        <w:t xml:space="preserve"> </w:t>
-      </w:r>
-      <w:r>
-        <w:t xml:space="preserve">Power</w:t>
-      </w:r>
-      <w:r>
-        <w:t xml:space="preserve"> </w:t>
-      </w:r>
-      <w:r>
-        <w:t xml:space="preserve">Grid:</w:t>
-      </w:r>
-      <w:r>
-        <w:t xml:space="preserve"> </w:t>
-      </w:r>
-      <w:r>
-        <w:t xml:space="preserve">Field</w:t>
-      </w:r>
-      <w:r>
-        <w:t xml:space="preserve"> </w:t>
-      </w:r>
-      <w:r>
-        <w:t xml:space="preserve">Guide</w:t>
-      </w:r>
-      <w:r>
-        <w:t xml:space="preserve"> </w:t>
-      </w:r>
-      <w:r>
-        <w:t xml:space="preserve">for</w:t>
-      </w:r>
-      <w:r>
-        <w:t xml:space="preserve"> </w:t>
-      </w:r>
-      <w:r>
-        <w:t xml:space="preserve">Electrical</w:t>
-      </w:r>
-      <w:r>
-        <w:t xml:space="preserve"> </w:t>
-      </w:r>
-      <w:r>
-        <w:t xml:space="preserve">Technicians</w:t>
-      </w:r>
-    </w:p>
-    <w:bookmarkStart w:id="52" w:name="hz-power-grid"/>
+        <w:t xml:space="preserve">12 Hz Power Grid: Field Guide for Electrical Technicians</w:t>
+      </w:r>
+    </w:p>
+    <w:bookmarkStart w:id="41" w:name="hz-power-grid"/>
     <w:p>
       <w:pPr>
         <w:pStyle w:val="Heading1"/>
@@ -87,8 +39,8 @@
       </w:r>
       <w:r>
         <w:rPr>
+          <w:i/>
           <w:iCs/>
-          <w:i/>
         </w:rPr>
         <w:t xml:space="preserve">Commodity-Steel Transformers at 12 Hz: Breaking the GOES Bottleneck</w:t>
       </w:r>
@@ -133,7 +85,7 @@
         <w:t xml:space="preserve">field guide is written for the people who will build the grid.</w:t>
       </w:r>
     </w:p>
-    <w:bookmarkStart w:id="20" w:name="what-this-is-about"/>
+    <w:bookmarkStart w:id="9" w:name="what-this-is-about"/>
     <w:p>
       <w:pPr>
         <w:pStyle w:val="Heading2"/>
@@ -244,8 +196,8 @@
         <w:t xml:space="preserve">electrician.</w:t>
       </w:r>
     </w:p>
-    <w:bookmarkEnd w:id="20"/>
-    <w:bookmarkStart w:id="21" w:name="what-you-already-know"/>
+    <w:bookmarkEnd w:id="9"/>
+    <w:bookmarkStart w:id="10" w:name="what-you-already-know"/>
     <w:p>
       <w:pPr>
         <w:pStyle w:val="Heading2"/>
@@ -276,143 +228,143 @@
     </w:p>
     <w:p>
       <w:pPr>
+        <w:pStyle w:val="Compact"/>
         <w:numPr>
           <w:ilvl w:val="0"/>
           <w:numId w:val="1001"/>
         </w:numPr>
+      </w:pPr>
+      <w:r>
+        <w:t xml:space="preserve">Transformer construction: copper windings, iron core, oil insulation, bushings, tank</w:t>
+      </w:r>
+    </w:p>
+    <w:p>
+      <w:pPr>
         <w:pStyle w:val="Compact"/>
-      </w:pPr>
-      <w:r>
-        <w:t xml:space="preserve">Transformer construction: copper windings, iron core, oil insulation, bushings, tank</w:t>
-      </w:r>
-    </w:p>
-    <w:p>
-      <w:pPr>
         <w:numPr>
           <w:ilvl w:val="0"/>
           <w:numId w:val="1001"/>
         </w:numPr>
+      </w:pPr>
+      <w:r>
+        <w:t xml:space="preserve">Three-phase and single-phase AC power</w:t>
+      </w:r>
+    </w:p>
+    <w:p>
+      <w:pPr>
         <w:pStyle w:val="Compact"/>
-      </w:pPr>
-      <w:r>
-        <w:t xml:space="preserve">Three-phase and single-phase AC power</w:t>
-      </w:r>
-    </w:p>
-    <w:p>
-      <w:pPr>
         <w:numPr>
           <w:ilvl w:val="0"/>
           <w:numId w:val="1001"/>
         </w:numPr>
+      </w:pPr>
+      <w:r>
+        <w:t xml:space="preserve">Star (wye) and delta configurations</w:t>
+      </w:r>
+    </w:p>
+    <w:p>
+      <w:pPr>
         <w:pStyle w:val="Compact"/>
-      </w:pPr>
-      <w:r>
-        <w:t xml:space="preserve">Star (wye) and delta configurations</w:t>
-      </w:r>
-    </w:p>
-    <w:p>
-      <w:pPr>
         <w:numPr>
           <w:ilvl w:val="0"/>
           <w:numId w:val="1001"/>
         </w:numPr>
+      </w:pPr>
+      <w:r>
+        <w:t xml:space="preserve">Voltage, current, resistance, power, Ohm's law</w:t>
+      </w:r>
+    </w:p>
+    <w:p>
+      <w:pPr>
         <w:pStyle w:val="Compact"/>
-      </w:pPr>
-      <w:r>
-        <w:t xml:space="preserve">Voltage, current, resistance, power, Ohm's law</w:t>
-      </w:r>
-    </w:p>
-    <w:p>
-      <w:pPr>
         <w:numPr>
           <w:ilvl w:val="0"/>
           <w:numId w:val="1001"/>
         </w:numPr>
+      </w:pPr>
+      <w:r>
+        <w:t xml:space="preserve">Circuit breakers, fuses, relays, earthing/grounding</w:t>
+      </w:r>
+    </w:p>
+    <w:p>
+      <w:pPr>
         <w:pStyle w:val="Compact"/>
-      </w:pPr>
-      <w:r>
-        <w:t xml:space="preserve">Circuit breakers, fuses, relays, earthing/grounding</w:t>
-      </w:r>
-    </w:p>
-    <w:p>
-      <w:pPr>
         <w:numPr>
           <w:ilvl w:val="0"/>
           <w:numId w:val="1001"/>
         </w:numPr>
+      </w:pPr>
+      <w:r>
+        <w:t xml:space="preserve">Oil-filled transformer operation and basic maintenance</w:t>
+      </w:r>
+    </w:p>
+    <w:p>
+      <w:pPr>
         <w:pStyle w:val="Compact"/>
-      </w:pPr>
-      <w:r>
-        <w:t xml:space="preserve">Oil-filled transformer operation and basic maintenance</w:t>
-      </w:r>
-    </w:p>
-    <w:p>
-      <w:pPr>
         <w:numPr>
           <w:ilvl w:val="0"/>
           <w:numId w:val="1001"/>
         </w:numPr>
+      </w:pPr>
+      <w:r>
+        <w:t xml:space="preserve">Insulation resistance testing (megger)</w:t>
+      </w:r>
+    </w:p>
+    <w:p>
+      <w:pPr>
         <w:pStyle w:val="Compact"/>
-      </w:pPr>
-      <w:r>
-        <w:t xml:space="preserve">Insulation resistance testing (megger)</w:t>
-      </w:r>
-    </w:p>
-    <w:p>
-      <w:pPr>
         <w:numPr>
           <w:ilvl w:val="0"/>
           <w:numId w:val="1001"/>
         </w:numPr>
+      </w:pPr>
+      <w:r>
+        <w:t xml:space="preserve">Surge arresters / lightning arresters</w:t>
+      </w:r>
+    </w:p>
+    <w:p>
+      <w:pPr>
         <w:pStyle w:val="Compact"/>
-      </w:pPr>
-      <w:r>
-        <w:t xml:space="preserve">Surge arresters / lightning arresters</w:t>
-      </w:r>
-    </w:p>
-    <w:p>
-      <w:pPr>
         <w:numPr>
           <w:ilvl w:val="0"/>
           <w:numId w:val="1001"/>
         </w:numPr>
+      </w:pPr>
+      <w:r>
+        <w:t xml:space="preserve">Distribution and transmission line concepts</w:t>
+      </w:r>
+    </w:p>
+    <w:p>
+      <w:pPr>
         <w:pStyle w:val="Compact"/>
-      </w:pPr>
-      <w:r>
-        <w:t xml:space="preserve">Distribution and transmission line concepts</w:t>
-      </w:r>
-    </w:p>
-    <w:p>
-      <w:pPr>
         <w:numPr>
           <w:ilvl w:val="0"/>
           <w:numId w:val="1001"/>
         </w:numPr>
+      </w:pPr>
+      <w:r>
+        <w:t xml:space="preserve">AC and DC power, rectification basics</w:t>
+      </w:r>
+    </w:p>
+    <w:p>
+      <w:pPr>
         <w:pStyle w:val="Compact"/>
-      </w:pPr>
-      <w:r>
-        <w:t xml:space="preserve">AC and DC power, rectification basics</w:t>
-      </w:r>
-    </w:p>
-    <w:p>
-      <w:pPr>
         <w:numPr>
           <w:ilvl w:val="0"/>
           <w:numId w:val="1001"/>
         </w:numPr>
+      </w:pPr>
+      <w:r>
+        <w:t xml:space="preserve">Motor wiring and motor control</w:t>
+      </w:r>
+    </w:p>
+    <w:p>
+      <w:pPr>
         <w:pStyle w:val="Compact"/>
-      </w:pPr>
-      <w:r>
-        <w:t xml:space="preserve">Motor wiring and motor control</w:t>
-      </w:r>
-    </w:p>
-    <w:p>
-      <w:pPr>
         <w:numPr>
           <w:ilvl w:val="0"/>
           <w:numId w:val="1001"/>
         </w:numPr>
-        <w:pStyle w:val="Compact"/>
       </w:pPr>
       <w:r>
         <w:t xml:space="preserve">Power factor and power factor correction</w:t>
@@ -438,8 +390,8 @@
         <w:t xml:space="preserve">same test. Your existing skills are the foundation, not the starting point for retraining.</w:t>
       </w:r>
     </w:p>
-    <w:bookmarkEnd w:id="21"/>
-    <w:bookmarkStart w:id="22" w:name="concepts-you-know-sharpened-for-12-hz"/>
+    <w:bookmarkEnd w:id="10"/>
+    <w:bookmarkStart w:id="11" w:name="concepts-you-know-sharpened-for-12-hz"/>
     <w:p>
       <w:pPr>
         <w:pStyle w:val="Heading2"/>
@@ -467,7 +419,6 @@
         <w:tblStyle w:val="Table"/>
         <w:tblW w:type="auto" w:w="0"/>
         <w:tblLook w:firstRow="1" w:lastRow="0" w:firstColumn="0" w:lastColumn="0" w:noHBand="0" w:noVBand="0" w:val="0020"/>
-        <w:jc w:val="start"/>
       </w:tblPr>
       <w:tblGrid>
         <w:gridCol w:w="2640"/>
@@ -476,14 +427,13 @@
       </w:tblGrid>
       <w:tr>
         <w:trPr>
-          <w:tblHeader w:val="true"/>
+          <w:tblHeader w:val="on"/>
         </w:trPr>
         <w:tc>
           <w:tcPr/>
           <w:p>
             <w:pPr>
               <w:pStyle w:val="Compact"/>
-              <w:jc w:val="left"/>
             </w:pPr>
             <w:r>
               <w:t xml:space="preserve">Term</w:t>
@@ -495,7 +445,6 @@
           <w:p>
             <w:pPr>
               <w:pStyle w:val="Compact"/>
-              <w:jc w:val="left"/>
             </w:pPr>
             <w:r>
               <w:t xml:space="preserve">What you know</w:t>
@@ -507,7 +456,6 @@
           <w:p>
             <w:pPr>
               <w:pStyle w:val="Compact"/>
-              <w:jc w:val="left"/>
             </w:pPr>
             <w:r>
               <w:t xml:space="preserve">What changes at 12 Hz</w:t>
@@ -521,7 +469,6 @@
           <w:p>
             <w:pPr>
               <w:pStyle w:val="Compact"/>
-              <w:jc w:val="left"/>
             </w:pPr>
             <w:r>
               <w:t xml:space="preserve">Core saturation</w:t>
@@ -533,7 +480,6 @@
           <w:p>
             <w:pPr>
               <w:pStyle w:val="Compact"/>
-              <w:jc w:val="left"/>
             </w:pPr>
             <w:r>
               <w:t xml:space="preserve">You know a transformer core can "overload," drawing excessive current and overheating.</w:t>
@@ -545,7 +491,6 @@
           <w:p>
             <w:pPr>
               <w:pStyle w:val="Compact"/>
-              <w:jc w:val="left"/>
             </w:pPr>
             <w:r>
               <w:t xml:space="preserve">Saturation depends on frequency. A 50 Hz transformer core saturates dangerously if</w:t>
@@ -577,7 +522,6 @@
           <w:p>
             <w:pPr>
               <w:pStyle w:val="Compact"/>
-              <w:jc w:val="left"/>
             </w:pPr>
             <w:r>
               <w:t xml:space="preserve">Flux density</w:t>
@@ -589,7 +533,6 @@
           <w:p>
             <w:pPr>
               <w:pStyle w:val="Compact"/>
-              <w:jc w:val="left"/>
             </w:pPr>
             <w:r>
               <w:t xml:space="preserve">The strength of the magnetic field in the core. You may have heard the term without</w:t>
@@ -607,7 +550,6 @@
           <w:p>
             <w:pPr>
               <w:pStyle w:val="Compact"/>
-              <w:jc w:val="left"/>
             </w:pPr>
             <w:r>
               <w:t xml:space="preserve">At 12 Hz, each unit area of the core carries less flux than at 50 Hz because the</w:t>
@@ -639,7 +581,6 @@
           <w:p>
             <w:pPr>
               <w:pStyle w:val="Compact"/>
-              <w:jc w:val="left"/>
             </w:pPr>
             <w:r>
               <w:t xml:space="preserve">Skin effect</w:t>
@@ -651,7 +592,6 @@
           <w:p>
             <w:pPr>
               <w:pStyle w:val="Compact"/>
-              <w:jc w:val="left"/>
             </w:pPr>
             <w:r>
               <w:t xml:space="preserve">AC current tends to flow near the surface of a conductor. You may have encountered this</w:t>
@@ -669,7 +609,6 @@
           <w:p>
             <w:pPr>
               <w:pStyle w:val="Compact"/>
-              <w:jc w:val="left"/>
             </w:pPr>
             <w:r>
               <w:t xml:space="preserve">At 12 Hz, the skin depth in copper is approximately 19 mm, meaning current uses</w:t>
@@ -701,7 +640,6 @@
           <w:p>
             <w:pPr>
               <w:pStyle w:val="Compact"/>
-              <w:jc w:val="left"/>
             </w:pPr>
             <w:r>
               <w:t xml:space="preserve">Reactive power</w:t>
@@ -713,7 +651,6 @@
           <w:p>
             <w:pPr>
               <w:pStyle w:val="Compact"/>
-              <w:jc w:val="left"/>
             </w:pPr>
             <w:r>
               <w:t xml:space="preserve">Power that flows back and forth without doing useful work, caused by inductors and</w:t>
@@ -731,7 +668,6 @@
           <w:p>
             <w:pPr>
               <w:pStyle w:val="Compact"/>
-              <w:jc w:val="left"/>
             </w:pPr>
             <w:r>
               <w:t xml:space="preserve">Inductive and capacitive reactances at 12 Hz are approximately one-quarter of their</w:t>
@@ -757,7 +693,6 @@
           <w:p>
             <w:pPr>
               <w:pStyle w:val="Compact"/>
-              <w:jc w:val="left"/>
             </w:pPr>
             <w:r>
               <w:t xml:space="preserve">Line-to-line vs. line-to-neutral voltage</w:t>
@@ -769,7 +704,6 @@
           <w:p>
             <w:pPr>
               <w:pStyle w:val="Compact"/>
-              <w:jc w:val="left"/>
             </w:pPr>
             <w:r>
               <w:t xml:space="preserve">In a three-phase wye system, line-to-neutral is line-to-line divided by √3</w:t>
@@ -787,7 +721,6 @@
           <w:p>
             <w:pPr>
               <w:pStyle w:val="Compact"/>
-              <w:jc w:val="left"/>
             </w:pPr>
             <w:r>
               <w:t xml:space="preserve">In the 12 Hz system, the line-to-line voltage is 575 to 580 V. The</w:t>
@@ -825,7 +758,6 @@
           <w:p>
             <w:pPr>
               <w:pStyle w:val="Compact"/>
-              <w:jc w:val="left"/>
             </w:pPr>
             <w:r>
               <w:t xml:space="preserve">On-load tap changer</w:t>
@@ -837,7 +769,6 @@
           <w:p>
             <w:pPr>
               <w:pStyle w:val="Compact"/>
-              <w:jc w:val="left"/>
             </w:pPr>
             <w:r>
               <w:t xml:space="preserve">A mechanical device on a transformer that adjusts the turns ratio while the transformer is</w:t>
@@ -855,7 +786,6 @@
           <w:p>
             <w:pPr>
               <w:pStyle w:val="Compact"/>
-              <w:jc w:val="left"/>
             </w:pPr>
             <w:r>
               <w:t xml:space="preserve">Same device, same function, unchanged at 12 Hz. Tap changers are one of the passive</w:t>
@@ -887,7 +817,6 @@
           <w:p>
             <w:pPr>
               <w:pStyle w:val="Compact"/>
-              <w:jc w:val="left"/>
             </w:pPr>
             <w:r>
               <w:t xml:space="preserve">Bridge rectifier</w:t>
@@ -899,7 +828,6 @@
           <w:p>
             <w:pPr>
               <w:pStyle w:val="Compact"/>
-              <w:jc w:val="left"/>
             </w:pPr>
             <w:r>
               <w:t xml:space="preserve">Four diodes in a diamond arrangement that convert AC to DC. A commodity component you may</w:t>
@@ -917,7 +845,6 @@
           <w:p>
             <w:pPr>
               <w:pStyle w:val="Compact"/>
-              <w:jc w:val="left"/>
             </w:pPr>
             <w:r>
               <w:t xml:space="preserve">In the 12 Hz system, an optional bridge rectifier at the building entrance converts</w:t>
@@ -955,7 +882,6 @@
           <w:p>
             <w:pPr>
               <w:pStyle w:val="Compact"/>
-              <w:jc w:val="left"/>
             </w:pPr>
             <w:r>
               <w:t xml:space="preserve">Inrush current</w:t>
@@ -967,7 +893,6 @@
           <w:p>
             <w:pPr>
               <w:pStyle w:val="Compact"/>
-              <w:jc w:val="left"/>
             </w:pPr>
             <w:r>
               <w:t xml:space="preserve">The brief, high current that flows when a transformer is first switched on. You know to</w:t>
@@ -985,7 +910,6 @@
           <w:p>
             <w:pPr>
               <w:pStyle w:val="Compact"/>
-              <w:jc w:val="left"/>
             </w:pPr>
             <w:r>
               <w:t xml:space="preserve">At 12 Hz, inrush currents have longer time constants (they take longer to decay)</w:t>
@@ -1012,8 +936,8 @@
         </w:tc>
       </w:tr>
     </w:tbl>
-    <w:bookmarkEnd w:id="22"/>
-    <w:bookmarkStart w:id="24" w:name="why-lower-frequency-allows-cheaper-steel"/>
+    <w:bookmarkEnd w:id="11"/>
+    <w:bookmarkStart w:id="13" w:name="why-lower-frequency-allows-cheaper-steel"/>
     <w:p>
       <w:pPr>
         <w:pStyle w:val="Heading2"/>
@@ -1130,8 +1054,8 @@
       </w:pPr>
       <w:r>
         <w:rPr>
+          <w:b/>
           <w:bCs/>
-          <w:b/>
         </w:rPr>
         <w:t xml:space="preserve">The key point:</w:t>
       </w:r>
@@ -1160,7 +1084,7 @@
         <w:t xml:space="preserve">material and core size change.</w:t>
       </w:r>
     </w:p>
-    <w:bookmarkStart w:id="23" w:name="core-material-upgrade-path"/>
+    <w:bookmarkStart w:id="12" w:name="core-material-upgrade-path"/>
     <w:p>
       <w:pPr>
         <w:pStyle w:val="Heading3"/>
@@ -1200,7 +1124,6 @@
         <w:tblStyle w:val="Table"/>
         <w:tblW w:type="auto" w:w="0"/>
         <w:tblLook w:firstRow="1" w:lastRow="0" w:firstColumn="0" w:lastColumn="0" w:noHBand="0" w:noVBand="0" w:val="0020"/>
-        <w:jc w:val="start"/>
       </w:tblPr>
       <w:tblGrid>
         <w:gridCol w:w="2640"/>
@@ -1209,14 +1132,13 @@
       </w:tblGrid>
       <w:tr>
         <w:trPr>
-          <w:tblHeader w:val="true"/>
+          <w:tblHeader w:val="on"/>
         </w:trPr>
         <w:tc>
           <w:tcPr/>
           <w:p>
             <w:pPr>
               <w:pStyle w:val="Compact"/>
-              <w:jc w:val="left"/>
             </w:pPr>
             <w:r>
               <w:t xml:space="preserve">Core material</w:t>
@@ -1228,7 +1150,6 @@
           <w:p>
             <w:pPr>
               <w:pStyle w:val="Compact"/>
-              <w:jc w:val="left"/>
             </w:pPr>
             <w:r>
               <w:t xml:space="preserve">Cost per tonne</w:t>
@@ -1240,7 +1161,6 @@
           <w:p>
             <w:pPr>
               <w:pStyle w:val="Compact"/>
-              <w:jc w:val="left"/>
             </w:pPr>
             <w:r>
               <w:t xml:space="preserve">When to use</w:t>
@@ -1254,7 +1174,6 @@
           <w:p>
             <w:pPr>
               <w:pStyle w:val="Compact"/>
-              <w:jc w:val="left"/>
             </w:pPr>
             <w:r>
               <w:t xml:space="preserve">Commodity mild steel (A36 or equivalent)</w:t>
@@ -1266,7 +1185,6 @@
           <w:p>
             <w:pPr>
               <w:pStyle w:val="Compact"/>
-              <w:jc w:val="left"/>
             </w:pPr>
             <w:r>
               <w:t xml:space="preserve">$600 to $900</w:t>
@@ -1278,7 +1196,6 @@
           <w:p>
             <w:pPr>
               <w:pStyle w:val="Compact"/>
-              <w:jc w:val="left"/>
             </w:pPr>
             <w:r>
               <w:t xml:space="preserve">Initial deployment. Maximum speed, any steel supplier.</w:t>
@@ -1292,7 +1209,6 @@
           <w:p>
             <w:pPr>
               <w:pStyle w:val="Compact"/>
-              <w:jc w:val="left"/>
             </w:pPr>
             <w:r>
               <w:t xml:space="preserve">NOES (non-oriented electrical steel)</w:t>
@@ -1304,7 +1220,6 @@
           <w:p>
             <w:pPr>
               <w:pStyle w:val="Compact"/>
-              <w:jc w:val="left"/>
             </w:pPr>
             <w:r>
               <w:t xml:space="preserve">$1,200 to $2,000</w:t>
@@ -1316,7 +1231,6 @@
           <w:p>
             <w:pPr>
               <w:pStyle w:val="Compact"/>
-              <w:jc w:val="left"/>
             </w:pPr>
             <w:r>
               <w:t xml:space="preserve">Efficiency upgrade. More mills than GOES, shorter wait.</w:t>
@@ -1330,7 +1244,6 @@
           <w:p>
             <w:pPr>
               <w:pStyle w:val="Compact"/>
-              <w:jc w:val="left"/>
             </w:pPr>
             <w:r>
               <w:t xml:space="preserve">GOES (grain-oriented electrical steel)</w:t>
@@ -1342,7 +1255,6 @@
           <w:p>
             <w:pPr>
               <w:pStyle w:val="Compact"/>
-              <w:jc w:val="left"/>
             </w:pPr>
             <w:r>
               <w:t xml:space="preserve">$3,000 to $6,000+</w:t>
@@ -1354,7 +1266,6 @@
           <w:p>
             <w:pPr>
               <w:pStyle w:val="Compact"/>
-              <w:jc w:val="left"/>
             </w:pPr>
             <w:r>
               <w:t xml:space="preserve">Optimal performance. As supply permits, at operator's discretion.</w:t>
@@ -1395,9 +1306,9 @@
         <w:t xml:space="preserve">Individual core segments can be swapped in the field without disassembling the entire unit.</w:t>
       </w:r>
     </w:p>
-    <w:bookmarkEnd w:id="23"/>
-    <w:bookmarkEnd w:id="24"/>
-    <w:bookmarkStart w:id="30" w:name="the-voltage-system"/>
+    <w:bookmarkEnd w:id="12"/>
+    <w:bookmarkEnd w:id="13"/>
+    <w:bookmarkStart w:id="19" w:name="the-voltage-system"/>
     <w:p>
       <w:pPr>
         <w:pStyle w:val="Heading2"/>
@@ -1406,7 +1317,7 @@
         <w:t xml:space="preserve">5. The Voltage System</w:t>
       </w:r>
     </w:p>
-    <w:bookmarkStart w:id="25" w:name="three-tiers"/>
+    <w:bookmarkStart w:id="14" w:name="three-tiers"/>
     <w:p>
       <w:pPr>
         <w:pStyle w:val="Heading3"/>
@@ -1420,7 +1331,6 @@
         <w:tblStyle w:val="Table"/>
         <w:tblW w:type="auto" w:w="0"/>
         <w:tblLook w:firstRow="1" w:lastRow="0" w:firstColumn="0" w:lastColumn="0" w:noHBand="0" w:noVBand="0" w:val="0020"/>
-        <w:jc w:val="start"/>
       </w:tblPr>
       <w:tblGrid>
         <w:gridCol w:w="2640"/>
@@ -1429,14 +1339,13 @@
       </w:tblGrid>
       <w:tr>
         <w:trPr>
-          <w:tblHeader w:val="true"/>
+          <w:tblHeader w:val="on"/>
         </w:trPr>
         <w:tc>
           <w:tcPr/>
           <w:p>
             <w:pPr>
               <w:pStyle w:val="Compact"/>
-              <w:jc w:val="left"/>
             </w:pPr>
             <w:r>
               <w:t xml:space="preserve">Tier</w:t>
@@ -1448,7 +1357,6 @@
           <w:p>
             <w:pPr>
               <w:pStyle w:val="Compact"/>
-              <w:jc w:val="left"/>
             </w:pPr>
             <w:r>
               <w:t xml:space="preserve">Voltage</w:t>
@@ -1460,7 +1368,6 @@
           <w:p>
             <w:pPr>
               <w:pStyle w:val="Compact"/>
-              <w:jc w:val="left"/>
             </w:pPr>
             <w:r>
               <w:t xml:space="preserve">Purpose</w:t>
@@ -1474,7 +1381,6 @@
           <w:p>
             <w:pPr>
               <w:pStyle w:val="Compact"/>
-              <w:jc w:val="left"/>
             </w:pPr>
             <w:r>
               <w:t xml:space="preserve">Transmission</w:t>
@@ -1486,7 +1392,6 @@
           <w:p>
             <w:pPr>
               <w:pStyle w:val="Compact"/>
-              <w:jc w:val="left"/>
             </w:pPr>
             <w:r>
               <w:t xml:space="preserve">345,000 to 765,000 V</w:t>
@@ -1498,7 +1403,6 @@
           <w:p>
             <w:pPr>
               <w:pStyle w:val="Compact"/>
-              <w:jc w:val="left"/>
             </w:pPr>
             <w:r>
               <w:t xml:space="preserve">Long-distance bulk power transfer between regions</w:t>
@@ -1512,7 +1416,6 @@
           <w:p>
             <w:pPr>
               <w:pStyle w:val="Compact"/>
-              <w:jc w:val="left"/>
             </w:pPr>
             <w:r>
               <w:t xml:space="preserve">Sub-transmission / Distribution</w:t>
@@ -1524,7 +1427,6 @@
           <w:p>
             <w:pPr>
               <w:pStyle w:val="Compact"/>
-              <w:jc w:val="left"/>
             </w:pPr>
             <w:r>
               <w:t xml:space="preserve">34,500 to 69,000 V</w:t>
@@ -1536,7 +1438,6 @@
           <w:p>
             <w:pPr>
               <w:pStyle w:val="Compact"/>
-              <w:jc w:val="left"/>
             </w:pPr>
             <w:r>
               <w:t xml:space="preserve">Regional distribution to towns and neighbourhoods</w:t>
@@ -1550,7 +1451,6 @@
           <w:p>
             <w:pPr>
               <w:pStyle w:val="Compact"/>
-              <w:jc w:val="left"/>
             </w:pPr>
             <w:r>
               <w:t xml:space="preserve">Consumer service</w:t>
@@ -1562,7 +1462,6 @@
           <w:p>
             <w:pPr>
               <w:pStyle w:val="Compact"/>
-              <w:jc w:val="left"/>
             </w:pPr>
             <w:r>
               <w:t xml:space="preserve">575 to 580 V line-to-line (three-phase wye)</w:t>
@@ -1574,7 +1473,6 @@
           <w:p>
             <w:pPr>
               <w:pStyle w:val="Compact"/>
-              <w:jc w:val="left"/>
             </w:pPr>
             <w:r>
               <w:t xml:space="preserve">Directly to the building panel, no service entrance transformer</w:t>
@@ -1583,8 +1481,8 @@
         </w:tc>
       </w:tr>
     </w:tbl>
-    <w:bookmarkEnd w:id="25"/>
-    <w:bookmarkStart w:id="26" w:name="Xbe85e26c84fb1710378d87d6fae0867c1565142"/>
+    <w:bookmarkEnd w:id="14"/>
+    <w:bookmarkStart w:id="15" w:name="Xbe85e26c84fb1710378d87d6fae0867c1565142"/>
     <w:p>
       <w:pPr>
         <w:pStyle w:val="Heading3"/>
@@ -1632,7 +1530,6 @@
         <w:tblStyle w:val="Table"/>
         <w:tblW w:type="auto" w:w="0"/>
         <w:tblLook w:firstRow="1" w:lastRow="0" w:firstColumn="0" w:lastColumn="0" w:noHBand="0" w:noVBand="0" w:val="0020"/>
-        <w:jc w:val="start"/>
       </w:tblPr>
       <w:tblGrid>
         <w:gridCol w:w="2640"/>
@@ -1641,14 +1538,13 @@
       </w:tblGrid>
       <w:tr>
         <w:trPr>
-          <w:tblHeader w:val="true"/>
+          <w:tblHeader w:val="on"/>
         </w:trPr>
         <w:tc>
           <w:tcPr/>
           <w:p>
             <w:pPr>
               <w:pStyle w:val="Compact"/>
-              <w:jc w:val="left"/>
             </w:pPr>
             <w:r>
               <w:t xml:space="preserve">Position on distribution line</w:t>
@@ -1660,7 +1556,6 @@
           <w:p>
             <w:pPr>
               <w:pStyle w:val="Compact"/>
-              <w:jc w:val="left"/>
             </w:pPr>
             <w:r>
               <w:t xml:space="preserve">Line-to-line voltage</w:t>
@@ -1672,7 +1567,6 @@
           <w:p>
             <w:pPr>
               <w:pStyle w:val="Compact"/>
-              <w:jc w:val="left"/>
             </w:pPr>
             <w:r>
               <w:t xml:space="preserve">Line-to-neutral voltage</w:t>
@@ -1686,7 +1580,6 @@
           <w:p>
             <w:pPr>
               <w:pStyle w:val="Compact"/>
-              <w:jc w:val="left"/>
             </w:pPr>
             <w:r>
               <w:t xml:space="preserve">Near the substation</w:t>
@@ -1698,7 +1591,6 @@
           <w:p>
             <w:pPr>
               <w:pStyle w:val="Compact"/>
-              <w:jc w:val="left"/>
             </w:pPr>
             <w:r>
               <w:t xml:space="preserve">570 to 580 V</w:t>
@@ -1710,7 +1602,6 @@
           <w:p>
             <w:pPr>
               <w:pStyle w:val="Compact"/>
-              <w:jc w:val="left"/>
             </w:pPr>
             <w:r>
               <w:t xml:space="preserve">329 to 335 V</w:t>
@@ -1724,7 +1615,6 @@
           <w:p>
             <w:pPr>
               <w:pStyle w:val="Compact"/>
-              <w:jc w:val="left"/>
             </w:pPr>
             <w:r>
               <w:t xml:space="preserve">Far end of the line</w:t>
@@ -1736,7 +1626,6 @@
           <w:p>
             <w:pPr>
               <w:pStyle w:val="Compact"/>
-              <w:jc w:val="left"/>
             </w:pPr>
             <w:r>
               <w:t xml:space="preserve">530 to 550 V</w:t>
@@ -1748,7 +1637,6 @@
           <w:p>
             <w:pPr>
               <w:pStyle w:val="Compact"/>
-              <w:jc w:val="left"/>
             </w:pPr>
             <w:r>
               <w:t xml:space="preserve">306 to 318 V</w:t>
@@ -1783,8 +1671,8 @@
         <w:t xml:space="preserve">system has the same kind of range, just at a higher voltage.</w:t>
       </w:r>
     </w:p>
-    <w:bookmarkEnd w:id="26"/>
-    <w:bookmarkStart w:id="27" w:name="X9fb47073661c9f076a0740e303325db93c23442"/>
+    <w:bookmarkEnd w:id="15"/>
+    <w:bookmarkStart w:id="16" w:name="X9fb47073661c9f076a0740e303325db93c23442"/>
     <w:p>
       <w:pPr>
         <w:pStyle w:val="Heading3"/>
@@ -1818,7 +1706,6 @@
         <w:tblStyle w:val="Table"/>
         <w:tblW w:type="auto" w:w="0"/>
         <w:tblLook w:firstRow="1" w:lastRow="0" w:firstColumn="0" w:lastColumn="0" w:noHBand="0" w:noVBand="0" w:val="0020"/>
-        <w:jc w:val="start"/>
       </w:tblPr>
       <w:tblGrid>
         <w:gridCol w:w="2640"/>
@@ -1827,14 +1714,13 @@
       </w:tblGrid>
       <w:tr>
         <w:trPr>
-          <w:tblHeader w:val="true"/>
+          <w:tblHeader w:val="on"/>
         </w:trPr>
         <w:tc>
           <w:tcPr/>
           <w:p>
             <w:pPr>
               <w:pStyle w:val="Compact"/>
-              <w:jc w:val="left"/>
             </w:pPr>
             <w:r>
               <w:t xml:space="preserve">Position</w:t>
@@ -1846,7 +1732,6 @@
           <w:p>
             <w:pPr>
               <w:pStyle w:val="Compact"/>
-              <w:jc w:val="left"/>
             </w:pPr>
             <w:r>
               <w:t xml:space="preserve">AC line-to-neutral</w:t>
@@ -1858,7 +1743,6 @@
           <w:p>
             <w:pPr>
               <w:pStyle w:val="Compact"/>
-              <w:jc w:val="left"/>
             </w:pPr>
             <w:r>
               <w:t xml:space="preserve">Rectified DC output</w:t>
@@ -1872,7 +1756,6 @@
           <w:p>
             <w:pPr>
               <w:pStyle w:val="Compact"/>
-              <w:jc w:val="left"/>
             </w:pPr>
             <w:r>
               <w:t xml:space="preserve">Near substation</w:t>
@@ -1884,7 +1767,6 @@
           <w:p>
             <w:pPr>
               <w:pStyle w:val="Compact"/>
-              <w:jc w:val="left"/>
             </w:pPr>
             <w:r>
               <w:t xml:space="preserve">329 to 335 V</w:t>
@@ -1896,7 +1778,6 @@
           <w:p>
             <w:pPr>
               <w:pStyle w:val="Compact"/>
-              <w:jc w:val="left"/>
             </w:pPr>
             <w:r>
               <w:t xml:space="preserve">approximately 325 V DC</w:t>
@@ -1910,7 +1791,6 @@
           <w:p>
             <w:pPr>
               <w:pStyle w:val="Compact"/>
-              <w:jc w:val="left"/>
             </w:pPr>
             <w:r>
               <w:t xml:space="preserve">Far end</w:t>
@@ -1922,7 +1802,6 @@
           <w:p>
             <w:pPr>
               <w:pStyle w:val="Compact"/>
-              <w:jc w:val="left"/>
             </w:pPr>
             <w:r>
               <w:t xml:space="preserve">306 to 318 V</w:t>
@@ -1934,7 +1813,6 @@
           <w:p>
             <w:pPr>
               <w:pStyle w:val="Compact"/>
-              <w:jc w:val="left"/>
             </w:pPr>
             <w:r>
               <w:t xml:space="preserve">approximately 280 V DC</w:t>
@@ -1987,8 +1865,8 @@
       </w:pPr>
       <w:r>
         <w:rPr>
+          <w:b/>
           <w:bCs/>
-          <w:b/>
         </w:rPr>
         <w:t xml:space="preserve">Practical consequence:</w:t>
       </w:r>
@@ -2017,8 +1895,8 @@
         <w:t xml:space="preserve">supply handles it through its own internal rectifier.</w:t>
       </w:r>
     </w:p>
-    <w:bookmarkEnd w:id="27"/>
-    <w:bookmarkStart w:id="28" w:name="wiring-at-the-building-level"/>
+    <w:bookmarkEnd w:id="16"/>
+    <w:bookmarkStart w:id="17" w:name="wiring-at-the-building-level"/>
     <w:p>
       <w:pPr>
         <w:pStyle w:val="Heading3"/>
@@ -2032,7 +1910,6 @@
         <w:tblStyle w:val="Table"/>
         <w:tblW w:type="auto" w:w="0"/>
         <w:tblLook w:firstRow="1" w:lastRow="0" w:firstColumn="0" w:lastColumn="0" w:noHBand="0" w:noVBand="0" w:val="0020"/>
-        <w:jc w:val="start"/>
       </w:tblPr>
       <w:tblGrid>
         <w:gridCol w:w="2640"/>
@@ -2041,14 +1918,13 @@
       </w:tblGrid>
       <w:tr>
         <w:trPr>
-          <w:tblHeader w:val="true"/>
+          <w:tblHeader w:val="on"/>
         </w:trPr>
         <w:tc>
           <w:tcPr/>
           <w:p>
             <w:pPr>
               <w:pStyle w:val="Compact"/>
-              <w:jc w:val="left"/>
             </w:pPr>
             <w:r>
               <w:t xml:space="preserve">Load type</w:t>
@@ -2060,7 +1936,6 @@
           <w:p>
             <w:pPr>
               <w:pStyle w:val="Compact"/>
-              <w:jc w:val="left"/>
             </w:pPr>
             <w:r>
               <w:t xml:space="preserve">Connection</w:t>
@@ -2072,7 +1947,6 @@
           <w:p>
             <w:pPr>
               <w:pStyle w:val="Compact"/>
-              <w:jc w:val="left"/>
             </w:pPr>
             <w:r>
               <w:t xml:space="preserve">Voltage</w:t>
@@ -2086,7 +1960,6 @@
           <w:p>
             <w:pPr>
               <w:pStyle w:val="Compact"/>
-              <w:jc w:val="left"/>
             </w:pPr>
             <w:r>
               <w:t xml:space="preserve">Heavy loads (EV charging, heat pumps, large motors)</w:t>
@@ -2098,7 +1971,6 @@
           <w:p>
             <w:pPr>
               <w:pStyle w:val="Compact"/>
-              <w:jc w:val="left"/>
             </w:pPr>
             <w:r>
               <w:t xml:space="preserve">Line-to-line</w:t>
@@ -2110,7 +1982,6 @@
           <w:p>
             <w:pPr>
               <w:pStyle w:val="Compact"/>
-              <w:jc w:val="left"/>
             </w:pPr>
             <w:r>
               <w:t xml:space="preserve">530 to 580 V</w:t>
@@ -2124,7 +1995,6 @@
           <w:p>
             <w:pPr>
               <w:pStyle w:val="Compact"/>
-              <w:jc w:val="left"/>
             </w:pPr>
             <w:r>
               <w:t xml:space="preserve">Branch circuits (lighting, outlets, appliances)</w:t>
@@ -2136,7 +2006,6 @@
           <w:p>
             <w:pPr>
               <w:pStyle w:val="Compact"/>
-              <w:jc w:val="left"/>
             </w:pPr>
             <w:r>
               <w:t xml:space="preserve">Line-to-neutral</w:t>
@@ -2148,7 +2017,6 @@
           <w:p>
             <w:pPr>
               <w:pStyle w:val="Compact"/>
-              <w:jc w:val="left"/>
             </w:pPr>
             <w:r>
               <w:t xml:space="preserve">306 to 335 V</w:t>
@@ -2162,7 +2030,6 @@
           <w:p>
             <w:pPr>
               <w:pStyle w:val="Compact"/>
-              <w:jc w:val="left"/>
             </w:pPr>
             <w:r>
               <w:t xml:space="preserve">DC building bus (optional)</w:t>
@@ -2174,7 +2041,6 @@
           <w:p>
             <w:pPr>
               <w:pStyle w:val="Compact"/>
-              <w:jc w:val="left"/>
             </w:pPr>
             <w:r>
               <w:t xml:space="preserve">Rectified line-to-neutral</w:t>
@@ -2186,7 +2052,6 @@
           <w:p>
             <w:pPr>
               <w:pStyle w:val="Compact"/>
-              <w:jc w:val="left"/>
             </w:pPr>
             <w:r>
               <w:t xml:space="preserve">280 to 325 V DC</w:t>
@@ -2209,8 +2074,8 @@
         <w:t xml:space="preserve">Nothing specialty. Nothing imported from a single supplier.</w:t>
       </w:r>
     </w:p>
-    <w:bookmarkEnd w:id="28"/>
-    <w:bookmarkStart w:id="29" w:name="the-eliminated-transformer-tier"/>
+    <w:bookmarkEnd w:id="17"/>
+    <w:bookmarkStart w:id="18" w:name="the-eliminated-transformer-tier"/>
     <w:p>
       <w:pPr>
         <w:pStyle w:val="Heading3"/>
@@ -2257,9 +2122,9 @@
         <w:t xml:space="preserve">losses that are not taken, and a point of failure that does not need to be maintained.</w:t>
       </w:r>
     </w:p>
-    <w:bookmarkEnd w:id="29"/>
-    <w:bookmarkEnd w:id="30"/>
-    <w:bookmarkStart w:id="32" w:name="what-works-at-12-hz-without-modification"/>
+    <w:bookmarkEnd w:id="18"/>
+    <w:bookmarkEnd w:id="19"/>
+    <w:bookmarkStart w:id="21" w:name="what-works-at-12-hz-without-modification"/>
     <w:p>
       <w:pPr>
         <w:pStyle w:val="Heading2"/>
@@ -2287,7 +2152,6 @@
         <w:tblStyle w:val="Table"/>
         <w:tblW w:type="auto" w:w="0"/>
         <w:tblLook w:firstRow="1" w:lastRow="0" w:firstColumn="0" w:lastColumn="0" w:noHBand="0" w:noVBand="0" w:val="0020"/>
-        <w:jc w:val="start"/>
       </w:tblPr>
       <w:tblGrid>
         <w:gridCol w:w="1980"/>
@@ -2297,14 +2161,13 @@
       </w:tblGrid>
       <w:tr>
         <w:trPr>
-          <w:tblHeader w:val="true"/>
+          <w:tblHeader w:val="on"/>
         </w:trPr>
         <w:tc>
           <w:tcPr/>
           <w:p>
             <w:pPr>
               <w:pStyle w:val="Compact"/>
-              <w:jc w:val="left"/>
             </w:pPr>
             <w:r>
               <w:t xml:space="preserve">Load category</w:t>
@@ -2316,7 +2179,6 @@
           <w:p>
             <w:pPr>
               <w:pStyle w:val="Compact"/>
-              <w:jc w:val="left"/>
             </w:pPr>
             <w:r>
               <w:t xml:space="preserve">Share of typical residential load</w:t>
@@ -2328,7 +2190,6 @@
           <w:p>
             <w:pPr>
               <w:pStyle w:val="Compact"/>
-              <w:jc w:val="left"/>
             </w:pPr>
             <w:r>
               <w:t xml:space="preserve">12 Hz compatible?</w:t>
@@ -2340,7 +2201,6 @@
           <w:p>
             <w:pPr>
               <w:pStyle w:val="Compact"/>
-              <w:jc w:val="left"/>
             </w:pPr>
             <w:r>
               <w:t xml:space="preserve">Why</w:t>
@@ -2354,7 +2214,6 @@
           <w:p>
             <w:pPr>
               <w:pStyle w:val="Compact"/>
-              <w:jc w:val="left"/>
             </w:pPr>
             <w:r>
               <w:t xml:space="preserve">Resistive loads: water heaters, ovens, kettles, toasters, baseboard heating</w:t>
@@ -2366,7 +2225,6 @@
           <w:p>
             <w:pPr>
               <w:pStyle w:val="Compact"/>
-              <w:jc w:val="left"/>
             </w:pPr>
             <w:r>
               <w:t xml:space="preserve">30 to 40%</w:t>
@@ -2378,7 +2236,6 @@
           <w:p>
             <w:pPr>
               <w:pStyle w:val="Compact"/>
-              <w:jc w:val="left"/>
             </w:pPr>
             <w:r>
               <w:t xml:space="preserve">Yes, fully</w:t>
@@ -2390,7 +2247,6 @@
           <w:p>
             <w:pPr>
               <w:pStyle w:val="Compact"/>
-              <w:jc w:val="left"/>
             </w:pPr>
             <w:r>
               <w:t xml:space="preserve">A heating element works at any frequency and any voltage in its rated range. It converts current to heat regardless of waveform.</w:t>
@@ -2404,7 +2260,6 @@
           <w:p>
             <w:pPr>
               <w:pStyle w:val="Compact"/>
-              <w:jc w:val="left"/>
             </w:pPr>
             <w:r>
               <w:t xml:space="preserve">Switch-mode power supplies: computers, LED lights, TVs, phone chargers, modern refrigerators, heat pumps, washing machines</w:t>
@@ -2416,7 +2271,6 @@
           <w:p>
             <w:pPr>
               <w:pStyle w:val="Compact"/>
-              <w:jc w:val="left"/>
             </w:pPr>
             <w:r>
               <w:t xml:space="preserve">50 to 60%</w:t>
@@ -2428,7 +2282,6 @@
           <w:p>
             <w:pPr>
               <w:pStyle w:val="Compact"/>
-              <w:jc w:val="left"/>
             </w:pPr>
             <w:r>
               <w:t xml:space="preserve">Yes, with a minor component change</w:t>
@@ -2440,7 +2293,6 @@
           <w:p>
             <w:pPr>
               <w:pStyle w:val="Compact"/>
-              <w:jc w:val="left"/>
             </w:pPr>
             <w:r>
               <w:t xml:space="preserve">These devices rectify AC to DC internally as a first step. They are both frequency-independent and voltage-tolerant by design, typically accepting 100 to 277 V AC. A slightly larger input filter capacitor (a component costing $0.50 to $2.00) adapts them for 12 Hz input.</w:t>
@@ -2454,7 +2306,6 @@
           <w:p>
             <w:pPr>
               <w:pStyle w:val="Compact"/>
-              <w:jc w:val="left"/>
             </w:pPr>
             <w:r>
               <w:t xml:space="preserve">Legacy bare induction motors: older refrigerator compressors, furnace blowers, ceiling fans, well pumps</w:t>
@@ -2466,7 +2317,6 @@
           <w:p>
             <w:pPr>
               <w:pStyle w:val="Compact"/>
-              <w:jc w:val="left"/>
             </w:pPr>
             <w:r>
               <w:t xml:space="preserve">10 to 20%</w:t>
@@ -2478,7 +2328,6 @@
           <w:p>
             <w:pPr>
               <w:pStyle w:val="Compact"/>
-              <w:jc w:val="left"/>
             </w:pPr>
             <w:r>
               <w:t xml:space="preserve">No, needs frequency conversion</w:t>
@@ -2490,7 +2339,6 @@
           <w:p>
             <w:pPr>
               <w:pStyle w:val="Compact"/>
-              <w:jc w:val="left"/>
             </w:pPr>
             <w:r>
               <w:t xml:space="preserve">These motors run at a speed set by the supply frequency. At 12 Hz they would run too slowly. During transition, a neighbourhood frequency converter handles them. As these appliances reach end-of-life and are replaced with inverter-driven models, the dependency disappears.</w:t>
@@ -2499,7 +2347,7 @@
         </w:tc>
       </w:tr>
     </w:tbl>
-    <w:bookmarkStart w:id="31" w:name="lighting-at-12-hz"/>
+    <w:bookmarkStart w:id="20" w:name="lighting-at-12-hz"/>
     <w:p>
       <w:pPr>
         <w:pStyle w:val="Heading3"/>
@@ -2558,9 +2406,9 @@
         <w:t xml:space="preserve">frequency-independent and works directly at 12 Hz.</w:t>
       </w:r>
     </w:p>
-    <w:bookmarkEnd w:id="31"/>
-    <w:bookmarkEnd w:id="32"/>
-    <w:bookmarkStart w:id="36" w:name="why-ac-not-dc-for-the-backbone"/>
+    <w:bookmarkEnd w:id="20"/>
+    <w:bookmarkEnd w:id="21"/>
+    <w:bookmarkStart w:id="25" w:name="why-ac-not-dc-for-the-backbone"/>
     <w:p>
       <w:pPr>
         <w:pStyle w:val="Heading2"/>
@@ -2583,7 +2431,7 @@
         <w:t xml:space="preserve">on three practical points that matter to the people who will install and maintain the grid.</w:t>
       </w:r>
     </w:p>
-    <w:bookmarkStart w:id="33" w:name="zero-crossing-and-circuit-breaking"/>
+    <w:bookmarkStart w:id="22" w:name="zero-crossing-and-circuit-breaking"/>
     <w:p>
       <w:pPr>
         <w:pStyle w:val="Heading3"/>
@@ -2686,8 +2534,8 @@
       </w:pPr>
       <w:r>
         <w:rPr>
+          <w:b/>
           <w:bCs/>
-          <w:b/>
         </w:rPr>
         <w:t xml:space="preserve">AC breaker (12 Hz)</w:t>
       </w:r>
@@ -2716,8 +2564,8 @@
       </w:pPr>
       <w:r>
         <w:rPr>
+          <w:b/>
           <w:bCs/>
-          <w:b/>
         </w:rPr>
         <w:t xml:space="preserve">DC breaker</w:t>
       </w:r>
@@ -2740,8 +2588,8 @@
         <w:t xml:space="preserve">20-year lifespan and must be imported. Requires trained power electronics technician.</w:t>
       </w:r>
     </w:p>
-    <w:bookmarkEnd w:id="33"/>
-    <w:bookmarkStart w:id="34" w:name="what-fails-and-how-fast-you-can-fix-it"/>
+    <w:bookmarkEnd w:id="22"/>
+    <w:bookmarkStart w:id="23" w:name="what-fails-and-how-fast-you-can-fix-it"/>
     <w:p>
       <w:pPr>
         <w:pStyle w:val="Heading3"/>
@@ -2770,8 +2618,8 @@
       </w:pPr>
       <w:r>
         <w:rPr>
+          <w:b/>
           <w:bCs/>
-          <w:b/>
         </w:rPr>
         <w:t xml:space="preserve">12 Hz AC transformer</w:t>
       </w:r>
@@ -2812,8 +2660,8 @@
       </w:pPr>
       <w:r>
         <w:rPr>
+          <w:b/>
           <w:bCs/>
-          <w:b/>
         </w:rPr>
         <w:t xml:space="preserve">DC solid-state transformer (SST)</w:t>
       </w:r>
@@ -2854,8 +2702,8 @@
         <w:t xml:space="preserve">engineer to commission.</w:t>
       </w:r>
     </w:p>
-    <w:bookmarkEnd w:id="34"/>
-    <w:bookmarkStart w:id="35" w:name="who-can-do-the-work"/>
+    <w:bookmarkEnd w:id="23"/>
+    <w:bookmarkStart w:id="24" w:name="who-can-do-the-work"/>
     <w:p>
       <w:pPr>
         <w:pStyle w:val="Heading3"/>
@@ -2928,9 +2776,9 @@
         <w:t xml:space="preserve">electronics engineers is approximately 500 to 1.</w:t>
       </w:r>
     </w:p>
-    <w:bookmarkEnd w:id="35"/>
-    <w:bookmarkEnd w:id="36"/>
-    <w:bookmarkStart w:id="37" w:name="the-kariba-lesson"/>
+    <w:bookmarkEnd w:id="24"/>
+    <w:bookmarkEnd w:id="25"/>
+    <w:bookmarkStart w:id="26" w:name="the-kariba-lesson"/>
     <w:p>
       <w:pPr>
         <w:pStyle w:val="Heading2"/>
@@ -3115,8 +2963,8 @@
       </w:pPr>
       <w:r>
         <w:rPr>
+          <w:b/>
           <w:bCs/>
-          <w:b/>
         </w:rPr>
         <w:t xml:space="preserve">The difference:</w:t>
       </w:r>
@@ -3145,8 +2993,8 @@
         <w:t xml:space="preserve">consequences impair your ability to maintain the semiconductor-dependent backbone.</w:t>
       </w:r>
     </w:p>
-    <w:bookmarkEnd w:id="37"/>
-    <w:bookmarkStart w:id="39" w:name="the-rotary-frequency-converter"/>
+    <w:bookmarkEnd w:id="26"/>
+    <w:bookmarkStart w:id="28" w:name="the-rotary-frequency-converter"/>
     <w:p>
       <w:pPr>
         <w:pStyle w:val="Heading2"/>
@@ -3218,7 +3066,6 @@
         <w:tblStyle w:val="Table"/>
         <w:tblW w:type="auto" w:w="0"/>
         <w:tblLook w:firstRow="1" w:lastRow="0" w:firstColumn="0" w:lastColumn="0" w:noHBand="0" w:noVBand="0" w:val="0020"/>
-        <w:jc w:val="start"/>
       </w:tblPr>
       <w:tblGrid>
         <w:gridCol w:w="1980"/>
@@ -3228,14 +3075,13 @@
       </w:tblGrid>
       <w:tr>
         <w:trPr>
-          <w:tblHeader w:val="true"/>
+          <w:tblHeader w:val="on"/>
         </w:trPr>
         <w:tc>
           <w:tcPr/>
           <w:p>
             <w:pPr>
               <w:pStyle w:val="Compact"/>
-              <w:jc w:val="left"/>
             </w:pPr>
             <w:r>
               <w:t xml:space="preserve">Conversion</w:t>
@@ -3247,7 +3093,6 @@
           <w:p>
             <w:pPr>
               <w:pStyle w:val="Compact"/>
-              <w:jc w:val="left"/>
             </w:pPr>
             <w:r>
               <w:t xml:space="preserve">Motor</w:t>
@@ -3259,7 +3104,6 @@
           <w:p>
             <w:pPr>
               <w:pStyle w:val="Compact"/>
-              <w:jc w:val="left"/>
             </w:pPr>
             <w:r>
               <w:t xml:space="preserve">Generator</w:t>
@@ -3271,7 +3115,6 @@
           <w:p>
             <w:pPr>
               <w:pStyle w:val="Compact"/>
-              <w:jc w:val="left"/>
             </w:pPr>
             <w:r>
               <w:t xml:space="preserve">Shared speed</w:t>
@@ -3285,7 +3128,6 @@
           <w:p>
             <w:pPr>
               <w:pStyle w:val="Compact"/>
-              <w:jc w:val="left"/>
             </w:pPr>
             <w:r>
               <w:t xml:space="preserve">50 Hz to 12 Hz</w:t>
@@ -3297,7 +3139,6 @@
           <w:p>
             <w:pPr>
               <w:pStyle w:val="Compact"/>
-              <w:jc w:val="left"/>
             </w:pPr>
             <w:r>
               <w:t xml:space="preserve">50-pole motor at 50 Hz</w:t>
@@ -3309,7 +3150,6 @@
           <w:p>
             <w:pPr>
               <w:pStyle w:val="Compact"/>
-              <w:jc w:val="left"/>
             </w:pPr>
             <w:r>
               <w:t xml:space="preserve">12-pole generator at 12 Hz</w:t>
@@ -3321,7 +3161,6 @@
           <w:p>
             <w:pPr>
               <w:pStyle w:val="Compact"/>
-              <w:jc w:val="left"/>
             </w:pPr>
             <w:r>
               <w:t xml:space="preserve">120 RPM</w:t>
@@ -3335,7 +3174,6 @@
           <w:p>
             <w:pPr>
               <w:pStyle w:val="Compact"/>
-              <w:jc w:val="left"/>
             </w:pPr>
             <w:r>
               <w:t xml:space="preserve">60 Hz to 12 Hz</w:t>
@@ -3347,7 +3185,6 @@
           <w:p>
             <w:pPr>
               <w:pStyle w:val="Compact"/>
-              <w:jc w:val="left"/>
             </w:pPr>
             <w:r>
               <w:t xml:space="preserve">10-pole motor at 60 Hz</w:t>
@@ -3359,7 +3196,6 @@
           <w:p>
             <w:pPr>
               <w:pStyle w:val="Compact"/>
-              <w:jc w:val="left"/>
             </w:pPr>
             <w:r>
               <w:t xml:space="preserve">2-pole generator at 12 Hz</w:t>
@@ -3371,7 +3207,6 @@
           <w:p>
             <w:pPr>
               <w:pStyle w:val="Compact"/>
-              <w:jc w:val="left"/>
             </w:pPr>
             <w:r>
               <w:t xml:space="preserve">720 RPM</w:t>
@@ -3412,7 +3247,7 @@
         <w:t xml:space="preserve">the materials, or the manufacturing processes.</w:t>
       </w:r>
     </w:p>
-    <w:bookmarkStart w:id="38" w:name="the-flywheel-bonus"/>
+    <w:bookmarkStart w:id="27" w:name="the-flywheel-bonus"/>
     <w:p>
       <w:pPr>
         <w:pStyle w:val="Heading3"/>
@@ -3437,16 +3272,16 @@
     </w:p>
     <w:p>
       <w:pPr>
+        <w:pStyle w:val="Compact"/>
         <w:numPr>
           <w:ilvl w:val="0"/>
           <w:numId w:val="1002"/>
         </w:numPr>
-        <w:pStyle w:val="Compact"/>
       </w:pPr>
       <w:r>
         <w:rPr>
+          <w:b/>
           <w:bCs/>
-          <w:b/>
         </w:rPr>
         <w:t xml:space="preserve">Frequency regulation:</w:t>
       </w:r>
@@ -3471,16 +3306,16 @@
     </w:p>
     <w:p>
       <w:pPr>
+        <w:pStyle w:val="Compact"/>
         <w:numPr>
           <w:ilvl w:val="0"/>
           <w:numId w:val="1002"/>
         </w:numPr>
-        <w:pStyle w:val="Compact"/>
       </w:pPr>
       <w:r>
         <w:rPr>
+          <w:b/>
           <w:bCs/>
-          <w:b/>
         </w:rPr>
         <w:t xml:space="preserve">Power smoothing:</w:t>
       </w:r>
@@ -3505,16 +3340,16 @@
     </w:p>
     <w:p>
       <w:pPr>
+        <w:pStyle w:val="Compact"/>
         <w:numPr>
           <w:ilvl w:val="0"/>
           <w:numId w:val="1002"/>
         </w:numPr>
-        <w:pStyle w:val="Compact"/>
       </w:pPr>
       <w:r>
         <w:rPr>
+          <w:b/>
           <w:bCs/>
-          <w:b/>
         </w:rPr>
         <w:t xml:space="preserve">Fault ride-through:</w:t>
       </w:r>
@@ -3539,16 +3374,16 @@
     </w:p>
     <w:p>
       <w:pPr>
+        <w:pStyle w:val="Compact"/>
         <w:numPr>
           <w:ilvl w:val="0"/>
           <w:numId w:val="1002"/>
         </w:numPr>
-        <w:pStyle w:val="Compact"/>
       </w:pPr>
       <w:r>
         <w:rPr>
+          <w:b/>
           <w:bCs/>
-          <w:b/>
         </w:rPr>
         <w:t xml:space="preserve">Black start:</w:t>
       </w:r>
@@ -3603,9 +3438,9 @@
         <w:t xml:space="preserve">flywheels for grid stability.</w:t>
       </w:r>
     </w:p>
-    <w:bookmarkEnd w:id="38"/>
-    <w:bookmarkEnd w:id="39"/>
-    <w:bookmarkStart w:id="42" w:name="installation-procedures"/>
+    <w:bookmarkEnd w:id="27"/>
+    <w:bookmarkEnd w:id="28"/>
+    <w:bookmarkStart w:id="31" w:name="installation-procedures"/>
     <w:p>
       <w:pPr>
         <w:pStyle w:val="Heading2"/>
@@ -3614,7 +3449,7 @@
         <w:t xml:space="preserve">10. Installation Procedures</w:t>
       </w:r>
     </w:p>
-    <w:bookmarkStart w:id="40" w:name="X51d1a7c3829973025eeca977e207d000976506d"/>
+    <w:bookmarkStart w:id="29" w:name="X51d1a7c3829973025eeca977e207d000976506d"/>
     <w:p>
       <w:pPr>
         <w:pStyle w:val="Heading3"/>
@@ -3649,182 +3484,182 @@
       </w:pPr>
       <w:r>
         <w:rPr>
+          <w:b/>
           <w:bCs/>
-          <w:b/>
         </w:rPr>
         <w:t xml:space="preserve">Procedure: Distribution transformer installation (1 to 3 days, two-person crew)</w:t>
       </w:r>
     </w:p>
     <w:p>
       <w:pPr>
+        <w:pStyle w:val="Compact"/>
         <w:numPr>
           <w:ilvl w:val="0"/>
           <w:numId w:val="1003"/>
         </w:numPr>
+      </w:pPr>
+      <w:r>
+        <w:t xml:space="preserve">Pour or verify concrete pad. Standard pad dimensions, scaled for the larger 12 Hz</w:t>
+      </w:r>
+      <w:r>
+        <w:t xml:space="preserve"> </w:t>
+      </w:r>
+      <w:r>
+        <w:t xml:space="preserve">unit.</w:t>
+      </w:r>
+    </w:p>
+    <w:p>
+      <w:pPr>
         <w:pStyle w:val="Compact"/>
-      </w:pPr>
-      <w:r>
-        <w:t xml:space="preserve">Pour or verify concrete pad. Standard pad dimensions, scaled for the larger 12 Hz</w:t>
-      </w:r>
-      <w:r>
-        <w:t xml:space="preserve"> </w:t>
-      </w:r>
-      <w:r>
-        <w:t xml:space="preserve">unit.</w:t>
-      </w:r>
-    </w:p>
-    <w:p>
-      <w:pPr>
         <w:numPr>
           <w:ilvl w:val="0"/>
           <w:numId w:val="1003"/>
         </w:numPr>
+      </w:pPr>
+      <w:r>
+        <w:t xml:space="preserve">Set transformer with crane truck. Secure to pad with anchor bolts.</w:t>
+      </w:r>
+    </w:p>
+    <w:p>
+      <w:pPr>
         <w:pStyle w:val="Compact"/>
-      </w:pPr>
-      <w:r>
-        <w:t xml:space="preserve">Set transformer with crane truck. Secure to pad with anchor bolts.</w:t>
-      </w:r>
-    </w:p>
-    <w:p>
-      <w:pPr>
         <w:numPr>
           <w:ilvl w:val="0"/>
           <w:numId w:val="1003"/>
         </w:numPr>
+      </w:pPr>
+      <w:r>
+        <w:t xml:space="preserve">Connect high-voltage bushings to the incoming distribution line.</w:t>
+      </w:r>
+    </w:p>
+    <w:p>
+      <w:pPr>
         <w:pStyle w:val="Compact"/>
-      </w:pPr>
-      <w:r>
-        <w:t xml:space="preserve">Connect high-voltage bushings to the incoming distribution line.</w:t>
-      </w:r>
-    </w:p>
-    <w:p>
-      <w:pPr>
         <w:numPr>
           <w:ilvl w:val="0"/>
           <w:numId w:val="1003"/>
         </w:numPr>
+      </w:pPr>
+      <w:r>
+        <w:t xml:space="preserve">Connect low-voltage bushings to the consumer service conductors.</w:t>
+      </w:r>
+    </w:p>
+    <w:p>
+      <w:pPr>
         <w:pStyle w:val="Compact"/>
-      </w:pPr>
-      <w:r>
-        <w:t xml:space="preserve">Connect low-voltage bushings to the consumer service conductors.</w:t>
-      </w:r>
-    </w:p>
-    <w:p>
-      <w:pPr>
         <w:numPr>
           <w:ilvl w:val="0"/>
           <w:numId w:val="1003"/>
         </w:numPr>
+      </w:pPr>
+      <w:r>
+        <w:t xml:space="preserve">Fill transformer tank with insulating oil to the marked level.</w:t>
+      </w:r>
+    </w:p>
+    <w:p>
+      <w:pPr>
         <w:pStyle w:val="Compact"/>
-      </w:pPr>
-      <w:r>
-        <w:t xml:space="preserve">Fill transformer tank with insulating oil to the marked level.</w:t>
-      </w:r>
-    </w:p>
-    <w:p>
-      <w:pPr>
         <w:numPr>
           <w:ilvl w:val="0"/>
           <w:numId w:val="1003"/>
         </w:numPr>
+      </w:pPr>
+      <w:r>
+        <w:t xml:space="preserve">Perform insulation resistance test (megger test) on all windings: primary-to-secondary,</w:t>
+      </w:r>
+      <w:r>
+        <w:t xml:space="preserve"> </w:t>
+      </w:r>
+      <w:r>
+        <w:t xml:space="preserve">primary-to-ground, secondary-to-ground. Minimum acceptable reading varies by voltage class;</w:t>
+      </w:r>
+      <w:r>
+        <w:t xml:space="preserve"> </w:t>
+      </w:r>
+      <w:r>
+        <w:t xml:space="preserve">follow the manufacturer's specification sheet. General guideline: above 1 megohm per</w:t>
+      </w:r>
+      <w:r>
+        <w:t xml:space="preserve"> </w:t>
+      </w:r>
+      <w:r>
+        <w:t xml:space="preserve">1,000 V of rated voltage.</w:t>
+      </w:r>
+    </w:p>
+    <w:p>
+      <w:pPr>
         <w:pStyle w:val="Compact"/>
-      </w:pPr>
-      <w:r>
-        <w:t xml:space="preserve">Perform insulation resistance test (megger test) on all windings: primary-to-secondary,</w:t>
-      </w:r>
-      <w:r>
-        <w:t xml:space="preserve"> </w:t>
-      </w:r>
-      <w:r>
-        <w:t xml:space="preserve">primary-to-ground, secondary-to-ground. Minimum acceptable reading varies by voltage class;</w:t>
-      </w:r>
-      <w:r>
-        <w:t xml:space="preserve"> </w:t>
-      </w:r>
-      <w:r>
-        <w:t xml:space="preserve">follow the manufacturer's specification sheet. General guideline: above 1 megohm per</w:t>
-      </w:r>
-      <w:r>
-        <w:t xml:space="preserve"> </w:t>
-      </w:r>
-      <w:r>
-        <w:t xml:space="preserve">1,000 V of rated voltage.</w:t>
-      </w:r>
-    </w:p>
-    <w:p>
-      <w:pPr>
         <w:numPr>
           <w:ilvl w:val="0"/>
           <w:numId w:val="1003"/>
         </w:numPr>
+      </w:pPr>
+      <w:r>
+        <w:t xml:space="preserve">Verify winding ratio with a turns-ratio tester or by applying known low voltage to the</w:t>
+      </w:r>
+      <w:r>
+        <w:t xml:space="preserve"> </w:t>
+      </w:r>
+      <w:r>
+        <w:t xml:space="preserve">primary and measuring the secondary output.</w:t>
+      </w:r>
+    </w:p>
+    <w:p>
+      <w:pPr>
         <w:pStyle w:val="Compact"/>
-      </w:pPr>
-      <w:r>
-        <w:t xml:space="preserve">Verify winding ratio with a turns-ratio tester or by applying known low voltage to the</w:t>
-      </w:r>
-      <w:r>
-        <w:t xml:space="preserve"> </w:t>
-      </w:r>
-      <w:r>
-        <w:t xml:space="preserve">primary and measuring the secondary output.</w:t>
-      </w:r>
-    </w:p>
-    <w:p>
-      <w:pPr>
         <w:numPr>
           <w:ilvl w:val="0"/>
           <w:numId w:val="1003"/>
         </w:numPr>
+      </w:pPr>
+      <w:r>
+        <w:t xml:space="preserve">Verify earth connection to the transformer tank.</w:t>
+      </w:r>
+    </w:p>
+    <w:p>
+      <w:pPr>
         <w:pStyle w:val="Compact"/>
-      </w:pPr>
-      <w:r>
-        <w:t xml:space="preserve">Verify earth connection to the transformer tank.</w:t>
-      </w:r>
-    </w:p>
-    <w:p>
-      <w:pPr>
         <w:numPr>
           <w:ilvl w:val="0"/>
           <w:numId w:val="1003"/>
         </w:numPr>
+      </w:pPr>
+      <w:r>
+        <w:t xml:space="preserve">Install surge arresters on all bushings.</w:t>
+      </w:r>
+    </w:p>
+    <w:p>
+      <w:pPr>
         <w:pStyle w:val="Compact"/>
-      </w:pPr>
-      <w:r>
-        <w:t xml:space="preserve">Install surge arresters on all bushings.</w:t>
-      </w:r>
-    </w:p>
-    <w:p>
-      <w:pPr>
         <w:numPr>
           <w:ilvl w:val="0"/>
           <w:numId w:val="1003"/>
         </w:numPr>
+      </w:pPr>
+      <w:r>
+        <w:t xml:space="preserve">Energize under no-load. Listen for unusual hum or vibration. Check for oil leaks at all</w:t>
+      </w:r>
+      <w:r>
+        <w:t xml:space="preserve"> </w:t>
+      </w:r>
+      <w:r>
+        <w:t xml:space="preserve">gaskets and bushings.</w:t>
+      </w:r>
+    </w:p>
+    <w:p>
+      <w:pPr>
         <w:pStyle w:val="Compact"/>
-      </w:pPr>
-      <w:r>
-        <w:t xml:space="preserve">Energize under no-load. Listen for unusual hum or vibration. Check for oil leaks at all</w:t>
-      </w:r>
-      <w:r>
-        <w:t xml:space="preserve"> </w:t>
-      </w:r>
-      <w:r>
-        <w:t xml:space="preserve">gaskets and bushings.</w:t>
-      </w:r>
-    </w:p>
-    <w:p>
-      <w:pPr>
         <w:numPr>
           <w:ilvl w:val="0"/>
           <w:numId w:val="1003"/>
         </w:numPr>
-        <w:pStyle w:val="Compact"/>
       </w:pPr>
       <w:r>
         <w:t xml:space="preserve">Apply load incrementally. Monitor oil temperature. Verify secondary voltage under load.</w:t>
       </w:r>
     </w:p>
-    <w:bookmarkEnd w:id="40"/>
-    <w:bookmarkStart w:id="41" w:name="X95998d633d60248601f390600bb59cfaf5b7cc9"/>
+    <w:bookmarkEnd w:id="29"/>
+    <w:bookmarkStart w:id="30" w:name="X95998d633d60248601f390600bb59cfaf5b7cc9"/>
     <w:p>
       <w:pPr>
         <w:pStyle w:val="Heading3"/>
@@ -3891,9 +3726,9 @@
         <w:t xml:space="preserve">later.</w:t>
       </w:r>
     </w:p>
-    <w:bookmarkEnd w:id="41"/>
-    <w:bookmarkEnd w:id="42"/>
-    <w:bookmarkStart w:id="44" w:name="maintenance"/>
+    <w:bookmarkEnd w:id="30"/>
+    <w:bookmarkEnd w:id="31"/>
+    <w:bookmarkStart w:id="33" w:name="maintenance"/>
     <w:p>
       <w:pPr>
         <w:pStyle w:val="Heading2"/>
@@ -3927,7 +3762,6 @@
         <w:tblStyle w:val="Table"/>
         <w:tblW w:type="auto" w:w="0"/>
         <w:tblLook w:firstRow="1" w:lastRow="0" w:firstColumn="0" w:lastColumn="0" w:noHBand="0" w:noVBand="0" w:val="0020"/>
-        <w:jc w:val="start"/>
       </w:tblPr>
       <w:tblGrid>
         <w:gridCol w:w="1980"/>
@@ -3937,14 +3771,13 @@
       </w:tblGrid>
       <w:tr>
         <w:trPr>
-          <w:tblHeader w:val="true"/>
+          <w:tblHeader w:val="on"/>
         </w:trPr>
         <w:tc>
           <w:tcPr/>
           <w:p>
             <w:pPr>
               <w:pStyle w:val="Compact"/>
-              <w:jc w:val="left"/>
             </w:pPr>
             <w:r>
               <w:t xml:space="preserve">Task</w:t>
@@ -3956,7 +3789,6 @@
           <w:p>
             <w:pPr>
               <w:pStyle w:val="Compact"/>
-              <w:jc w:val="left"/>
             </w:pPr>
             <w:r>
               <w:t xml:space="preserve">Frequency</w:t>
@@ -3968,7 +3800,6 @@
           <w:p>
             <w:pPr>
               <w:pStyle w:val="Compact"/>
-              <w:jc w:val="left"/>
             </w:pPr>
             <w:r>
               <w:t xml:space="preserve">Cost per unit</w:t>
@@ -3980,7 +3811,6 @@
           <w:p>
             <w:pPr>
               <w:pStyle w:val="Compact"/>
-              <w:jc w:val="left"/>
             </w:pPr>
             <w:r>
               <w:t xml:space="preserve">Skill required</w:t>
@@ -3994,7 +3824,6 @@
           <w:p>
             <w:pPr>
               <w:pStyle w:val="Compact"/>
-              <w:jc w:val="left"/>
             </w:pPr>
             <w:r>
               <w:t xml:space="preserve">Oil sampling and lab analysis</w:t>
@@ -4006,7 +3835,6 @@
           <w:p>
             <w:pPr>
               <w:pStyle w:val="Compact"/>
-              <w:jc w:val="left"/>
             </w:pPr>
             <w:r>
               <w:t xml:space="preserve">Annual</w:t>
@@ -4018,7 +3846,6 @@
           <w:p>
             <w:pPr>
               <w:pStyle w:val="Compact"/>
-              <w:jc w:val="left"/>
             </w:pPr>
             <w:r>
               <w:t xml:space="preserve">$50 to $100 per test</w:t>
@@ -4030,7 +3857,6 @@
           <w:p>
             <w:pPr>
               <w:pStyle w:val="Compact"/>
-              <w:jc w:val="left"/>
             </w:pPr>
             <w:r>
               <w:t xml:space="preserve">Collect sample in clean bottle, send to laboratory. Results indicate dissolved gases,</w:t>
@@ -4050,7 +3876,6 @@
           <w:p>
             <w:pPr>
               <w:pStyle w:val="Compact"/>
-              <w:jc w:val="left"/>
             </w:pPr>
             <w:r>
               <w:t xml:space="preserve">Visual inspection</w:t>
@@ -4062,7 +3887,6 @@
           <w:p>
             <w:pPr>
               <w:pStyle w:val="Compact"/>
-              <w:jc w:val="left"/>
             </w:pPr>
             <w:r>
               <w:t xml:space="preserve">Monthly or after storms</w:t>
@@ -4074,7 +3898,6 @@
           <w:p>
             <w:pPr>
               <w:pStyle w:val="Compact"/>
-              <w:jc w:val="left"/>
             </w:pPr>
             <w:r>
               <w:t xml:space="preserve">Free</w:t>
@@ -4086,7 +3909,6 @@
           <w:p>
             <w:pPr>
               <w:pStyle w:val="Compact"/>
-              <w:jc w:val="left"/>
             </w:pPr>
             <w:r>
               <w:t xml:space="preserve">Look for oil leaks at gaskets and bushings, cracked or chipped bushings, evidence of</w:t>
@@ -4112,7 +3934,6 @@
           <w:p>
             <w:pPr>
               <w:pStyle w:val="Compact"/>
-              <w:jc w:val="left"/>
             </w:pPr>
             <w:r>
               <w:t xml:space="preserve">Gasket replacement</w:t>
@@ -4124,7 +3945,6 @@
           <w:p>
             <w:pPr>
               <w:pStyle w:val="Compact"/>
-              <w:jc w:val="left"/>
             </w:pPr>
             <w:r>
               <w:t xml:space="preserve">As needed (when leaking)</w:t>
@@ -4136,7 +3956,6 @@
           <w:p>
             <w:pPr>
               <w:pStyle w:val="Compact"/>
-              <w:jc w:val="left"/>
             </w:pPr>
             <w:r>
               <w:t xml:space="preserve">$20 to $100 per gasket</w:t>
@@ -4148,7 +3967,6 @@
           <w:p>
             <w:pPr>
               <w:pStyle w:val="Compact"/>
-              <w:jc w:val="left"/>
             </w:pPr>
             <w:r>
               <w:t xml:space="preserve">Drain oil below gasket level, unbolt cover or bushing, replace gasket, reassemble, top</w:t>
@@ -4168,7 +3986,6 @@
           <w:p>
             <w:pPr>
               <w:pStyle w:val="Compact"/>
-              <w:jc w:val="left"/>
             </w:pPr>
             <w:r>
               <w:t xml:space="preserve">Surge arrester replacement</w:t>
@@ -4180,7 +3997,6 @@
           <w:p>
             <w:pPr>
               <w:pStyle w:val="Compact"/>
-              <w:jc w:val="left"/>
             </w:pPr>
             <w:r>
               <w:t xml:space="preserve">After lightning events</w:t>
@@ -4192,7 +4008,6 @@
           <w:p>
             <w:pPr>
               <w:pStyle w:val="Compact"/>
-              <w:jc w:val="left"/>
             </w:pPr>
             <w:r>
               <w:t xml:space="preserve">$50 to $200 per arrester</w:t>
@@ -4204,7 +4019,6 @@
           <w:p>
             <w:pPr>
               <w:pStyle w:val="Compact"/>
-              <w:jc w:val="left"/>
             </w:pPr>
             <w:r>
               <w:t xml:space="preserve">De-energise, disconnect failed arrester, install new unit, reconnect, re-energise.</w:t>
@@ -4218,7 +4032,6 @@
           <w:p>
             <w:pPr>
               <w:pStyle w:val="Compact"/>
-              <w:jc w:val="left"/>
             </w:pPr>
             <w:r>
               <w:t xml:space="preserve">Oil top-up</w:t>
@@ -4230,7 +4043,6 @@
           <w:p>
             <w:pPr>
               <w:pStyle w:val="Compact"/>
-              <w:jc w:val="left"/>
             </w:pPr>
             <w:r>
               <w:t xml:space="preserve">As needed (when level drops)</w:t>
@@ -4242,7 +4054,6 @@
           <w:p>
             <w:pPr>
               <w:pStyle w:val="Compact"/>
-              <w:jc w:val="left"/>
             </w:pPr>
             <w:r>
               <w:t xml:space="preserve">$3 to $5 per litre</w:t>
@@ -4254,7 +4065,6 @@
           <w:p>
             <w:pPr>
               <w:pStyle w:val="Compact"/>
-              <w:jc w:val="left"/>
             </w:pPr>
             <w:r>
               <w:t xml:space="preserve">Add clean transformer oil through fill port to marked level. Use only oil of the same</w:t>
@@ -4274,7 +4084,6 @@
           <w:p>
             <w:pPr>
               <w:pStyle w:val="Compact"/>
-              <w:jc w:val="left"/>
             </w:pPr>
             <w:r>
               <w:t xml:space="preserve">Insulation resistance test</w:t>
@@ -4286,7 +4095,6 @@
           <w:p>
             <w:pPr>
               <w:pStyle w:val="Compact"/>
-              <w:jc w:val="left"/>
             </w:pPr>
             <w:r>
               <w:t xml:space="preserve">Annual or after any incident</w:t>
@@ -4298,7 +4106,6 @@
           <w:p>
             <w:pPr>
               <w:pStyle w:val="Compact"/>
-              <w:jc w:val="left"/>
             </w:pPr>
             <w:r>
               <w:t xml:space="preserve">Free (uses existing megger)</w:t>
@@ -4310,7 +4117,6 @@
           <w:p>
             <w:pPr>
               <w:pStyle w:val="Compact"/>
-              <w:jc w:val="left"/>
             </w:pPr>
             <w:r>
               <w:t xml:space="preserve">De-energise, isolate, megger all windings. Compare readings to previous year. A downward</w:t>
@@ -4325,7 +4131,7 @@
         </w:tc>
       </w:tr>
     </w:tbl>
-    <w:bookmarkStart w:id="43" w:name="X39ec4c27141c98df98279e00d853614246dcc5b"/>
+    <w:bookmarkStart w:id="32" w:name="X39ec4c27141c98df98279e00d853614246dcc5b"/>
     <w:p>
       <w:pPr>
         <w:pStyle w:val="Heading3"/>
@@ -4344,16 +4150,16 @@
     </w:p>
     <w:p>
       <w:pPr>
+        <w:pStyle w:val="Compact"/>
         <w:numPr>
           <w:ilvl w:val="0"/>
           <w:numId w:val="1004"/>
         </w:numPr>
-        <w:pStyle w:val="Compact"/>
       </w:pPr>
       <w:r>
         <w:rPr>
+          <w:b/>
           <w:bCs/>
-          <w:b/>
         </w:rPr>
         <w:t xml:space="preserve">Unusual hum or vibration:</w:t>
       </w:r>
@@ -4372,16 +4178,16 @@
     </w:p>
     <w:p>
       <w:pPr>
+        <w:pStyle w:val="Compact"/>
         <w:numPr>
           <w:ilvl w:val="0"/>
           <w:numId w:val="1004"/>
         </w:numPr>
-        <w:pStyle w:val="Compact"/>
       </w:pPr>
       <w:r>
         <w:rPr>
+          <w:b/>
           <w:bCs/>
-          <w:b/>
         </w:rPr>
         <w:t xml:space="preserve">Oil leaks:</w:t>
       </w:r>
@@ -4400,16 +4206,16 @@
     </w:p>
     <w:p>
       <w:pPr>
+        <w:pStyle w:val="Compact"/>
         <w:numPr>
           <w:ilvl w:val="0"/>
           <w:numId w:val="1004"/>
         </w:numPr>
-        <w:pStyle w:val="Compact"/>
       </w:pPr>
       <w:r>
         <w:rPr>
+          <w:b/>
           <w:bCs/>
-          <w:b/>
         </w:rPr>
         <w:t xml:space="preserve">Oil discolouration:</w:t>
       </w:r>
@@ -4428,16 +4234,16 @@
     </w:p>
     <w:p>
       <w:pPr>
+        <w:pStyle w:val="Compact"/>
         <w:numPr>
           <w:ilvl w:val="0"/>
           <w:numId w:val="1004"/>
         </w:numPr>
-        <w:pStyle w:val="Compact"/>
       </w:pPr>
       <w:r>
         <w:rPr>
+          <w:b/>
           <w:bCs/>
-          <w:b/>
         </w:rPr>
         <w:t xml:space="preserve">Elevated temperature:</w:t>
       </w:r>
@@ -4456,16 +4262,16 @@
     </w:p>
     <w:p>
       <w:pPr>
+        <w:pStyle w:val="Compact"/>
         <w:numPr>
           <w:ilvl w:val="0"/>
           <w:numId w:val="1004"/>
         </w:numPr>
-        <w:pStyle w:val="Compact"/>
       </w:pPr>
       <w:r>
         <w:rPr>
+          <w:b/>
           <w:bCs/>
-          <w:b/>
         </w:rPr>
         <w:t xml:space="preserve">Burnt smell:</w:t>
       </w:r>
@@ -4478,16 +4284,16 @@
     </w:p>
     <w:p>
       <w:pPr>
+        <w:pStyle w:val="Compact"/>
         <w:numPr>
           <w:ilvl w:val="0"/>
           <w:numId w:val="1004"/>
         </w:numPr>
-        <w:pStyle w:val="Compact"/>
       </w:pPr>
       <w:r>
         <w:rPr>
+          <w:b/>
           <w:bCs/>
-          <w:b/>
         </w:rPr>
         <w:t xml:space="preserve">Bulging tank or pressure relief device activation:</w:t>
       </w:r>
@@ -4510,9 +4316,9 @@
         <w:t xml:space="preserve">re-energising.</w:t>
       </w:r>
     </w:p>
-    <w:bookmarkEnd w:id="43"/>
-    <w:bookmarkEnd w:id="44"/>
-    <w:bookmarkStart w:id="45" w:name="tools-and-equipment"/>
+    <w:bookmarkEnd w:id="32"/>
+    <w:bookmarkEnd w:id="33"/>
+    <w:bookmarkStart w:id="34" w:name="tools-and-equipment"/>
     <w:p>
       <w:pPr>
         <w:pStyle w:val="Heading2"/>
@@ -4526,7 +4332,6 @@
         <w:tblStyle w:val="Table"/>
         <w:tblW w:type="auto" w:w="0"/>
         <w:tblLook w:firstRow="1" w:lastRow="0" w:firstColumn="0" w:lastColumn="0" w:noHBand="0" w:noVBand="0" w:val="0020"/>
-        <w:jc w:val="start"/>
       </w:tblPr>
       <w:tblGrid>
         <w:gridCol w:w="2640"/>
@@ -4535,14 +4340,13 @@
       </w:tblGrid>
       <w:tr>
         <w:trPr>
-          <w:tblHeader w:val="true"/>
+          <w:tblHeader w:val="on"/>
         </w:trPr>
         <w:tc>
           <w:tcPr/>
           <w:p>
             <w:pPr>
               <w:pStyle w:val="Compact"/>
-              <w:jc w:val="left"/>
             </w:pPr>
             <w:r>
               <w:t xml:space="preserve">Item</w:t>
@@ -4554,7 +4358,6 @@
           <w:p>
             <w:pPr>
               <w:pStyle w:val="Compact"/>
-              <w:jc w:val="left"/>
             </w:pPr>
             <w:r>
               <w:t xml:space="preserve">Cost</w:t>
@@ -4566,7 +4369,6 @@
           <w:p>
             <w:pPr>
               <w:pStyle w:val="Compact"/>
-              <w:jc w:val="left"/>
             </w:pPr>
             <w:r>
               <w:t xml:space="preserve">Purpose</w:t>
@@ -4580,7 +4382,6 @@
           <w:p>
             <w:pPr>
               <w:pStyle w:val="Compact"/>
-              <w:jc w:val="left"/>
             </w:pPr>
             <w:r>
               <w:t xml:space="preserve">Megger (insulation resistance tester)</w:t>
@@ -4592,7 +4393,6 @@
           <w:p>
             <w:pPr>
               <w:pStyle w:val="Compact"/>
-              <w:jc w:val="left"/>
             </w:pPr>
             <w:r>
               <w:t xml:space="preserve">$300 to $800</w:t>
@@ -4604,7 +4404,6 @@
           <w:p>
             <w:pPr>
               <w:pStyle w:val="Compact"/>
-              <w:jc w:val="left"/>
             </w:pPr>
             <w:r>
               <w:t xml:space="preserve">Tests insulation condition of windings. Used at installation and annually.</w:t>
@@ -4618,7 +4417,6 @@
           <w:p>
             <w:pPr>
               <w:pStyle w:val="Compact"/>
-              <w:jc w:val="left"/>
             </w:pPr>
             <w:r>
               <w:t xml:space="preserve">Oil sampling kit</w:t>
@@ -4630,7 +4428,6 @@
           <w:p>
             <w:pPr>
               <w:pStyle w:val="Compact"/>
-              <w:jc w:val="left"/>
             </w:pPr>
             <w:r>
               <w:t xml:space="preserve">$200 to $400</w:t>
@@ -4642,7 +4439,6 @@
           <w:p>
             <w:pPr>
               <w:pStyle w:val="Compact"/>
-              <w:jc w:val="left"/>
             </w:pPr>
             <w:r>
               <w:t xml:space="preserve">Clean bottles, syringes, and labels for collecting oil samples to send to a</w:t>
@@ -4662,7 +4458,6 @@
           <w:p>
             <w:pPr>
               <w:pStyle w:val="Compact"/>
-              <w:jc w:val="left"/>
             </w:pPr>
             <w:r>
               <w:t xml:space="preserve">Multimeter</w:t>
@@ -4674,7 +4469,6 @@
           <w:p>
             <w:pPr>
               <w:pStyle w:val="Compact"/>
-              <w:jc w:val="left"/>
             </w:pPr>
             <w:r>
               <w:t xml:space="preserve">$50 to $200</w:t>
@@ -4686,7 +4480,6 @@
           <w:p>
             <w:pPr>
               <w:pStyle w:val="Compact"/>
-              <w:jc w:val="left"/>
             </w:pPr>
             <w:r>
               <w:t xml:space="preserve">Measures voltage, current, and resistance. You already own one.</w:t>
@@ -4700,7 +4493,6 @@
           <w:p>
             <w:pPr>
               <w:pStyle w:val="Compact"/>
-              <w:jc w:val="left"/>
             </w:pPr>
             <w:r>
               <w:t xml:space="preserve">Clamp ammeter</w:t>
@@ -4712,7 +4504,6 @@
           <w:p>
             <w:pPr>
               <w:pStyle w:val="Compact"/>
-              <w:jc w:val="left"/>
             </w:pPr>
             <w:r>
               <w:t xml:space="preserve">$50 to $300</w:t>
@@ -4724,7 +4515,6 @@
           <w:p>
             <w:pPr>
               <w:pStyle w:val="Compact"/>
-              <w:jc w:val="left"/>
             </w:pPr>
             <w:r>
               <w:t xml:space="preserve">Measures current without breaking the circuit. Used to check loading.</w:t>
@@ -4738,7 +4528,6 @@
           <w:p>
             <w:pPr>
               <w:pStyle w:val="Compact"/>
-              <w:jc w:val="left"/>
             </w:pPr>
             <w:r>
               <w:t xml:space="preserve">Hand tools</w:t>
@@ -4750,7 +4539,6 @@
           <w:p>
             <w:pPr>
               <w:pStyle w:val="Compact"/>
-              <w:jc w:val="left"/>
             </w:pPr>
             <w:r>
               <w:t xml:space="preserve">$200 to $500</w:t>
@@ -4762,7 +4550,6 @@
           <w:p>
             <w:pPr>
               <w:pStyle w:val="Compact"/>
-              <w:jc w:val="left"/>
             </w:pPr>
             <w:r>
               <w:t xml:space="preserve">Spanners, screwdrivers, pliers, cable cutters, crimping tool, torque wrench. Standard</w:t>
@@ -4782,7 +4569,6 @@
           <w:p>
             <w:pPr>
               <w:pStyle w:val="Compact"/>
-              <w:jc w:val="left"/>
             </w:pPr>
             <w:r>
               <w:t xml:space="preserve">Safety equipment</w:t>
@@ -4794,7 +4580,6 @@
           <w:p>
             <w:pPr>
               <w:pStyle w:val="Compact"/>
-              <w:jc w:val="left"/>
             </w:pPr>
             <w:r>
               <w:t xml:space="preserve">$100 to $300</w:t>
@@ -4806,7 +4591,6 @@
           <w:p>
             <w:pPr>
               <w:pStyle w:val="Compact"/>
-              <w:jc w:val="left"/>
             </w:pPr>
             <w:r>
               <w:t xml:space="preserve">Insulated gloves (rated for working voltage), safety glasses, hard hat, arc-flash-rated</w:t>
@@ -4841,8 +4625,8 @@
         <w:t xml:space="preserve">stations (thermal camera, oscilloscope, power analyser, manufacturer's diagnostic software).</w:t>
       </w:r>
     </w:p>
-    <w:bookmarkEnd w:id="45"/>
-    <w:bookmarkStart w:id="46" w:name="training-path"/>
+    <w:bookmarkEnd w:id="34"/>
+    <w:bookmarkStart w:id="35" w:name="training-path"/>
     <w:p>
       <w:pPr>
         <w:pStyle w:val="Heading2"/>
@@ -4856,7 +4640,6 @@
         <w:tblStyle w:val="Table"/>
         <w:tblW w:type="auto" w:w="0"/>
         <w:tblLook w:firstRow="1" w:lastRow="0" w:firstColumn="0" w:lastColumn="0" w:noHBand="0" w:noVBand="0" w:val="0020"/>
-        <w:jc w:val="start"/>
       </w:tblPr>
       <w:tblGrid>
         <w:gridCol w:w="1980"/>
@@ -4866,14 +4649,13 @@
       </w:tblGrid>
       <w:tr>
         <w:trPr>
-          <w:tblHeader w:val="true"/>
+          <w:tblHeader w:val="on"/>
         </w:trPr>
         <w:tc>
           <w:tcPr/>
           <w:p>
             <w:pPr>
               <w:pStyle w:val="Compact"/>
-              <w:jc w:val="left"/>
             </w:pPr>
             <w:r>
               <w:t xml:space="preserve">Role</w:t>
@@ -4885,7 +4667,6 @@
           <w:p>
             <w:pPr>
               <w:pStyle w:val="Compact"/>
-              <w:jc w:val="left"/>
             </w:pPr>
             <w:r>
               <w:t xml:space="preserve">Training time</w:t>
@@ -4897,7 +4678,6 @@
           <w:p>
             <w:pPr>
               <w:pStyle w:val="Compact"/>
-              <w:jc w:val="left"/>
             </w:pPr>
             <w:r>
               <w:t xml:space="preserve">Prerequisite skills</w:t>
@@ -4909,7 +4689,6 @@
           <w:p>
             <w:pPr>
               <w:pStyle w:val="Compact"/>
-              <w:jc w:val="left"/>
             </w:pPr>
             <w:r>
               <w:t xml:space="preserve">What you learn</w:t>
@@ -4923,7 +4702,6 @@
           <w:p>
             <w:pPr>
               <w:pStyle w:val="Compact"/>
-              <w:jc w:val="left"/>
             </w:pPr>
             <w:r>
               <w:t xml:space="preserve">Transformer installer</w:t>
@@ -4935,7 +4713,6 @@
           <w:p>
             <w:pPr>
               <w:pStyle w:val="Compact"/>
-              <w:jc w:val="left"/>
             </w:pPr>
             <w:r>
               <w:t xml:space="preserve">Two weeks classroom plus supervised field work</w:t>
@@ -4947,7 +4724,6 @@
           <w:p>
             <w:pPr>
               <w:pStyle w:val="Compact"/>
-              <w:jc w:val="left"/>
             </w:pPr>
             <w:r>
               <w:t xml:space="preserve">Working electrician, diesel mechanic, or welder</w:t>
@@ -4959,7 +4735,6 @@
           <w:p>
             <w:pPr>
               <w:pStyle w:val="Compact"/>
-              <w:jc w:val="left"/>
             </w:pPr>
             <w:r>
               <w:t xml:space="preserve">Terminal identification, torquing connections, oil filling, megger testing, surge</w:t>
@@ -4979,7 +4754,6 @@
           <w:p>
             <w:pPr>
               <w:pStyle w:val="Compact"/>
-              <w:jc w:val="left"/>
             </w:pPr>
             <w:r>
               <w:t xml:space="preserve">Maintenance technician</w:t>
@@ -4991,7 +4765,6 @@
           <w:p>
             <w:pPr>
               <w:pStyle w:val="Compact"/>
-              <w:jc w:val="left"/>
             </w:pPr>
             <w:r>
               <w:t xml:space="preserve">One week additional</w:t>
@@ -5003,7 +4776,6 @@
           <w:p>
             <w:pPr>
               <w:pStyle w:val="Compact"/>
-              <w:jc w:val="left"/>
             </w:pPr>
             <w:r>
               <w:t xml:space="preserve">Installer training complete</w:t>
@@ -5015,7 +4787,6 @@
           <w:p>
             <w:pPr>
               <w:pStyle w:val="Compact"/>
-              <w:jc w:val="left"/>
             </w:pPr>
             <w:r>
               <w:t xml:space="preserve">Oil sampling procedure, visual inspection protocol, gasket replacement, insulation</w:t>
@@ -5035,7 +4806,6 @@
           <w:p>
             <w:pPr>
               <w:pStyle w:val="Compact"/>
-              <w:jc w:val="left"/>
             </w:pPr>
             <w:r>
               <w:t xml:space="preserve">Transformer winder</w:t>
@@ -5047,7 +4817,6 @@
           <w:p>
             <w:pPr>
               <w:pStyle w:val="Compact"/>
-              <w:jc w:val="left"/>
             </w:pPr>
             <w:r>
               <w:t xml:space="preserve">Three to six months</w:t>
@@ -5059,7 +4828,6 @@
           <w:p>
             <w:pPr>
               <w:pStyle w:val="Compact"/>
-              <w:jc w:val="left"/>
             </w:pPr>
             <w:r>
               <w:t xml:space="preserve">Mechanical aptitude, basic literacy, steady hands</w:t>
@@ -5071,7 +4839,6 @@
           <w:p>
             <w:pPr>
               <w:pStyle w:val="Compact"/>
-              <w:jc w:val="left"/>
             </w:pPr>
             <w:r>
               <w:t xml:space="preserve">Core lamination stacking, coil winding technique, insulation application, oil</w:t>
@@ -5142,8 +4909,8 @@
         <w:t xml:space="preserve">tuning.</w:t>
       </w:r>
     </w:p>
-    <w:bookmarkEnd w:id="46"/>
-    <w:bookmarkStart w:id="47" w:name="Xd4eb05f126ffcb781fdfc49f67b68e7ed5a570c"/>
+    <w:bookmarkEnd w:id="35"/>
+    <w:bookmarkStart w:id="36" w:name="Xd4eb05f126ffcb781fdfc49f67b68e7ed5a570c"/>
     <w:p>
       <w:pPr>
         <w:pStyle w:val="Heading2"/>
@@ -5262,8 +5029,8 @@
         <w:t xml:space="preserve">that turns thousands of isolated systems into a grid.</w:t>
       </w:r>
     </w:p>
-    <w:bookmarkEnd w:id="47"/>
-    <w:bookmarkStart w:id="48" w:name="material-costs-at-a-glance"/>
+    <w:bookmarkEnd w:id="36"/>
+    <w:bookmarkStart w:id="37" w:name="material-costs-at-a-glance"/>
     <w:p>
       <w:pPr>
         <w:pStyle w:val="Heading2"/>
@@ -5277,7 +5044,6 @@
         <w:tblStyle w:val="Table"/>
         <w:tblW w:type="auto" w:w="0"/>
         <w:tblLook w:firstRow="1" w:lastRow="0" w:firstColumn="0" w:lastColumn="0" w:noHBand="0" w:noVBand="0" w:val="0020"/>
-        <w:jc w:val="start"/>
       </w:tblPr>
       <w:tblGrid>
         <w:gridCol w:w="2640"/>
@@ -5286,14 +5052,13 @@
       </w:tblGrid>
       <w:tr>
         <w:trPr>
-          <w:tblHeader w:val="true"/>
+          <w:tblHeader w:val="on"/>
         </w:trPr>
         <w:tc>
           <w:tcPr/>
           <w:p>
             <w:pPr>
               <w:pStyle w:val="Compact"/>
-              <w:jc w:val="left"/>
             </w:pPr>
             <w:r>
               <w:t xml:space="preserve">Component</w:t>
@@ -5305,7 +5070,6 @@
           <w:p>
             <w:pPr>
               <w:pStyle w:val="Compact"/>
-              <w:jc w:val="left"/>
             </w:pPr>
             <w:r>
               <w:t xml:space="preserve">12 Hz system</w:t>
@@ -5317,7 +5081,6 @@
           <w:p>
             <w:pPr>
               <w:pStyle w:val="Compact"/>
-              <w:jc w:val="left"/>
             </w:pPr>
             <w:r>
               <w:t xml:space="preserve">Conventional 50 Hz system</w:t>
@@ -5331,7 +5094,6 @@
           <w:p>
             <w:pPr>
               <w:pStyle w:val="Compact"/>
-              <w:jc w:val="left"/>
             </w:pPr>
             <w:r>
               <w:t xml:space="preserve">Transformer core steel</w:t>
@@ -5343,7 +5105,6 @@
           <w:p>
             <w:pPr>
               <w:pStyle w:val="Compact"/>
-              <w:jc w:val="left"/>
             </w:pPr>
             <w:r>
               <w:t xml:space="preserve">Commodity mild steel: $600 to $900 per tonne</w:t>
@@ -5355,7 +5116,6 @@
           <w:p>
             <w:pPr>
               <w:pStyle w:val="Compact"/>
-              <w:jc w:val="left"/>
             </w:pPr>
             <w:r>
               <w:t xml:space="preserve">GOES: $3,000 to $6,000 per tonne, premium grades above $8,000</w:t>
@@ -5369,7 +5129,6 @@
           <w:p>
             <w:pPr>
               <w:pStyle w:val="Compact"/>
-              <w:jc w:val="left"/>
             </w:pPr>
             <w:r>
               <w:t xml:space="preserve">Copper winding wire</w:t>
@@ -5381,7 +5140,6 @@
           <w:p>
             <w:pPr>
               <w:pStyle w:val="Compact"/>
-              <w:jc w:val="left"/>
             </w:pPr>
             <w:r>
               <w:t xml:space="preserve">$8 to $10 per kg (same)</w:t>
@@ -5393,7 +5151,6 @@
           <w:p>
             <w:pPr>
               <w:pStyle w:val="Compact"/>
-              <w:jc w:val="left"/>
             </w:pPr>
             <w:r>
               <w:t xml:space="preserve">$8 to $10 per kg</w:t>
@@ -5407,7 +5164,6 @@
           <w:p>
             <w:pPr>
               <w:pStyle w:val="Compact"/>
-              <w:jc w:val="left"/>
             </w:pPr>
             <w:r>
               <w:t xml:space="preserve">Distribution transformer (complete, 500 kVA class)</w:t>
@@ -5419,7 +5175,6 @@
           <w:p>
             <w:pPr>
               <w:pStyle w:val="Compact"/>
-              <w:jc w:val="left"/>
             </w:pPr>
             <w:r>
               <w:t xml:space="preserve">$2,000 to $8,000 (field-buildable from local materials)</w:t>
@@ -5431,7 +5186,6 @@
           <w:p>
             <w:pPr>
               <w:pStyle w:val="Compact"/>
-              <w:jc w:val="left"/>
             </w:pPr>
             <w:r>
               <w:t xml:space="preserve">$5,000 to $15,000 (factory procurement, weeks to months lead time)</w:t>
@@ -5445,7 +5199,6 @@
           <w:p>
             <w:pPr>
               <w:pStyle w:val="Compact"/>
-              <w:jc w:val="left"/>
             </w:pPr>
             <w:r>
               <w:t xml:space="preserve">Protection relay (overcurrent)</w:t>
@@ -5457,7 +5210,6 @@
           <w:p>
             <w:pPr>
               <w:pStyle w:val="Compact"/>
-              <w:jc w:val="left"/>
             </w:pPr>
             <w:r>
               <w:t xml:space="preserve">$50 to $500 (electromechanical)</w:t>
@@ -5469,7 +5221,6 @@
           <w:p>
             <w:pPr>
               <w:pStyle w:val="Compact"/>
-              <w:jc w:val="left"/>
             </w:pPr>
             <w:r>
               <w:t xml:space="preserve">$50 to $500 (electromechanical, identical)</w:t>
@@ -5483,7 +5234,6 @@
           <w:p>
             <w:pPr>
               <w:pStyle w:val="Compact"/>
-              <w:jc w:val="left"/>
             </w:pPr>
             <w:r>
               <w:t xml:space="preserve">Circuit breaker (distribution class)</w:t>
@@ -5495,7 +5245,6 @@
           <w:p>
             <w:pPr>
               <w:pStyle w:val="Compact"/>
-              <w:jc w:val="left"/>
             </w:pPr>
             <w:r>
               <w:t xml:space="preserve">$1,000 to $15,000 (oil or SF6)</w:t>
@@ -5507,7 +5256,6 @@
           <w:p>
             <w:pPr>
               <w:pStyle w:val="Compact"/>
-              <w:jc w:val="left"/>
             </w:pPr>
             <w:r>
               <w:t xml:space="preserve">$1,000 to $15,000 (oil or SF6, identical)</w:t>
@@ -5521,7 +5269,6 @@
           <w:p>
             <w:pPr>
               <w:pStyle w:val="Compact"/>
-              <w:jc w:val="left"/>
             </w:pPr>
             <w:r>
               <w:t xml:space="preserve">Surge arrester</w:t>
@@ -5533,7 +5280,6 @@
           <w:p>
             <w:pPr>
               <w:pStyle w:val="Compact"/>
-              <w:jc w:val="left"/>
             </w:pPr>
             <w:r>
               <w:t xml:space="preserve">$50 to $200 (identical)</w:t>
@@ -5545,7 +5291,6 @@
           <w:p>
             <w:pPr>
               <w:pStyle w:val="Compact"/>
-              <w:jc w:val="left"/>
             </w:pPr>
             <w:r>
               <w:t xml:space="preserve">$50 to $200</w:t>
@@ -5559,7 +5304,6 @@
           <w:p>
             <w:pPr>
               <w:pStyle w:val="Compact"/>
-              <w:jc w:val="left"/>
             </w:pPr>
             <w:r>
               <w:t xml:space="preserve">Building wire (600 V rated)</w:t>
@@ -5571,7 +5315,6 @@
           <w:p>
             <w:pPr>
               <w:pStyle w:val="Compact"/>
-              <w:jc w:val="left"/>
             </w:pPr>
             <w:r>
               <w:t xml:space="preserve">$0.30 to $0.80 per metre (standard)</w:t>
@@ -5583,7 +5326,6 @@
           <w:p>
             <w:pPr>
               <w:pStyle w:val="Compact"/>
-              <w:jc w:val="left"/>
             </w:pPr>
             <w:r>
               <w:t xml:space="preserve">$0.30 to $0.80 per metre (standard)</w:t>
@@ -5597,7 +5339,6 @@
           <w:p>
             <w:pPr>
               <w:pStyle w:val="Compact"/>
-              <w:jc w:val="left"/>
             </w:pPr>
             <w:r>
               <w:t xml:space="preserve">Building panel breakers</w:t>
@@ -5609,7 +5350,6 @@
           <w:p>
             <w:pPr>
               <w:pStyle w:val="Compact"/>
-              <w:jc w:val="left"/>
             </w:pPr>
             <w:r>
               <w:t xml:space="preserve">$10 to $30 each (600 V AC, commodity)</w:t>
@@ -5621,7 +5361,6 @@
           <w:p>
             <w:pPr>
               <w:pStyle w:val="Compact"/>
-              <w:jc w:val="left"/>
             </w:pPr>
             <w:r>
               <w:t xml:space="preserve">$5 to $20 each (standard residential)</w:t>
@@ -5630,8 +5369,8 @@
         </w:tc>
       </w:tr>
     </w:tbl>
-    <w:bookmarkEnd w:id="48"/>
-    <w:bookmarkStart w:id="49" w:name="glossary"/>
+    <w:bookmarkEnd w:id="37"/>
+    <w:bookmarkStart w:id="38" w:name="glossary"/>
     <w:p>
       <w:pPr>
         <w:pStyle w:val="Heading2"/>
@@ -5671,7 +5410,6 @@
         <w:tblStyle w:val="Table"/>
         <w:tblW w:type="auto" w:w="0"/>
         <w:tblLook w:firstRow="1" w:lastRow="0" w:firstColumn="0" w:lastColumn="0" w:noHBand="0" w:noVBand="0" w:val="0020"/>
-        <w:jc w:val="start"/>
       </w:tblPr>
       <w:tblGrid>
         <w:gridCol w:w="3960"/>
@@ -5679,14 +5417,13 @@
       </w:tblGrid>
       <w:tr>
         <w:trPr>
-          <w:tblHeader w:val="true"/>
+          <w:tblHeader w:val="on"/>
         </w:trPr>
         <w:tc>
           <w:tcPr/>
           <w:p>
             <w:pPr>
               <w:pStyle w:val="Compact"/>
-              <w:jc w:val="left"/>
             </w:pPr>
             <w:r>
               <w:t xml:space="preserve">Term</w:t>
@@ -5698,7 +5435,6 @@
           <w:p>
             <w:pPr>
               <w:pStyle w:val="Compact"/>
-              <w:jc w:val="left"/>
             </w:pPr>
             <w:r>
               <w:t xml:space="preserve">Definition</w:t>
@@ -5712,7 +5448,6 @@
           <w:p>
             <w:pPr>
               <w:pStyle w:val="Compact"/>
-              <w:jc w:val="left"/>
             </w:pPr>
             <w:r>
               <w:t xml:space="preserve">Angular stability limit</w:t>
@@ -5724,7 +5459,6 @@
           <w:p>
             <w:pPr>
               <w:pStyle w:val="Compact"/>
-              <w:jc w:val="left"/>
             </w:pPr>
             <w:r>
               <w:t xml:space="preserve">The maximum amount of power you can push through an AC transmission line before the</w:t>
@@ -5762,7 +5496,6 @@
           <w:p>
             <w:pPr>
               <w:pStyle w:val="Compact"/>
-              <w:jc w:val="left"/>
             </w:pPr>
             <w:r>
               <w:t xml:space="preserve">Bahnstrom</w:t>
@@ -5774,7 +5507,6 @@
           <w:p>
             <w:pPr>
               <w:pStyle w:val="Compact"/>
-              <w:jc w:val="left"/>
             </w:pPr>
             <w:r>
               <w:t xml:space="preserve">The German railway power grid, operating at 16.7 Hz since 1912. It is a dedicated</w:t>
@@ -5806,7 +5538,6 @@
           <w:p>
             <w:pPr>
               <w:pStyle w:val="Compact"/>
-              <w:jc w:val="left"/>
             </w:pPr>
             <w:r>
               <w:t xml:space="preserve">Bridge rectifier</w:t>
@@ -5818,7 +5549,6 @@
           <w:p>
             <w:pPr>
               <w:pStyle w:val="Compact"/>
-              <w:jc w:val="left"/>
             </w:pPr>
             <w:r>
               <w:t xml:space="preserve">Four diodes arranged in a diamond pattern that convert AC to DC. A commodity component</w:t>
@@ -5844,7 +5574,6 @@
           <w:p>
             <w:pPr>
               <w:pStyle w:val="Compact"/>
-              <w:jc w:val="left"/>
             </w:pPr>
             <w:r>
               <w:t xml:space="preserve">Continuously transposed conductor (CTC)</w:t>
@@ -5856,7 +5585,6 @@
           <w:p>
             <w:pPr>
               <w:pStyle w:val="Compact"/>
-              <w:jc w:val="left"/>
             </w:pPr>
             <w:r>
               <w:t xml:space="preserve">A cable made of many individually insulated copper strands woven together in a specific</w:t>
@@ -5900,7 +5628,6 @@
           <w:p>
             <w:pPr>
               <w:pStyle w:val="Compact"/>
-              <w:jc w:val="left"/>
             </w:pPr>
             <w:r>
               <w:t xml:space="preserve">Core saturation</w:t>
@@ -5912,7 +5639,6 @@
           <w:p>
             <w:pPr>
               <w:pStyle w:val="Compact"/>
-              <w:jc w:val="left"/>
             </w:pPr>
             <w:r>
               <w:t xml:space="preserve">The condition where the steel core of a transformer cannot carry any more magnetic flux.</w:t>
@@ -5956,7 +5682,6 @@
           <w:p>
             <w:pPr>
               <w:pStyle w:val="Compact"/>
-              <w:jc w:val="left"/>
             </w:pPr>
             <w:r>
               <w:t xml:space="preserve">ETSI EN300-132-3-1</w:t>
@@ -5968,7 +5693,6 @@
           <w:p>
             <w:pPr>
               <w:pStyle w:val="Compact"/>
-              <w:jc w:val="left"/>
             </w:pPr>
             <w:r>
               <w:t xml:space="preserve">A European standard that defines the 380 V DC power bus for data centres and</w:t>
@@ -6000,7 +5724,6 @@
           <w:p>
             <w:pPr>
               <w:pStyle w:val="Compact"/>
-              <w:jc w:val="left"/>
             </w:pPr>
             <w:r>
               <w:t xml:space="preserve">Flux density</w:t>
@@ -6012,7 +5735,6 @@
           <w:p>
             <w:pPr>
               <w:pStyle w:val="Compact"/>
-              <w:jc w:val="left"/>
             </w:pPr>
             <w:r>
               <w:t xml:space="preserve">The strength of the magnetic field in the transformer core, measured per unit of</w:t>
@@ -6050,7 +5772,6 @@
           <w:p>
             <w:pPr>
               <w:pStyle w:val="Compact"/>
-              <w:jc w:val="left"/>
             </w:pPr>
             <w:r>
               <w:t xml:space="preserve">GaN (gallium nitride)</w:t>
@@ -6062,7 +5783,6 @@
           <w:p>
             <w:pPr>
               <w:pStyle w:val="Compact"/>
-              <w:jc w:val="left"/>
             </w:pPr>
             <w:r>
               <w:t xml:space="preserve">A semiconductor material used to make high-performance power transistors. Manufactured by</w:t>
@@ -6094,7 +5814,6 @@
           <w:p>
             <w:pPr>
               <w:pStyle w:val="Compact"/>
-              <w:jc w:val="left"/>
             </w:pPr>
             <w:r>
               <w:t xml:space="preserve">GOES (grain-oriented electrical steel)</w:t>
@@ -6106,7 +5825,6 @@
           <w:p>
             <w:pPr>
               <w:pStyle w:val="Compact"/>
-              <w:jc w:val="left"/>
             </w:pPr>
             <w:r>
               <w:t xml:space="preserve">A specialty steel alloy with a controlled crystal structure that makes it an efficient</w:t>
@@ -6144,7 +5862,6 @@
           <w:p>
             <w:pPr>
               <w:pStyle w:val="Compact"/>
-              <w:jc w:val="left"/>
             </w:pPr>
             <w:r>
               <w:t xml:space="preserve">Goss texture</w:t>
@@ -6156,7 +5873,6 @@
           <w:p>
             <w:pPr>
               <w:pStyle w:val="Compact"/>
-              <w:jc w:val="left"/>
             </w:pPr>
             <w:r>
               <w:t xml:space="preserve">The specific crystal alignment in GOES. Named after Norman Goss, who patented the</w:t>
@@ -6194,7 +5910,6 @@
           <w:p>
             <w:pPr>
               <w:pStyle w:val="Compact"/>
-              <w:jc w:val="left"/>
             </w:pPr>
             <w:r>
               <w:t xml:space="preserve">Harmonic filtering</w:t>
@@ -6206,7 +5921,6 @@
           <w:p>
             <w:pPr>
               <w:pStyle w:val="Compact"/>
-              <w:jc w:val="left"/>
             </w:pPr>
             <w:r>
               <w:t xml:space="preserve">Removing unwanted extra frequencies from the power waveform. When a solar inverter</w:t>
@@ -6244,7 +5958,6 @@
           <w:p>
             <w:pPr>
               <w:pStyle w:val="Compact"/>
-              <w:jc w:val="left"/>
             </w:pPr>
             <w:r>
               <w:t xml:space="preserve">HVDC (high-voltage direct current)</w:t>
@@ -6256,7 +5969,6 @@
           <w:p>
             <w:pPr>
               <w:pStyle w:val="Compact"/>
-              <w:jc w:val="left"/>
             </w:pPr>
             <w:r>
               <w:t xml:space="preserve">An existing technology for transmitting large amounts of DC power over very long</w:t>
@@ -6294,7 +6006,6 @@
           <w:p>
             <w:pPr>
               <w:pStyle w:val="Compact"/>
-              <w:jc w:val="left"/>
             </w:pPr>
             <w:r>
               <w:t xml:space="preserve">IGBT (insulated-gate bipolar transistor)</w:t>
@@ -6306,7 +6017,6 @@
           <w:p>
             <w:pPr>
               <w:pStyle w:val="Compact"/>
-              <w:jc w:val="left"/>
             </w:pPr>
             <w:r>
               <w:t xml:space="preserve">A type of power transistor used as a fast electronic switch in high-power applications.</w:t>
@@ -6344,7 +6054,6 @@
           <w:p>
             <w:pPr>
               <w:pStyle w:val="Compact"/>
-              <w:jc w:val="left"/>
             </w:pPr>
             <w:r>
               <w:t xml:space="preserve">Inrush current</w:t>
@@ -6356,7 +6065,6 @@
           <w:p>
             <w:pPr>
               <w:pStyle w:val="Compact"/>
-              <w:jc w:val="left"/>
             </w:pPr>
             <w:r>
               <w:t xml:space="preserve">The brief, high current that flows when a transformer is first energised. It happens</w:t>
@@ -6400,7 +6108,6 @@
           <w:p>
             <w:pPr>
               <w:pStyle w:val="Compact"/>
-              <w:jc w:val="left"/>
             </w:pPr>
             <w:r>
               <w:t xml:space="preserve">MOSFET (metal-oxide-semiconductor field-effect transistor)</w:t>
@@ -6412,7 +6119,6 @@
           <w:p>
             <w:pPr>
               <w:pStyle w:val="Compact"/>
-              <w:jc w:val="left"/>
             </w:pPr>
             <w:r>
               <w:t xml:space="preserve">A type of power transistor, similar in function to an IGBT but with different performance</w:t>
@@ -6444,7 +6150,6 @@
           <w:p>
             <w:pPr>
               <w:pStyle w:val="Compact"/>
-              <w:jc w:val="left"/>
             </w:pPr>
             <w:r>
               <w:t xml:space="preserve">NOES (non-oriented electrical steel)</w:t>
@@ -6456,7 +6161,6 @@
           <w:p>
             <w:pPr>
               <w:pStyle w:val="Compact"/>
-              <w:jc w:val="left"/>
             </w:pPr>
             <w:r>
               <w:t xml:space="preserve">An intermediate grade of electrical steel. Its crystal structure is not aligned in any</w:t>
@@ -6506,7 +6210,6 @@
           <w:p>
             <w:pPr>
               <w:pStyle w:val="Compact"/>
-              <w:jc w:val="left"/>
             </w:pPr>
             <w:r>
               <w:t xml:space="preserve">Reactive power</w:t>
@@ -6518,7 +6221,6 @@
           <w:p>
             <w:pPr>
               <w:pStyle w:val="Compact"/>
-              <w:jc w:val="left"/>
             </w:pPr>
             <w:r>
               <w:t xml:space="preserve">Power that flows back and forth between the source and the load without doing useful work,</w:t>
@@ -6556,7 +6258,6 @@
           <w:p>
             <w:pPr>
               <w:pStyle w:val="Compact"/>
-              <w:jc w:val="left"/>
             </w:pPr>
             <w:r>
               <w:t xml:space="preserve">Rotary frequency converter</w:t>
@@ -6568,7 +6269,6 @@
           <w:p>
             <w:pPr>
               <w:pStyle w:val="Compact"/>
-              <w:jc w:val="left"/>
             </w:pPr>
             <w:r>
               <w:t xml:space="preserve">A synchronous motor bolted to a synchronous generator on a shared shaft. The motor</w:t>
@@ -6600,7 +6300,6 @@
           <w:p>
             <w:pPr>
               <w:pStyle w:val="Compact"/>
-              <w:jc w:val="left"/>
             </w:pPr>
             <w:r>
               <w:t xml:space="preserve">SiC (silicon carbide)</w:t>
@@ -6612,7 +6311,6 @@
           <w:p>
             <w:pPr>
               <w:pStyle w:val="Compact"/>
-              <w:jc w:val="left"/>
             </w:pPr>
             <w:r>
               <w:t xml:space="preserve">A semiconductor material that can handle higher voltages and temperatures than ordinary</w:t>
@@ -6644,7 +6342,6 @@
           <w:p>
             <w:pPr>
               <w:pStyle w:val="Compact"/>
-              <w:jc w:val="left"/>
             </w:pPr>
             <w:r>
               <w:t xml:space="preserve">Skin effect</w:t>
@@ -6656,7 +6353,6 @@
           <w:p>
             <w:pPr>
               <w:pStyle w:val="Compact"/>
-              <w:jc w:val="left"/>
             </w:pPr>
             <w:r>
               <w:t xml:space="preserve">The tendency of AC current to flow near the surface of a conductor rather than through</w:t>
@@ -6706,7 +6402,6 @@
           <w:p>
             <w:pPr>
               <w:pStyle w:val="Compact"/>
-              <w:jc w:val="left"/>
             </w:pPr>
             <w:r>
               <w:t xml:space="preserve">Solid-state transformer (SST)</w:t>
@@ -6718,7 +6413,6 @@
           <w:p>
             <w:pPr>
               <w:pStyle w:val="Compact"/>
-              <w:jc w:val="left"/>
             </w:pPr>
             <w:r>
               <w:t xml:space="preserve">An electronic device that performs voltage conversion using semiconductor switches (IGBTs</w:t>
@@ -6762,7 +6456,6 @@
           <w:p>
             <w:pPr>
               <w:pStyle w:val="Compact"/>
-              <w:jc w:val="left"/>
             </w:pPr>
             <w:r>
               <w:t xml:space="preserve">SSCB (solid-state circuit breaker)</w:t>
@@ -6774,7 +6467,6 @@
           <w:p>
             <w:pPr>
               <w:pStyle w:val="Compact"/>
-              <w:jc w:val="left"/>
             </w:pPr>
             <w:r>
               <w:t xml:space="preserve">A circuit breaker that uses semiconductor switches instead of mechanical contacts to</w:t>
@@ -6806,7 +6498,6 @@
           <w:p>
             <w:pPr>
               <w:pStyle w:val="Compact"/>
-              <w:jc w:val="left"/>
             </w:pPr>
             <w:r>
               <w:t xml:space="preserve">Synchronous speed</w:t>
@@ -6818,7 +6509,6 @@
           <w:p>
             <w:pPr>
               <w:pStyle w:val="Compact"/>
-              <w:jc w:val="left"/>
             </w:pPr>
             <w:r>
               <w:t xml:space="preserve">The fixed speed at which an AC motor or generator rotor must turn for a given frequency</w:t>
@@ -6856,7 +6546,6 @@
           <w:p>
             <w:pPr>
               <w:pStyle w:val="Compact"/>
-              <w:jc w:val="left"/>
             </w:pPr>
             <w:r>
               <w:t xml:space="preserve">Thermomechanical fatigue</w:t>
@@ -6868,7 +6557,6 @@
           <w:p>
             <w:pPr>
               <w:pStyle w:val="Compact"/>
-              <w:jc w:val="left"/>
             </w:pPr>
             <w:r>
               <w:t xml:space="preserve">The progressive failure of semiconductor device packaging caused by repeated heating and</w:t>
@@ -6918,7 +6606,6 @@
           <w:p>
             <w:pPr>
               <w:pStyle w:val="Compact"/>
-              <w:jc w:val="left"/>
             </w:pPr>
             <w:r>
               <w:t xml:space="preserve">Zero-crossing</w:t>
@@ -6930,7 +6617,6 @@
           <w:p>
             <w:pPr>
               <w:pStyle w:val="Compact"/>
-              <w:jc w:val="left"/>
             </w:pPr>
             <w:r>
               <w:t xml:space="preserve">The point in each AC cycle where the current momentarily passes through zero. At</w:t>
@@ -6969,8 +6655,8 @@
         </w:tc>
       </w:tr>
     </w:tbl>
-    <w:bookmarkEnd w:id="49"/>
-    <w:bookmarkStart w:id="50" w:name="the-global-opportunity"/>
+    <w:bookmarkEnd w:id="38"/>
+    <w:bookmarkStart w:id="39" w:name="the-global-opportunity"/>
     <w:p>
       <w:pPr>
         <w:pStyle w:val="Heading2"/>
@@ -7081,8 +6767,8 @@
         <w:t xml:space="preserve">standard for everyone else.</w:t>
       </w:r>
     </w:p>
-    <w:bookmarkEnd w:id="50"/>
-    <w:bookmarkStart w:id="51" w:name="summary"/>
+    <w:bookmarkEnd w:id="39"/>
+    <w:bookmarkStart w:id="40" w:name="summary"/>
     <w:p>
       <w:pPr>
         <w:pStyle w:val="Heading2"/>
@@ -7193,22 +6879,22 @@
       </w:r>
       <w:r>
         <w:rPr>
+          <w:i/>
           <w:iCs/>
-          <w:i/>
         </w:rPr>
         <w:t xml:space="preserve">Commodity-Steel Transformers at 12 Hz: Breaking the GOES</w:t>
       </w:r>
       <w:r>
         <w:rPr>
+          <w:i/>
           <w:iCs/>
+        </w:rPr>
+        <w:t xml:space="preserve"> </w:t>
+      </w:r>
+      <w:r>
+        <w:rPr>
           <w:i/>
-        </w:rPr>
-        <w:t xml:space="preserve"> </w:t>
-      </w:r>
-      <w:r>
-        <w:rPr>
           <w:iCs/>
-          <w:i/>
         </w:rPr>
         <w:t xml:space="preserve">Bottleneck</w:t>
       </w:r>
@@ -7223,22 +6909,22 @@
       </w:r>
       <w:r>
         <w:rPr>
+          <w:i/>
           <w:iCs/>
-          <w:i/>
         </w:rPr>
         <w:t xml:space="preserve">Technical Annex: 12 Hz AC Backbone vs. All-DC Grid</w:t>
       </w:r>
       <w:r>
         <w:rPr>
+          <w:i/>
           <w:iCs/>
+        </w:rPr>
+        <w:t xml:space="preserve"> </w:t>
+      </w:r>
+      <w:r>
+        <w:rPr>
           <w:i/>
-        </w:rPr>
-        <w:t xml:space="preserve"> </w:t>
-      </w:r>
-      <w:r>
-        <w:rPr>
           <w:iCs/>
-          <w:i/>
         </w:rPr>
         <w:t xml:space="preserve">Architecture</w:t>
       </w:r>
@@ -7255,9 +6941,13 @@
         <w:t xml:space="preserve">Contact: David Walther · tederific@gmail.com</w:t>
       </w:r>
     </w:p>
-    <w:bookmarkEnd w:id="51"/>
-    <w:bookmarkEnd w:id="52"/>
-    <w:sectPr/>
+    <w:bookmarkEnd w:id="40"/>
+    <w:bookmarkEnd w:id="41"/>
+    <w:sectPr>
+      <w:footnotePr>
+        <w:numRestart w:val="eachSect"/>
+      </w:footnotePr>
+    </w:sectPr>
   </w:body>
 </w:document>
 </file>
@@ -7288,14 +6978,14 @@
 <file path=word/numbering.xml><?xml version="1.0" encoding="utf-8"?>
 <w:numbering xmlns:w="http://schemas.openxmlformats.org/wordprocessingml/2006/main">
   <w:abstractNum w:abstractNumId="990">
-    <w:nsid w:val="A990"/>
+    <w:nsid w:val="0000A990"/>
     <w:multiLevelType w:val="multilevel"/>
     <w:lvl w:ilvl="0">
       <w:numFmt w:val="bullet"/>
       <w:lvlText w:val=" "/>
       <w:lvlJc w:val="left"/>
       <w:pPr>
-        <w:ind w:left="720" w:hanging="480"/>
+        <w:ind w:left="720" w:hanging="360"/>
       </w:pPr>
     </w:lvl>
     <w:lvl w:ilvl="1">
@@ -7303,7 +6993,7 @@
       <w:lvlText w:val=" "/>
       <w:lvlJc w:val="left"/>
       <w:pPr>
-        <w:ind w:left="1440" w:hanging="480"/>
+        <w:ind w:left="1440" w:hanging="360"/>
       </w:pPr>
     </w:lvl>
     <w:lvl w:ilvl="2">
@@ -7311,7 +7001,7 @@
       <w:lvlText w:val=" "/>
       <w:lvlJc w:val="left"/>
       <w:pPr>
-        <w:ind w:left="2160" w:hanging="480"/>
+        <w:ind w:left="2160" w:hanging="360"/>
       </w:pPr>
     </w:lvl>
     <w:lvl w:ilvl="3">
@@ -7319,7 +7009,7 @@
       <w:lvlText w:val=" "/>
       <w:lvlJc w:val="left"/>
       <w:pPr>
-        <w:ind w:left="2880" w:hanging="480"/>
+        <w:ind w:left="2880" w:hanging="360"/>
       </w:pPr>
     </w:lvl>
     <w:lvl w:ilvl="4">
@@ -7327,7 +7017,7 @@
       <w:lvlText w:val=" "/>
       <w:lvlJc w:val="left"/>
       <w:pPr>
-        <w:ind w:left="3600" w:hanging="480"/>
+        <w:ind w:left="3600" w:hanging="360"/>
       </w:pPr>
     </w:lvl>
     <w:lvl w:ilvl="5">
@@ -7335,7 +7025,7 @@
       <w:lvlText w:val=" "/>
       <w:lvlJc w:val="left"/>
       <w:pPr>
-        <w:ind w:left="4320" w:hanging="480"/>
+        <w:ind w:left="4320" w:hanging="360"/>
       </w:pPr>
     </w:lvl>
     <w:lvl w:ilvl="6">
@@ -7343,7 +7033,7 @@
       <w:lvlText w:val=" "/>
       <w:lvlJc w:val="left"/>
       <w:pPr>
-        <w:ind w:left="5040" w:hanging="480"/>
+        <w:ind w:left="5040" w:hanging="360"/>
       </w:pPr>
     </w:lvl>
     <w:lvl w:ilvl="7">
@@ -7351,7 +7041,7 @@
       <w:lvlText w:val=" "/>
       <w:lvlJc w:val="left"/>
       <w:pPr>
-        <w:ind w:left="5760" w:hanging="480"/>
+        <w:ind w:left="5760" w:hanging="360"/>
       </w:pPr>
     </w:lvl>
     <w:lvl w:ilvl="8">
@@ -7359,88 +7049,115 @@
       <w:lvlText w:val=" "/>
       <w:lvlJc w:val="left"/>
       <w:pPr>
-        <w:ind w:left="6480" w:hanging="480"/>
+        <w:ind w:left="6480" w:hanging="360"/>
       </w:pPr>
     </w:lvl>
   </w:abstractNum>
   <w:abstractNum w:abstractNumId="991">
-    <w:nsid w:val="A991"/>
+    <w:nsid w:val="0000A991"/>
     <w:multiLevelType w:val="multilevel"/>
     <w:lvl w:ilvl="0">
       <w:numFmt w:val="bullet"/>
-      <w:lvlText w:val="•"/>
+      <w:lvlText w:val=""/>
       <w:lvlJc w:val="left"/>
       <w:pPr>
-        <w:ind w:left="720" w:hanging="480"/>
-      </w:pPr>
+        <w:ind w:left="720" w:hanging="360"/>
+      </w:pPr>
+      <w:rPr>
+        <w:rFonts w:ascii="Symbol" w:hAnsi="Symbol" w:cs="Symbol" w:hint="default"/>
+      </w:rPr>
     </w:lvl>
     <w:lvl w:ilvl="1">
       <w:numFmt w:val="bullet"/>
-      <w:lvlText w:val="–"/>
+      <w:lvlText w:val="o"/>
       <w:lvlJc w:val="left"/>
       <w:pPr>
-        <w:ind w:left="1440" w:hanging="480"/>
-      </w:pPr>
+        <w:ind w:left="1440" w:hanging="360"/>
+      </w:pPr>
+      <w:rPr>
+        <w:rFonts w:ascii="Courier New" w:hAnsi="Courier New" w:cs="Courier New" w:hint="default"/>
+      </w:rPr>
     </w:lvl>
     <w:lvl w:ilvl="2">
       <w:numFmt w:val="bullet"/>
-      <w:lvlText w:val="•"/>
+      <w:lvlText w:val=""/>
       <w:lvlJc w:val="left"/>
       <w:pPr>
-        <w:ind w:left="2160" w:hanging="480"/>
-      </w:pPr>
+        <w:ind w:left="2160" w:hanging="360"/>
+      </w:pPr>
+      <w:rPr>
+        <w:rFonts w:ascii="Wingdings" w:hAnsi="Wingdings" w:cs="Wingdings" w:hint="default"/>
+      </w:rPr>
     </w:lvl>
     <w:lvl w:ilvl="3">
       <w:numFmt w:val="bullet"/>
-      <w:lvlText w:val="–"/>
+      <w:lvlText w:val=""/>
       <w:lvlJc w:val="left"/>
       <w:pPr>
-        <w:ind w:left="2880" w:hanging="480"/>
-      </w:pPr>
+        <w:ind w:left="2880" w:hanging="360"/>
+      </w:pPr>
+      <w:rPr>
+        <w:rFonts w:ascii="Symbol" w:hAnsi="Symbol" w:cs="Symbol" w:hint="default"/>
+      </w:rPr>
     </w:lvl>
     <w:lvl w:ilvl="4">
       <w:numFmt w:val="bullet"/>
-      <w:lvlText w:val="•"/>
+      <w:lvlText w:val="o"/>
       <w:lvlJc w:val="left"/>
       <w:pPr>
-        <w:ind w:left="3600" w:hanging="480"/>
-      </w:pPr>
+        <w:ind w:left="3600" w:hanging="360"/>
+      </w:pPr>
+      <w:rPr>
+        <w:rFonts w:ascii="Courier New" w:hAnsi="Courier New" w:cs="Courier New" w:hint="default"/>
+      </w:rPr>
     </w:lvl>
     <w:lvl w:ilvl="5">
       <w:numFmt w:val="bullet"/>
-      <w:lvlText w:val="–"/>
+      <w:lvlText w:val=""/>
       <w:lvlJc w:val="left"/>
       <w:pPr>
-        <w:ind w:left="4320" w:hanging="480"/>
-      </w:pPr>
+        <w:ind w:left="4320" w:hanging="360"/>
+      </w:pPr>
+      <w:rPr>
+        <w:rFonts w:ascii="Wingdings" w:hAnsi="Wingdings" w:cs="Wingdings" w:hint="default"/>
+      </w:rPr>
     </w:lvl>
     <w:lvl w:ilvl="6">
       <w:numFmt w:val="bullet"/>
-      <w:lvlText w:val="•"/>
+      <w:lvlText w:val=""/>
       <w:lvlJc w:val="left"/>
       <w:pPr>
-        <w:ind w:left="5040" w:hanging="480"/>
-      </w:pPr>
+        <w:ind w:left="5040" w:hanging="360"/>
+      </w:pPr>
+      <w:rPr>
+        <w:rFonts w:ascii="Symbol" w:hAnsi="Symbol" w:cs="Symbol" w:hint="default"/>
+      </w:rPr>
     </w:lvl>
     <w:lvl w:ilvl="7">
       <w:numFmt w:val="bullet"/>
-      <w:lvlText w:val="–"/>
+      <w:lvlText w:val="o"/>
       <w:lvlJc w:val="left"/>
       <w:pPr>
-        <w:ind w:left="5760" w:hanging="480"/>
-      </w:pPr>
+        <w:ind w:left="5760" w:hanging="360"/>
+      </w:pPr>
+      <w:rPr>
+        <w:rFonts w:ascii="Courier New" w:hAnsi="Courier New" w:cs="Courier New" w:hint="default"/>
+      </w:rPr>
     </w:lvl>
     <w:lvl w:ilvl="8">
       <w:numFmt w:val="bullet"/>
-      <w:lvlText w:val="•"/>
+      <w:lvlText w:val=""/>
       <w:lvlJc w:val="left"/>
       <w:pPr>
-        <w:ind w:left="6480" w:hanging="480"/>
-      </w:pPr>
+        <w:ind w:left="6480" w:hanging="360"/>
+      </w:pPr>
+      <w:rPr>
+        <w:rFonts w:ascii="Wingdings" w:hAnsi="Wingdings" w:cs="Wingdings" w:hint="default"/>
+      </w:rPr>
     </w:lvl>
   </w:abstractNum>
   <w:abstractNum w:abstractNumId="99201">
-    <w:nsid w:val="A99201"/>
+    <w:nsid w:val="00A99201"/>
     <w:multiLevelType w:val="multilevel"/>
     <w:lvl w:ilvl="0">
       <w:start w:val="1"/>
@@ -7448,7 +7165,7 @@
       <w:lvlText w:val="%1."/>
       <w:lvlJc w:val="left"/>
       <w:pPr>
-        <w:ind w:left="720" w:hanging="480"/>
+        <w:ind w:left="720" w:hanging="360"/>
       </w:pPr>
     </w:lvl>
     <w:lvl w:ilvl="1">
@@ -7457,7 +7174,7 @@
       <w:lvlText w:val="%2."/>
       <w:lvlJc w:val="left"/>
       <w:pPr>
-        <w:ind w:left="1440" w:hanging="480"/>
+        <w:ind w:left="1440" w:hanging="360"/>
       </w:pPr>
     </w:lvl>
     <w:lvl w:ilvl="2">
@@ -7466,7 +7183,7 @@
       <w:lvlText w:val="%3."/>
       <w:lvlJc w:val="left"/>
       <w:pPr>
-        <w:ind w:left="2160" w:hanging="480"/>
+        <w:ind w:left="2160" w:hanging="360"/>
       </w:pPr>
     </w:lvl>
     <w:lvl w:ilvl="3">
@@ -7475,7 +7192,7 @@
       <w:lvlText w:val="%4."/>
       <w:lvlJc w:val="left"/>
       <w:pPr>
-        <w:ind w:left="2880" w:hanging="480"/>
+        <w:ind w:left="2880" w:hanging="360"/>
       </w:pPr>
     </w:lvl>
     <w:lvl w:ilvl="4">
@@ -7484,7 +7201,7 @@
       <w:lvlText w:val="%5."/>
       <w:lvlJc w:val="left"/>
       <w:pPr>
-        <w:ind w:left="3600" w:hanging="480"/>
+        <w:ind w:left="3600" w:hanging="360"/>
       </w:pPr>
     </w:lvl>
     <w:lvl w:ilvl="5">
@@ -7493,7 +7210,7 @@
       <w:lvlText w:val="%6."/>
       <w:lvlJc w:val="left"/>
       <w:pPr>
-        <w:ind w:left="4320" w:hanging="480"/>
+        <w:ind w:left="4320" w:hanging="360"/>
       </w:pPr>
     </w:lvl>
     <w:lvl w:ilvl="6">
@@ -7502,7 +7219,7 @@
       <w:lvlText w:val="%7."/>
       <w:lvlJc w:val="left"/>
       <w:pPr>
-        <w:ind w:left="5040" w:hanging="480"/>
+        <w:ind w:left="5040" w:hanging="360"/>
       </w:pPr>
     </w:lvl>
     <w:lvl w:ilvl="7">
@@ -7511,7 +7228,7 @@
       <w:lvlText w:val="%8."/>
       <w:lvlJc w:val="left"/>
       <w:pPr>
-        <w:ind w:left="5760" w:hanging="480"/>
+        <w:ind w:left="5760" w:hanging="360"/>
       </w:pPr>
     </w:lvl>
     <w:lvl w:ilvl="8">
@@ -7520,7 +7237,7 @@
       <w:lvlText w:val="%9."/>
       <w:lvlJc w:val="left"/>
       <w:pPr>
-        <w:ind w:left="6480" w:hanging="480"/>
+        <w:ind w:left="6480" w:hanging="360"/>
       </w:pPr>
     </w:lvl>
   </w:abstractNum>
@@ -7595,10 +7312,10 @@
     <w:name w:val="Body Text"/>
     <w:basedOn w:val="Normal"/>
     <w:link w:val="BodyTextChar"/>
+    <w:qFormat/>
     <w:pPr>
       <w:spacing w:after="180" w:before="180"/>
     </w:pPr>
-    <w:qFormat/>
   </w:style>
   <w:style w:customStyle="1" w:styleId="FirstParagraph" w:type="paragraph">
     <w:name w:val="First Paragraph"/>
@@ -7618,57 +7335,94 @@
     <w:name w:val="Title"/>
     <w:basedOn w:val="Normal"/>
     <w:next w:val="BodyText"/>
+    <w:link w:val="TitleChar"/>
+    <w:uiPriority w:val="10"/>
     <w:qFormat/>
+    <w:rsid w:val="00A10FD9"/>
     <w:pPr>
-      <w:keepNext/>
-      <w:keepLines/>
-      <w:spacing w:after="240" w:before="480"/>
+      <w:spacing w:after="80" w:line="240" w:lineRule="auto"/>
+      <w:contextualSpacing/>
       <w:jc w:val="center"/>
     </w:pPr>
     <w:rPr>
       <w:rFonts w:asciiTheme="majorHAnsi" w:cstheme="majorBidi" w:eastAsiaTheme="majorEastAsia" w:hAnsiTheme="majorHAnsi"/>
-      <w:b/>
-      <w:bCs/>
-      <w:color w:themeColor="accent1" w:themeShade="B5" w:val="345A8A"/>
-      <w:sz w:val="36"/>
-      <w:szCs w:val="36"/>
+      <w:sz w:val="56"/>
+      <w:szCs w:val="56"/>
+    </w:rPr>
+  </w:style>
+  <w:style w:customStyle="1" w:styleId="TitleChar" w:type="character">
+    <w:name w:val="Title Char"/>
+    <w:basedOn w:val="DefaultParagraphFont"/>
+    <w:link w:val="Title"/>
+    <w:uiPriority w:val="10"/>
+    <w:rsid w:val="00A10FD9"/>
+    <w:rPr>
+      <w:rFonts w:asciiTheme="majorHAnsi" w:cstheme="majorBidi" w:eastAsiaTheme="majorEastAsia" w:hAnsiTheme="majorHAnsi"/>
+      <w:sz w:val="56"/>
+      <w:szCs w:val="56"/>
     </w:rPr>
   </w:style>
   <w:style w:styleId="Subtitle" w:type="paragraph">
     <w:name w:val="Subtitle"/>
     <w:basedOn w:val="Title"/>
     <w:next w:val="BodyText"/>
+    <w:link w:val="SubtitleChar"/>
+    <w:uiPriority w:val="11"/>
     <w:qFormat/>
+    <w:rsid w:val="00A10FD9"/>
     <w:pPr>
-      <w:keepNext/>
-      <w:keepLines/>
-      <w:spacing w:after="240" w:before="240"/>
-      <w:jc w:val="center"/>
+      <w:numPr>
+        <w:ilvl w:val="1"/>
+      </w:numPr>
     </w:pPr>
     <w:rPr>
-      <w:sz w:val="30"/>
-      <w:szCs w:val="30"/>
+      <w:rFonts w:cstheme="majorBidi" w:eastAsiaTheme="majorEastAsia"/>
+      <w:spacing w:val="15"/>
+      <w:sz w:val="28"/>
+      <w:szCs w:val="28"/>
+    </w:rPr>
+  </w:style>
+  <w:style w:customStyle="1" w:styleId="SubtitleChar" w:type="character">
+    <w:name w:val="Subtitle Char"/>
+    <w:basedOn w:val="DefaultParagraphFont"/>
+    <w:link w:val="Subtitle"/>
+    <w:uiPriority w:val="11"/>
+    <w:rsid w:val="00A10FD9"/>
+    <w:rPr>
+      <w:rFonts w:cstheme="majorBidi" w:eastAsiaTheme="majorEastAsia"/>
+      <w:color w:themeColor="text1" w:themeTint="A6" w:val="595959"/>
+      <w:spacing w:val="15"/>
+      <w:sz w:val="28"/>
+      <w:szCs w:val="28"/>
     </w:rPr>
   </w:style>
   <w:style w:customStyle="1" w:styleId="Author" w:type="paragraph">
     <w:name w:val="Author"/>
+    <w:basedOn w:val="Title"/>
     <w:next w:val="BodyText"/>
     <w:qFormat/>
     <w:pPr>
       <w:keepNext/>
       <w:keepLines/>
-      <w:jc w:val="center"/>
     </w:pPr>
+    <w:rPr>
+      <w:sz w:val="24"/>
+      <w:szCs w:val="24"/>
+    </w:rPr>
   </w:style>
   <w:style w:styleId="Date" w:type="paragraph">
     <w:name w:val="Date"/>
+    <w:basedOn w:val="Title"/>
     <w:next w:val="BodyText"/>
     <w:qFormat/>
     <w:pPr>
       <w:keepNext/>
       <w:keepLines/>
-      <w:jc w:val="center"/>
     </w:pPr>
+    <w:rPr>
+      <w:sz w:val="24"/>
+      <w:szCs w:val="24"/>
+    </w:rPr>
   </w:style>
   <w:style w:customStyle="1" w:styleId="AbstractTitle" w:type="paragraph">
     <w:name w:val="Abstract Title"/>
@@ -7678,15 +7432,13 @@
     <w:pPr>
       <w:keepNext/>
       <w:keepLines/>
+      <w:spacing w:after="0" w:before="300"/>
       <w:jc w:val="center"/>
-      <w:spacing w:after="0" w:before="300"/>
     </w:pPr>
     <w:rPr>
+      <w:b/>
       <w:sz w:val="20"/>
       <w:szCs w:val="20"/>
-      <w:b/>
-      <w:color w:val="345A8A"/>
-      &gt;
     </w:rPr>
   </w:style>
   <w:style w:customStyle="1" w:styleId="Abstract" w:type="paragraph">
@@ -7713,191 +7465,321 @@
     <w:rPr/>
   </w:style>
   <w:style w:styleId="Heading1" w:type="paragraph">
-    <w:name w:val="Heading 1"/>
+    <w:name w:val="heading 1"/>
     <w:basedOn w:val="Normal"/>
     <w:next w:val="BodyText"/>
+    <w:link w:val="Heading1Char"/>
     <w:uiPriority w:val="9"/>
     <w:qFormat/>
+    <w:rsid w:val="00A10FD9"/>
     <w:pPr>
       <w:keepNext/>
       <w:keepLines/>
-      <w:spacing w:after="0" w:before="480"/>
+      <w:spacing w:after="80" w:before="360"/>
       <w:outlineLvl w:val="0"/>
     </w:pPr>
     <w:rPr>
       <w:rFonts w:asciiTheme="majorHAnsi" w:cstheme="majorBidi" w:eastAsiaTheme="majorEastAsia" w:hAnsiTheme="majorHAnsi"/>
-      <w:b/>
-      <w:bCs/>
-      <w:color w:themeColor="accent1" w:val="4F81BD"/>
+      <w:color w:themeColor="accent1" w:themeShade="BF" w:val="0F4761"/>
+      <w:sz w:val="40"/>
+      <w:szCs w:val="40"/>
+    </w:rPr>
+  </w:style>
+  <w:style w:styleId="Heading2" w:type="paragraph">
+    <w:name w:val="heading 2"/>
+    <w:basedOn w:val="Normal"/>
+    <w:next w:val="BodyText"/>
+    <w:link w:val="Heading2Char"/>
+    <w:uiPriority w:val="9"/>
+    <w:semiHidden/>
+    <w:unhideWhenUsed/>
+    <w:qFormat/>
+    <w:rsid w:val="00A10FD9"/>
+    <w:pPr>
+      <w:keepNext/>
+      <w:keepLines/>
+      <w:spacing w:after="80" w:before="160"/>
+      <w:outlineLvl w:val="1"/>
+    </w:pPr>
+    <w:rPr>
+      <w:rFonts w:asciiTheme="majorHAnsi" w:cstheme="majorBidi" w:eastAsiaTheme="majorEastAsia" w:hAnsiTheme="majorHAnsi"/>
+      <w:color w:themeColor="accent1" w:themeShade="BF" w:val="0F4761"/>
       <w:sz w:val="32"/>
       <w:szCs w:val="32"/>
     </w:rPr>
   </w:style>
-  <w:style w:styleId="Heading2" w:type="paragraph">
-    <w:name w:val="Heading 2"/>
+  <w:style w:styleId="Heading3" w:type="paragraph">
+    <w:name w:val="heading 3"/>
     <w:basedOn w:val="Normal"/>
     <w:next w:val="BodyText"/>
+    <w:link w:val="Heading3Char"/>
     <w:uiPriority w:val="9"/>
+    <w:semiHidden/>
     <w:unhideWhenUsed/>
     <w:qFormat/>
+    <w:rsid w:val="00A10FD9"/>
     <w:pPr>
       <w:keepNext/>
       <w:keepLines/>
-      <w:spacing w:after="0" w:before="200"/>
-      <w:outlineLvl w:val="1"/>
+      <w:spacing w:after="80" w:before="160"/>
+      <w:outlineLvl w:val="2"/>
     </w:pPr>
     <w:rPr>
-      <w:rFonts w:asciiTheme="majorHAnsi" w:cstheme="majorBidi" w:eastAsiaTheme="majorEastAsia" w:hAnsiTheme="majorHAnsi"/>
-      <w:b/>
-      <w:bCs/>
-      <w:color w:themeColor="accent1" w:val="4F81BD"/>
+      <w:rFonts w:cstheme="majorBidi" w:eastAsiaTheme="majorEastAsia"/>
+      <w:color w:themeColor="accent1" w:themeShade="BF" w:val="0F4761"/>
       <w:sz w:val="28"/>
       <w:szCs w:val="28"/>
     </w:rPr>
   </w:style>
-  <w:style w:styleId="Heading3" w:type="paragraph">
-    <w:name w:val="Heading 3"/>
+  <w:style w:styleId="Heading4" w:type="paragraph">
+    <w:name w:val="heading 4"/>
     <w:basedOn w:val="Normal"/>
     <w:next w:val="BodyText"/>
+    <w:link w:val="Heading4Char"/>
     <w:uiPriority w:val="9"/>
+    <w:semiHidden/>
     <w:unhideWhenUsed/>
     <w:qFormat/>
+    <w:rsid w:val="00A10FD9"/>
     <w:pPr>
       <w:keepNext/>
       <w:keepLines/>
-      <w:spacing w:after="0" w:before="200"/>
-      <w:outlineLvl w:val="2"/>
+      <w:spacing w:after="40" w:before="80"/>
+      <w:outlineLvl w:val="3"/>
     </w:pPr>
     <w:rPr>
-      <w:rFonts w:asciiTheme="majorHAnsi" w:cstheme="majorBidi" w:eastAsiaTheme="majorEastAsia" w:hAnsiTheme="majorHAnsi"/>
-      <w:b/>
-      <w:bCs/>
-      <w:color w:themeColor="accent1" w:val="4F81BD"/>
-      <w:sz w:val="24"/>
-      <w:szCs w:val="24"/>
+      <w:rFonts w:cstheme="majorBidi" w:eastAsiaTheme="majorEastAsia"/>
+      <w:i/>
+      <w:iCs/>
+      <w:color w:themeColor="accent1" w:themeShade="BF" w:val="0F4761"/>
     </w:rPr>
   </w:style>
-  <w:style w:styleId="Heading4" w:type="paragraph">
-    <w:name w:val="Heading 4"/>
+  <w:style w:styleId="Heading5" w:type="paragraph">
+    <w:name w:val="heading 5"/>
     <w:basedOn w:val="Normal"/>
     <w:next w:val="BodyText"/>
+    <w:link w:val="Heading5Char"/>
     <w:uiPriority w:val="9"/>
+    <w:semiHidden/>
     <w:unhideWhenUsed/>
     <w:qFormat/>
+    <w:rsid w:val="00A10FD9"/>
     <w:pPr>
       <w:keepNext/>
       <w:keepLines/>
-      <w:spacing w:after="0" w:before="200"/>
-      <w:outlineLvl w:val="3"/>
+      <w:spacing w:after="40" w:before="80"/>
+      <w:outlineLvl w:val="4"/>
     </w:pPr>
     <w:rPr>
-      <w:rFonts w:asciiTheme="majorHAnsi" w:cstheme="majorBidi" w:eastAsiaTheme="majorEastAsia" w:hAnsiTheme="majorHAnsi"/>
-      <w:i/>
-      <w:bCs/>
-      <w:color w:themeColor="accent1" w:val="4F81BD"/>
-      <w:sz w:val="24"/>
-      <w:szCs w:val="24"/>
+      <w:rFonts w:cstheme="majorBidi" w:eastAsiaTheme="majorEastAsia"/>
+      <w:color w:themeColor="accent1" w:themeShade="BF" w:val="0F4761"/>
     </w:rPr>
   </w:style>
-  <w:style w:styleId="Heading5" w:type="paragraph">
-    <w:name w:val="Heading 5"/>
+  <w:style w:styleId="Heading6" w:type="paragraph">
+    <w:name w:val="heading 6"/>
     <w:basedOn w:val="Normal"/>
     <w:next w:val="BodyText"/>
+    <w:link w:val="Heading6Char"/>
     <w:uiPriority w:val="9"/>
+    <w:semiHidden/>
     <w:unhideWhenUsed/>
     <w:qFormat/>
+    <w:rsid w:val="00A10FD9"/>
     <w:pPr>
       <w:keepNext/>
       <w:keepLines/>
-      <w:spacing w:after="0" w:before="200"/>
-      <w:outlineLvl w:val="4"/>
+      <w:spacing w:after="0" w:before="40"/>
+      <w:outlineLvl w:val="5"/>
     </w:pPr>
     <w:rPr>
-      <w:rFonts w:asciiTheme="majorHAnsi" w:cstheme="majorBidi" w:eastAsiaTheme="majorEastAsia" w:hAnsiTheme="majorHAnsi"/>
+      <w:rFonts w:cstheme="majorBidi" w:eastAsiaTheme="majorEastAsia"/>
+      <w:i/>
       <w:iCs/>
-      <w:color w:themeColor="accent1" w:val="4F81BD"/>
-      <w:sz w:val="24"/>
-      <w:szCs w:val="24"/>
+      <w:color w:themeColor="text1" w:themeTint="A6" w:val="595959"/>
     </w:rPr>
   </w:style>
-  <w:style w:styleId="Heading6" w:type="paragraph">
-    <w:name w:val="Heading 6"/>
+  <w:style w:styleId="Heading7" w:type="paragraph">
+    <w:name w:val="heading 7"/>
     <w:basedOn w:val="Normal"/>
     <w:next w:val="BodyText"/>
+    <w:link w:val="Heading7Char"/>
     <w:uiPriority w:val="9"/>
+    <w:semiHidden/>
     <w:unhideWhenUsed/>
     <w:qFormat/>
+    <w:rsid w:val="00A10FD9"/>
     <w:pPr>
       <w:keepNext/>
       <w:keepLines/>
-      <w:spacing w:after="0" w:before="200"/>
-      <w:outlineLvl w:val="5"/>
+      <w:spacing w:after="0" w:before="40"/>
+      <w:outlineLvl w:val="6"/>
     </w:pPr>
     <w:rPr>
-      <w:rFonts w:asciiTheme="majorHAnsi" w:cstheme="majorBidi" w:eastAsiaTheme="majorEastAsia" w:hAnsiTheme="majorHAnsi"/>
-      <w:color w:themeColor="accent1" w:val="4F81BD"/>
-      <w:sz w:val="24"/>
-      <w:szCs w:val="24"/>
+      <w:rFonts w:cstheme="majorBidi" w:eastAsiaTheme="majorEastAsia"/>
+      <w:color w:themeColor="text1" w:themeTint="A6" w:val="595959"/>
     </w:rPr>
   </w:style>
-  <w:style w:styleId="Heading7" w:type="paragraph">
-    <w:name w:val="Heading 7"/>
+  <w:style w:styleId="Heading8" w:type="paragraph">
+    <w:name w:val="heading 8"/>
     <w:basedOn w:val="Normal"/>
     <w:next w:val="BodyText"/>
+    <w:link w:val="Heading8Char"/>
     <w:uiPriority w:val="9"/>
+    <w:semiHidden/>
     <w:unhideWhenUsed/>
     <w:qFormat/>
+    <w:rsid w:val="00A10FD9"/>
     <w:pPr>
       <w:keepNext/>
       <w:keepLines/>
-      <w:spacing w:after="0" w:before="200"/>
-      <w:outlineLvl w:val="6"/>
+      <w:spacing w:after="0"/>
+      <w:outlineLvl w:val="7"/>
     </w:pPr>
     <w:rPr>
-      <w:rFonts w:asciiTheme="majorHAnsi" w:cstheme="majorBidi" w:eastAsiaTheme="majorEastAsia" w:hAnsiTheme="majorHAnsi"/>
-      <w:color w:themeColor="accent1" w:val="4F81BD"/>
-      <w:sz w:val="24"/>
-      <w:szCs w:val="24"/>
+      <w:rFonts w:cstheme="majorBidi" w:eastAsiaTheme="majorEastAsia"/>
+      <w:i/>
+      <w:iCs/>
+      <w:color w:themeColor="text1" w:themeTint="D8" w:val="272727"/>
     </w:rPr>
   </w:style>
-  <w:style w:styleId="Heading8" w:type="paragraph">
-    <w:name w:val="Heading 8"/>
+  <w:style w:styleId="Heading9" w:type="paragraph">
+    <w:name w:val="heading 9"/>
     <w:basedOn w:val="Normal"/>
     <w:next w:val="BodyText"/>
+    <w:link w:val="Heading9Char"/>
     <w:uiPriority w:val="9"/>
+    <w:semiHidden/>
     <w:unhideWhenUsed/>
     <w:qFormat/>
+    <w:rsid w:val="00A10FD9"/>
     <w:pPr>
       <w:keepNext/>
       <w:keepLines/>
-      <w:spacing w:after="0" w:before="200"/>
-      <w:outlineLvl w:val="7"/>
-    </w:pPr>
-    <w:rPr>
-      <w:rFonts w:asciiTheme="majorHAnsi" w:cstheme="majorBidi" w:eastAsiaTheme="majorEastAsia" w:hAnsiTheme="majorHAnsi"/>
-      <w:color w:themeColor="accent1" w:val="4F81BD"/>
-      <w:sz w:val="24"/>
-      <w:szCs w:val="24"/>
-    </w:rPr>
-  </w:style>
-  <w:style w:styleId="Heading9" w:type="paragraph">
-    <w:name w:val="Heading 9"/>
-    <w:basedOn w:val="Normal"/>
-    <w:next w:val="BodyText"/>
-    <w:uiPriority w:val="9"/>
-    <w:unhideWhenUsed/>
-    <w:qFormat/>
-    <w:pPr>
-      <w:keepNext/>
-      <w:keepLines/>
-      <w:spacing w:after="0" w:before="200"/>
+      <w:spacing w:after="0"/>
       <w:outlineLvl w:val="8"/>
     </w:pPr>
     <w:rPr>
+      <w:rFonts w:cstheme="majorBidi" w:eastAsiaTheme="majorEastAsia"/>
+      <w:color w:themeColor="text1" w:themeTint="D8" w:val="272727"/>
+    </w:rPr>
+  </w:style>
+  <w:style w:customStyle="1" w:styleId="Heading1Char" w:type="character">
+    <w:name w:val="Heading 1 Char"/>
+    <w:basedOn w:val="DefaultParagraphFont"/>
+    <w:link w:val="Heading1"/>
+    <w:uiPriority w:val="9"/>
+    <w:rsid w:val="00A10FD9"/>
+    <w:rPr>
       <w:rFonts w:asciiTheme="majorHAnsi" w:cstheme="majorBidi" w:eastAsiaTheme="majorEastAsia" w:hAnsiTheme="majorHAnsi"/>
-      <w:color w:themeColor="accent1" w:val="4F81BD"/>
-      <w:sz w:val="24"/>
-      <w:szCs w:val="24"/>
+      <w:color w:themeColor="accent1" w:themeShade="BF" w:val="0F4761"/>
+      <w:sz w:val="40"/>
+      <w:szCs w:val="40"/>
+    </w:rPr>
+  </w:style>
+  <w:style w:customStyle="1" w:styleId="Heading2Char" w:type="character">
+    <w:name w:val="Heading 2 Char"/>
+    <w:basedOn w:val="DefaultParagraphFont"/>
+    <w:link w:val="Heading2"/>
+    <w:uiPriority w:val="9"/>
+    <w:semiHidden/>
+    <w:rsid w:val="00A10FD9"/>
+    <w:rPr>
+      <w:rFonts w:asciiTheme="majorHAnsi" w:cstheme="majorBidi" w:eastAsiaTheme="majorEastAsia" w:hAnsiTheme="majorHAnsi"/>
+      <w:color w:themeColor="accent1" w:themeShade="BF" w:val="0F4761"/>
+      <w:sz w:val="32"/>
+      <w:szCs w:val="32"/>
+    </w:rPr>
+  </w:style>
+  <w:style w:customStyle="1" w:styleId="Heading3Char" w:type="character">
+    <w:name w:val="Heading 3 Char"/>
+    <w:basedOn w:val="DefaultParagraphFont"/>
+    <w:link w:val="Heading3"/>
+    <w:uiPriority w:val="9"/>
+    <w:semiHidden/>
+    <w:rsid w:val="00A10FD9"/>
+    <w:rPr>
+      <w:rFonts w:cstheme="majorBidi" w:eastAsiaTheme="majorEastAsia"/>
+      <w:color w:themeColor="accent1" w:themeShade="BF" w:val="0F4761"/>
+      <w:sz w:val="28"/>
+      <w:szCs w:val="28"/>
+    </w:rPr>
+  </w:style>
+  <w:style w:customStyle="1" w:styleId="Heading4Char" w:type="character">
+    <w:name w:val="Heading 4 Char"/>
+    <w:basedOn w:val="DefaultParagraphFont"/>
+    <w:link w:val="Heading4"/>
+    <w:uiPriority w:val="9"/>
+    <w:semiHidden/>
+    <w:rsid w:val="00A10FD9"/>
+    <w:rPr>
+      <w:rFonts w:cstheme="majorBidi" w:eastAsiaTheme="majorEastAsia"/>
+      <w:i/>
+      <w:iCs/>
+      <w:color w:themeColor="accent1" w:themeShade="BF" w:val="0F4761"/>
+    </w:rPr>
+  </w:style>
+  <w:style w:customStyle="1" w:styleId="Heading5Char" w:type="character">
+    <w:name w:val="Heading 5 Char"/>
+    <w:basedOn w:val="DefaultParagraphFont"/>
+    <w:link w:val="Heading5"/>
+    <w:uiPriority w:val="9"/>
+    <w:semiHidden/>
+    <w:rsid w:val="00A10FD9"/>
+    <w:rPr>
+      <w:rFonts w:cstheme="majorBidi" w:eastAsiaTheme="majorEastAsia"/>
+      <w:color w:themeColor="accent1" w:themeShade="BF" w:val="0F4761"/>
+    </w:rPr>
+  </w:style>
+  <w:style w:customStyle="1" w:styleId="Heading6Char" w:type="character">
+    <w:name w:val="Heading 6 Char"/>
+    <w:basedOn w:val="DefaultParagraphFont"/>
+    <w:link w:val="Heading6"/>
+    <w:uiPriority w:val="9"/>
+    <w:semiHidden/>
+    <w:rsid w:val="00A10FD9"/>
+    <w:rPr>
+      <w:rFonts w:cstheme="majorBidi" w:eastAsiaTheme="majorEastAsia"/>
+      <w:i/>
+      <w:iCs/>
+      <w:color w:themeColor="text1" w:themeTint="A6" w:val="595959"/>
+    </w:rPr>
+  </w:style>
+  <w:style w:customStyle="1" w:styleId="Heading7Char" w:type="character">
+    <w:name w:val="Heading 7 Char"/>
+    <w:basedOn w:val="DefaultParagraphFont"/>
+    <w:link w:val="Heading7"/>
+    <w:uiPriority w:val="9"/>
+    <w:semiHidden/>
+    <w:rsid w:val="00A10FD9"/>
+    <w:rPr>
+      <w:rFonts w:cstheme="majorBidi" w:eastAsiaTheme="majorEastAsia"/>
+      <w:color w:themeColor="text1" w:themeTint="A6" w:val="595959"/>
+    </w:rPr>
+  </w:style>
+  <w:style w:customStyle="1" w:styleId="Heading8Char" w:type="character">
+    <w:name w:val="Heading 8 Char"/>
+    <w:basedOn w:val="DefaultParagraphFont"/>
+    <w:link w:val="Heading8"/>
+    <w:uiPriority w:val="9"/>
+    <w:semiHidden/>
+    <w:rsid w:val="00A10FD9"/>
+    <w:rPr>
+      <w:rFonts w:cstheme="majorBidi" w:eastAsiaTheme="majorEastAsia"/>
+      <w:i/>
+      <w:iCs/>
+      <w:color w:themeColor="text1" w:themeTint="D8" w:val="272727"/>
+    </w:rPr>
+  </w:style>
+  <w:style w:customStyle="1" w:styleId="Heading9Char" w:type="character">
+    <w:name w:val="Heading 9 Char"/>
+    <w:basedOn w:val="DefaultParagraphFont"/>
+    <w:link w:val="Heading9"/>
+    <w:uiPriority w:val="9"/>
+    <w:semiHidden/>
+    <w:rsid w:val="00A10FD9"/>
+    <w:rPr>
+      <w:rFonts w:cstheme="majorBidi" w:eastAsiaTheme="majorEastAsia"/>
+      <w:color w:themeColor="text1" w:themeTint="D8" w:val="272727"/>
     </w:rPr>
   </w:style>
   <w:style w:styleId="BlockText" w:type="paragraph">
@@ -7919,6 +7801,18 @@
     <w:uiPriority w:val="9"/>
     <w:unhideWhenUsed/>
     <w:qFormat/>
+  </w:style>
+  <w:style w:styleId="FootnoteBlockText" w:type="paragraph">
+    <w:name w:val="Footnote Block Text"/>
+    <w:basedOn w:val="FootnoteText"/>
+    <w:next w:val="FootnoteText"/>
+    <w:uiPriority w:val="9"/>
+    <w:unhideWhenUsed/>
+    <w:qFormat/>
+    <w:pPr>
+      <w:spacing w:after="100" w:before="100"/>
+      <w:ind w:firstLine="0" w:left="480" w:right="480"/>
+    </w:pPr>
   </w:style>
   <w:style w:default="1" w:styleId="DefaultParagraphFont" w:type="character">
     <w:name w:val="Default Paragraph Font"/>
@@ -7949,10 +7843,10 @@
         <w:jc w:val="left"/>
       </w:trPr>
       <w:tcPr>
-        <w:vAlign w:val="bottom"/>
         <w:tcBorders>
           <w:bottom w:val="single"/>
         </w:tcBorders>
+        <w:vAlign w:val="bottom"/>
       </w:tcPr>
     </w:tblStylePr>
   </w:style>
@@ -8067,8 +7961,8 @@
     <w:name w:val="KeywordTok"/>
     <w:basedOn w:val="VerbatimChar"/>
     <w:rPr>
+      <w:b/>
       <w:color w:val="007020"/>
-      <w:b/>
     </w:rPr>
   </w:style>
   <w:style w:type="character" w:customStyle="1" w:styleId="DataTypeTok">
@@ -8145,42 +8039,42 @@
     <w:name w:val="ImportTok"/>
     <w:basedOn w:val="VerbatimChar"/>
     <w:rPr>
+      <w:b/>
       <w:color w:val="008000"/>
-      <w:b/>
     </w:rPr>
   </w:style>
   <w:style w:type="character" w:customStyle="1" w:styleId="CommentTok">
     <w:name w:val="CommentTok"/>
     <w:basedOn w:val="VerbatimChar"/>
     <w:rPr>
+      <w:i/>
       <w:color w:val="60a0b0"/>
-      <w:i/>
     </w:rPr>
   </w:style>
   <w:style w:type="character" w:customStyle="1" w:styleId="DocumentationTok">
     <w:name w:val="DocumentationTok"/>
     <w:basedOn w:val="VerbatimChar"/>
     <w:rPr>
+      <w:i/>
       <w:color w:val="ba2121"/>
-      <w:i/>
     </w:rPr>
   </w:style>
   <w:style w:type="character" w:customStyle="1" w:styleId="AnnotationTok">
     <w:name w:val="AnnotationTok"/>
     <w:basedOn w:val="VerbatimChar"/>
     <w:rPr>
-      <w:color w:val="60a0b0"/>
       <w:b/>
       <w:i/>
+      <w:color w:val="60a0b0"/>
     </w:rPr>
   </w:style>
   <w:style w:type="character" w:customStyle="1" w:styleId="CommentVarTok">
     <w:name w:val="CommentVarTok"/>
     <w:basedOn w:val="VerbatimChar"/>
     <w:rPr>
-      <w:color w:val="60a0b0"/>
       <w:b/>
       <w:i/>
+      <w:color w:val="60a0b0"/>
     </w:rPr>
   </w:style>
   <w:style w:type="character" w:customStyle="1" w:styleId="OtherTok">
@@ -8208,8 +8102,8 @@
     <w:name w:val="ControlFlowTok"/>
     <w:basedOn w:val="VerbatimChar"/>
     <w:rPr>
+      <w:b/>
       <w:color w:val="007020"/>
-      <w:b/>
     </w:rPr>
   </w:style>
   <w:style w:type="character" w:customStyle="1" w:styleId="OperatorTok">
@@ -8254,34 +8148,34 @@
     <w:name w:val="InformationTok"/>
     <w:basedOn w:val="VerbatimChar"/>
     <w:rPr>
-      <w:color w:val="60a0b0"/>
       <w:b/>
       <w:i/>
+      <w:color w:val="60a0b0"/>
     </w:rPr>
   </w:style>
   <w:style w:type="character" w:customStyle="1" w:styleId="WarningTok">
     <w:name w:val="WarningTok"/>
     <w:basedOn w:val="VerbatimChar"/>
     <w:rPr>
-      <w:color w:val="60a0b0"/>
       <w:b/>
       <w:i/>
+      <w:color w:val="60a0b0"/>
     </w:rPr>
   </w:style>
   <w:style w:type="character" w:customStyle="1" w:styleId="AlertTok">
     <w:name w:val="AlertTok"/>
     <w:basedOn w:val="VerbatimChar"/>
     <w:rPr>
+      <w:b/>
       <w:color w:val="ff0000"/>
-      <w:b/>
     </w:rPr>
   </w:style>
   <w:style w:type="character" w:customStyle="1" w:styleId="ErrorTok">
     <w:name w:val="ErrorTok"/>
     <w:basedOn w:val="VerbatimChar"/>
     <w:rPr>
+      <w:b/>
       <w:color w:val="ff0000"/>
-      <w:b/>
     </w:rPr>
   </w:style>
   <w:style w:type="character" w:customStyle="1" w:styleId="NormalTok">
@@ -8303,44 +8197,44 @@
         <a:sysClr val="window" lastClr="FFFFFF"/>
       </a:lt1>
       <a:dk2>
-        <a:srgbClr val="1F497D"/>
+        <a:srgbClr val="0E2841"/>
       </a:dk2>
       <a:lt2>
-        <a:srgbClr val="EEECE1"/>
+        <a:srgbClr val="E8E8E8"/>
       </a:lt2>
       <a:accent1>
-        <a:srgbClr val="4F81BD"/>
+        <a:srgbClr val="156082"/>
       </a:accent1>
       <a:accent2>
-        <a:srgbClr val="C0504D"/>
+        <a:srgbClr val="E97132"/>
       </a:accent2>
       <a:accent3>
-        <a:srgbClr val="9BBB59"/>
+        <a:srgbClr val="196B24"/>
       </a:accent3>
       <a:accent4>
-        <a:srgbClr val="8064A2"/>
+        <a:srgbClr val="0F9ED5"/>
       </a:accent4>
       <a:accent5>
-        <a:srgbClr val="4BACC6"/>
+        <a:srgbClr val="A02B93"/>
       </a:accent5>
       <a:accent6>
-        <a:srgbClr val="F79646"/>
+        <a:srgbClr val="4EA72E"/>
       </a:accent6>
       <a:hlink>
-        <a:srgbClr val="0000FF"/>
+        <a:srgbClr val="467886"/>
       </a:hlink>
       <a:folHlink>
-        <a:srgbClr val="800080"/>
+        <a:srgbClr val="96607D"/>
       </a:folHlink>
     </a:clrScheme>
     <a:fontScheme name="Office">
       <a:majorFont>
-        <a:latin typeface="Calibri"/>
+        <a:latin typeface="Aptos Display" panose="02110004020202020204"/>
         <a:ea typeface=""/>
         <a:cs typeface=""/>
-        <a:font script="Jpan" typeface="ＭＳ ゴシック"/>
+        <a:font script="Jpan" typeface="游ゴシック Light"/>
         <a:font script="Hang" typeface="맑은 고딕"/>
-        <a:font script="Hans" typeface="宋体"/>
+        <a:font script="Hans" typeface="等线 Light"/>
         <a:font script="Hant" typeface="新細明體"/>
         <a:font script="Arab" typeface="Times New Roman"/>
         <a:font script="Hebr" typeface="Times New Roman"/>
@@ -8367,14 +8261,32 @@
         <a:font script="Mong" typeface="Mongolian Baiti"/>
         <a:font script="Viet" typeface="Times New Roman"/>
         <a:font script="Uigh" typeface="Microsoft Uighur"/>
+        <a:font script="Geor" typeface="Sylfaen"/>
+        <a:font script="Armn" typeface="Arial"/>
+        <a:font script="Bugi" typeface="Leelawadee UI"/>
+        <a:font script="Bopo" typeface="Microsoft JhengHei"/>
+        <a:font script="Java" typeface="Javanese Text"/>
+        <a:font script="Lisu" typeface="Segoe UI"/>
+        <a:font script="Mymr" typeface="Myanmar Text"/>
+        <a:font script="Nkoo" typeface="Ebrima"/>
+        <a:font script="Olck" typeface="Nirmala UI"/>
+        <a:font script="Osma" typeface="Ebrima"/>
+        <a:font script="Phag" typeface="Phagspa"/>
+        <a:font script="Syrn" typeface="Estrangelo Edessa"/>
+        <a:font script="Syrj" typeface="Estrangelo Edessa"/>
+        <a:font script="Syre" typeface="Estrangelo Edessa"/>
+        <a:font script="Sora" typeface="Nirmala UI"/>
+        <a:font script="Tale" typeface="Microsoft Tai Le"/>
+        <a:font script="Talu" typeface="Microsoft New Tai Lue"/>
+        <a:font script="Tfng" typeface="Ebrima"/>
       </a:majorFont>
       <a:minorFont>
-        <a:latin typeface="Cambria"/>
+        <a:latin typeface="Aptos" panose="02110004020202020204"/>
         <a:ea typeface=""/>
         <a:cs typeface=""/>
-        <a:font script="Jpan" typeface="ＭＳ 明朝"/>
+        <a:font script="Jpan" typeface="游明朝"/>
         <a:font script="Hang" typeface="맑은 고딕"/>
-        <a:font script="Hans" typeface="宋体"/>
+        <a:font script="Hans" typeface="等线"/>
         <a:font script="Hant" typeface="新細明體"/>
         <a:font script="Arab" typeface="Arial"/>
         <a:font script="Hebr" typeface="Arial"/>
@@ -8401,6 +8313,24 @@
         <a:font script="Mong" typeface="Mongolian Baiti"/>
         <a:font script="Viet" typeface="Arial"/>
         <a:font script="Uigh" typeface="Microsoft Uighur"/>
+        <a:font script="Geor" typeface="Sylfaen"/>
+        <a:font script="Armn" typeface="Arial"/>
+        <a:font script="Bugi" typeface="Leelawadee UI"/>
+        <a:font script="Bopo" typeface="Microsoft JhengHei"/>
+        <a:font script="Java" typeface="Javanese Text"/>
+        <a:font script="Lisu" typeface="Segoe UI"/>
+        <a:font script="Mymr" typeface="Myanmar Text"/>
+        <a:font script="Nkoo" typeface="Ebrima"/>
+        <a:font script="Olck" typeface="Nirmala UI"/>
+        <a:font script="Osma" typeface="Ebrima"/>
+        <a:font script="Phag" typeface="Phagspa"/>
+        <a:font script="Syrn" typeface="Estrangelo Edessa"/>
+        <a:font script="Syrj" typeface="Estrangelo Edessa"/>
+        <a:font script="Syre" typeface="Estrangelo Edessa"/>
+        <a:font script="Sora" typeface="Nirmala UI"/>
+        <a:font script="Tale" typeface="Microsoft Tai Le"/>
+        <a:font script="Talu" typeface="Microsoft New Tai Lue"/>
+        <a:font script="Tfng" typeface="Ebrima"/>
       </a:minorFont>
     </a:fontScheme>
     <a:fmtScheme name="Office">
@@ -8412,200 +8342,141 @@
           <a:gsLst>
             <a:gs pos="0">
               <a:schemeClr val="phClr">
-                <a:tint val="50000"/>
-                <a:satMod val="300000"/>
+                <a:lumMod val="110000"/>
+                <a:satMod val="105000"/>
+                <a:tint val="67000"/>
               </a:schemeClr>
             </a:gs>
-            <a:gs pos="35000">
+            <a:gs pos="50000">
               <a:schemeClr val="phClr">
-                <a:tint val="37000"/>
-                <a:satMod val="300000"/>
+                <a:lumMod val="105000"/>
+                <a:satMod val="103000"/>
+                <a:tint val="73000"/>
               </a:schemeClr>
             </a:gs>
             <a:gs pos="100000">
               <a:schemeClr val="phClr">
-                <a:tint val="15000"/>
-                <a:satMod val="350000"/>
+                <a:lumMod val="105000"/>
+                <a:satMod val="109000"/>
+                <a:tint val="81000"/>
               </a:schemeClr>
             </a:gs>
           </a:gsLst>
-          <a:lin ang="16200000" scaled="1"/>
+          <a:lin ang="5400000" scaled="0"/>
         </a:gradFill>
         <a:gradFill rotWithShape="1">
           <a:gsLst>
             <a:gs pos="0">
               <a:schemeClr val="phClr">
-                <a:tint val="100000"/>
+                <a:satMod val="103000"/>
+                <a:lumMod val="102000"/>
+                <a:tint val="94000"/>
+              </a:schemeClr>
+            </a:gs>
+            <a:gs pos="50000">
+              <a:schemeClr val="phClr">
+                <a:satMod val="110000"/>
+                <a:lumMod val="100000"/>
                 <a:shade val="100000"/>
-                <a:satMod val="130000"/>
               </a:schemeClr>
             </a:gs>
             <a:gs pos="100000">
               <a:schemeClr val="phClr">
-                <a:tint val="50000"/>
-                <a:shade val="100000"/>
-                <a:satMod val="350000"/>
+                <a:lumMod val="99000"/>
+                <a:satMod val="120000"/>
+                <a:shade val="78000"/>
               </a:schemeClr>
             </a:gs>
           </a:gsLst>
-          <a:lin ang="16200000" scaled="0"/>
+          <a:lin ang="5400000" scaled="0"/>
         </a:gradFill>
       </a:fillStyleLst>
       <a:lnStyleLst>
-        <a:ln w="9525" cap="flat" cmpd="sng" algn="ctr">
-          <a:solidFill>
-            <a:schemeClr val="phClr">
-              <a:shade val="95000"/>
-              <a:satMod val="105000"/>
-            </a:schemeClr>
-          </a:solidFill>
-          <a:prstDash val="solid"/>
-        </a:ln>
-        <a:ln w="25400" cap="flat" cmpd="sng" algn="ctr">
+        <a:ln w="6350" cap="flat" cmpd="sng" algn="ctr">
           <a:solidFill>
             <a:schemeClr val="phClr"/>
           </a:solidFill>
           <a:prstDash val="solid"/>
+          <a:miter lim="800000"/>
         </a:ln>
-        <a:ln w="38100" cap="flat" cmpd="sng" algn="ctr">
+        <a:ln w="12700" cap="flat" cmpd="sng" algn="ctr">
           <a:solidFill>
             <a:schemeClr val="phClr"/>
           </a:solidFill>
           <a:prstDash val="solid"/>
+          <a:miter lim="800000"/>
+        </a:ln>
+        <a:ln w="19050" cap="flat" cmpd="sng" algn="ctr">
+          <a:solidFill>
+            <a:schemeClr val="phClr"/>
+          </a:solidFill>
+          <a:prstDash val="solid"/>
+          <a:miter lim="800000"/>
         </a:ln>
       </a:lnStyleLst>
       <a:effectStyleLst>
         <a:effectStyle>
+          <a:effectLst/>
+        </a:effectStyle>
+        <a:effectStyle>
+          <a:effectLst/>
+        </a:effectStyle>
+        <a:effectStyle>
           <a:effectLst>
-            <a:outerShdw blurRad="40000" dist="20000" dir="5400000" rotWithShape="0">
+            <a:outerShdw blurRad="57150" dist="19050" dir="5400000" algn="ctr" rotWithShape="0">
               <a:srgbClr val="000000">
-                <a:alpha val="38000"/>
+                <a:alpha val="63000"/>
               </a:srgbClr>
             </a:outerShdw>
           </a:effectLst>
-        </a:effectStyle>
-        <a:effectStyle>
-          <a:effectLst>
-            <a:outerShdw blurRad="40000" dist="23000" dir="5400000" rotWithShape="0">
-              <a:srgbClr val="000000">
-                <a:alpha val="35000"/>
-              </a:srgbClr>
-            </a:outerShdw>
-          </a:effectLst>
-        </a:effectStyle>
-        <a:effectStyle>
-          <a:effectLst>
-            <a:outerShdw blurRad="40000" dist="23000" dir="5400000" rotWithShape="0">
-              <a:srgbClr val="000000">
-                <a:alpha val="35000"/>
-              </a:srgbClr>
-            </a:outerShdw>
-          </a:effectLst>
-          <a:scene3d>
-            <a:camera prst="orthographicFront">
-              <a:rot lat="0" lon="0" rev="0"/>
-            </a:camera>
-            <a:lightRig rig="threePt" dir="t">
-              <a:rot lat="0" lon="0" rev="1200000"/>
-            </a:lightRig>
-          </a:scene3d>
-          <a:sp3d>
-            <a:bevelT w="63500" h="25400"/>
-          </a:sp3d>
         </a:effectStyle>
       </a:effectStyleLst>
       <a:bgFillStyleLst>
         <a:solidFill>
           <a:schemeClr val="phClr"/>
         </a:solidFill>
+        <a:solidFill>
+          <a:schemeClr val="phClr">
+            <a:tint val="95000"/>
+            <a:satMod val="170000"/>
+          </a:schemeClr>
+        </a:solidFill>
         <a:gradFill rotWithShape="1">
           <a:gsLst>
             <a:gs pos="0">
               <a:schemeClr val="phClr">
-                <a:tint val="40000"/>
-                <a:satMod val="350000"/>
+                <a:tint val="93000"/>
+                <a:satMod val="150000"/>
+                <a:shade val="98000"/>
+                <a:lumMod val="102000"/>
               </a:schemeClr>
             </a:gs>
-            <a:gs pos="40000">
+            <a:gs pos="50000">
               <a:schemeClr val="phClr">
-                <a:tint val="45000"/>
-                <a:shade val="99000"/>
-                <a:satMod val="350000"/>
+                <a:tint val="98000"/>
+                <a:satMod val="130000"/>
+                <a:shade val="90000"/>
+                <a:lumMod val="103000"/>
               </a:schemeClr>
             </a:gs>
             <a:gs pos="100000">
               <a:schemeClr val="phClr">
-                <a:shade val="20000"/>
-                <a:satMod val="255000"/>
+                <a:shade val="63000"/>
+                <a:satMod val="120000"/>
               </a:schemeClr>
             </a:gs>
           </a:gsLst>
-          <a:path path="circle">
-            <a:fillToRect l="50000" t="-80000" r="50000" b="180000"/>
-          </a:path>
-        </a:gradFill>
-        <a:gradFill rotWithShape="1">
-          <a:gsLst>
-            <a:gs pos="0">
-              <a:schemeClr val="phClr">
-                <a:tint val="80000"/>
-                <a:satMod val="300000"/>
-              </a:schemeClr>
-            </a:gs>
-            <a:gs pos="100000">
-              <a:schemeClr val="phClr">
-                <a:shade val="30000"/>
-                <a:satMod val="200000"/>
-              </a:schemeClr>
-            </a:gs>
-          </a:gsLst>
-          <a:path path="circle">
-            <a:fillToRect l="50000" t="50000" r="50000" b="50000"/>
-          </a:path>
+          <a:lin ang="5400000" scaled="0"/>
         </a:gradFill>
       </a:bgFillStyleLst>
     </a:fmtScheme>
   </a:themeElements>
-  <a:objectDefaults>
-    <a:spDef>
-      <a:spPr/>
-      <a:bodyPr/>
-      <a:lstStyle/>
-      <a:style>
-        <a:lnRef idx="1">
-          <a:schemeClr val="accent1"/>
-        </a:lnRef>
-        <a:fillRef idx="3">
-          <a:schemeClr val="accent1"/>
-        </a:fillRef>
-        <a:effectRef idx="2">
-          <a:schemeClr val="accent1"/>
-        </a:effectRef>
-        <a:fontRef idx="minor">
-          <a:schemeClr val="lt1"/>
-        </a:fontRef>
-      </a:style>
-    </a:spDef>
-    <a:lnDef>
-      <a:spPr/>
-      <a:bodyPr/>
-      <a:lstStyle/>
-      <a:style>
-        <a:lnRef idx="2">
-          <a:schemeClr val="accent1"/>
-        </a:lnRef>
-        <a:fillRef idx="0">
-          <a:schemeClr val="accent1"/>
-        </a:fillRef>
-        <a:effectRef idx="1">
-          <a:schemeClr val="accent1"/>
-        </a:effectRef>
-        <a:fontRef idx="minor">
-          <a:schemeClr val="tx1"/>
-        </a:fontRef>
-      </a:style>
-    </a:lnDef>
-  </a:objectDefaults>
+  <a:objectDefaults/>
   <a:extraClrSchemeLst/>
+  <a:extLst>
+    <a:ext uri="{05A4C25C-085E-4340-85A3-A5531E510DB2}">
+      <thm15:themeFamily xmlns:thm15="http://schemas.microsoft.com/office/thememl/2012/main" name="Office Theme" id="{2E142A2C-CD16-42D6-873A-C26D2A0506FA}" vid="{1BDDFF52-6CD6-40A5-AB3C-68EB2F1E4D0A}"/>
+    </a:ext>
+  </a:extLst>
 </a:theme>
 </file>